--- a/docs/defense/docx/Arciel_Baez_Zamora_Presentation_TR.docx
+++ b/docs/defense/docx/Arciel_Baez_Zamora_Presentation_TR.docx
@@ -52,7 +52,7 @@
         <w:t xml:space="preserve"> </w:t>
       </w:r>
       <w:r>
-        <w:t xml:space="preserve">Bu, Arciel Baez Zamora’nın bireysel sunum metnidir. OpenNutri projesi üç kişi tarafından kuruldu; işler şöyle bölünür:</w:t>
+        <w:t xml:space="preserve">Bu, Arciel Baez Zamora’nın bireysel sunum metnidir. OpenNutri’yi üç kişi geliştirdi; işler şöyle bölünüyor:</w:t>
       </w:r>
     </w:p>
     <w:p>
@@ -73,7 +73,7 @@
         <w:t xml:space="preserve"> </w:t>
       </w:r>
       <w:r>
-        <w:t xml:space="preserve">Supabase veritabanı (şema, RLS, RPC sözleşmesi, iş akışı motoru), üç-aşamalı YZ çıkarım kademesi, deterministik normalleştirici ve güven-kapılı yönlendirme, makale-keşif tarayıcısı, geri besleme-öğrenme döngüsü, gözetimsiz günlük-operasyon otomasyonu, referans-veri ETL’i, depolama/çıkış/PDF-teslim sağlamlaştırması, test paketi ve dokümantasyon. (~31.800 backend/ops/şema satırı; tek başına</w:t>
+        <w:t xml:space="preserve">Supabase veritabanı (şema, RLS, RPC sözleşmesi, iş akışı motoru), üç aşamalı yapay zekâ çıkarım kademesi, deterministik normalleştirici ve güvene göre yönlendirme, makale tarayıcısı (crawler), geri besleme ile öğrenme döngüsü, gözetimsiz çalışan günlük operasyon otomasyonu, referans verisi ETL’i, depolama/çıkış (egress)/PDF teslimi optimizasyonu, test paketi ve dokümantasyon. (~31.800 satır backend/operasyon/şema kodu; yalnızca</w:t>
       </w:r>
       <w:r>
         <w:t xml:space="preserve"> </w:t>
@@ -109,7 +109,7 @@
         <w:t xml:space="preserve"> </w:t>
       </w:r>
       <w:r>
-        <w:t xml:space="preserve">PDF kanıt motoru, etiketleme çalışma alanı, gıda/besin otomatik tamamlaması ve kokpit/iş akışı görünümleri.</w:t>
+        <w:t xml:space="preserve">PDF kanıt motoru, etiketleme çalışma alanı, gıda/besin otomatik tamamlama ve kokpit/iş akışı ekranları.</w:t>
       </w:r>
     </w:p>
     <w:p>
@@ -124,7 +124,7 @@
         <w:rPr>
           <w:b/>
         </w:rPr>
-        <w:t xml:space="preserve">Duc Huan Ngo — yeniden kullanılabilir &amp; full-stack parçalar:</w:t>
+        <w:t xml:space="preserve">Duc Huan Ngo — yeniden kullanılabilir ve full-stack parçalar:</w:t>
       </w:r>
       <w:r>
         <w:t xml:space="preserve"> </w:t>
@@ -139,7 +139,7 @@
         <w:t xml:space="preserve"> </w:t>
       </w:r>
       <w:r>
-        <w:t xml:space="preserve">motoru, öneriler/ekler özelliği, parola-sıfırlama düzeltmesi, eski çakışma sistemi, tema merkezileştirmesi, sonsuz kaydırma.</w:t>
+        <w:t xml:space="preserve">motoru, öneriler/ekler özelliği, parola sıfırlama düzeltmesi, eski çakışma (conflict) sistemi, tema merkezileştirmesi, sonsuz kaydırma.</w:t>
       </w:r>
     </w:p>
     <w:p>
@@ -147,7 +147,7 @@
         <w:pStyle w:val="BlockText"/>
       </w:pPr>
       <w:r>
-        <w:t xml:space="preserve">Bu belge</w:t>
+        <w:t xml:space="preserve">Belge</w:t>
       </w:r>
       <w:r>
         <w:t xml:space="preserve"> </w:t>
@@ -183,10 +183,7 @@
         <w:t xml:space="preserve">)</w:t>
       </w:r>
       <w:r>
-        <w:t xml:space="preserve"> </w:t>
-      </w:r>
-      <w:r>
-        <w:t xml:space="preserve">Arciel olarak yazılmıştır ve beş bölüme ayrılır:</w:t>
+        <w:t xml:space="preserve">, Arciel’in ağzından yazılmıştır ve beş bölümden oluşur:</w:t>
       </w:r>
       <w:r>
         <w:t xml:space="preserve"> </w:t>
@@ -231,7 +228,7 @@
         <w:t xml:space="preserve"> </w:t>
       </w:r>
       <w:r>
-        <w:t xml:space="preserve">benim parçam ne ve neden gerekli ·</w:t>
+        <w:t xml:space="preserve">benim parçam ne, neden gerekli ·</w:t>
       </w:r>
       <w:r>
         <w:t xml:space="preserve"> </w:t>
@@ -246,7 +243,7 @@
         <w:t xml:space="preserve"> </w:t>
       </w:r>
       <w:r>
-        <w:t xml:space="preserve">yaptığım her şey, tek tek (neden gerekli · nasıl yaptım · zor kısım · teknolojiler · dosyalar &amp; satır sayıları) ·</w:t>
+        <w:t xml:space="preserve">yaptığım her şey, tek tek (neden gerekli · nasıl yaptım · işin zor kısmı · teknolojiler · dosyalar ve satır sayıları) ·</w:t>
       </w:r>
       <w:r>
         <w:t xml:space="preserve"> </w:t>
@@ -261,7 +258,7 @@
         <w:t xml:space="preserve"> </w:t>
       </w:r>
       <w:r>
-        <w:t xml:space="preserve">bitiş özeti.</w:t>
+        <w:t xml:space="preserve">kapanış özeti.</w:t>
       </w:r>
     </w:p>
     <w:p>
@@ -269,7 +266,7 @@
         <w:pStyle w:val="BlockText"/>
       </w:pPr>
       <w:r>
-        <w:t xml:space="preserve">Bu belgenin İngilizce sürümü ayrı bir dosyadadır:</w:t>
+        <w:t xml:space="preserve">Bu belgenin İngilizcesi ayrı bir dosyada:</w:t>
       </w:r>
       <w:r>
         <w:t xml:space="preserve"> </w:t>
@@ -321,7 +318,7 @@
         <w:t xml:space="preserve"> </w:t>
       </w:r>
       <w:r>
-        <w:t xml:space="preserve">— bir gıdanın ne kadar protein, yağ, demir ya da C vitamini içerdiği — her besin etiketinin, diyet uygulamasının ve beslenme kılavuzunun arkasındadır. Ama bu veri hâlâ</w:t>
+        <w:t xml:space="preserve">— bir gıdanın ne kadar protein, yağ, demir ya da C vitamini içerdiği — her besin etiketinin, diyet uygulamasının ve beslenme kılavuzunun arkasında durur. Ama bu veri hâlâ</w:t>
       </w:r>
       <w:r>
         <w:t xml:space="preserve"> </w:t>
@@ -336,31 +333,31 @@
         <w:t xml:space="preserve"> </w:t>
       </w:r>
       <w:r>
-        <w:t xml:space="preserve">kurulur: uzmanlar bilimsel makaleleri okur ve</w:t>
-      </w:r>
-      <w:r>
-        <w:t xml:space="preserve"> </w:t>
-      </w:r>
-      <w:r>
-        <w:rPr>
-          <w:b/>
-        </w:rPr>
-        <w:t xml:space="preserve">sayıları tek tek veritabanına yazar.</w:t>
-      </w:r>
-      <w:r>
-        <w:t xml:space="preserve"> </w:t>
-      </w:r>
-      <w:r>
-        <w:t xml:space="preserve">Bu yavaş ve pahalı olduğundan veritabanları dar kalır ve hızla eskir. Verinin kendisi zaten mevcuttur — sürekli yayımlanır, yalnızca yapısız PDF’lerin içinde kilitlidir — ama onu elle çıkarmak ölçeklenmez, denetimsiz bir yapay zekâya okutmak ise bir besin etiketinde güvenilemeyecek kadar çok yanlış sayı üretir.</w:t>
+        <w:t xml:space="preserve">üretiliyor: uzmanlar bilimsel makaleleri okuyup sayıları</w:t>
+      </w:r>
+      <w:r>
+        <w:t xml:space="preserve"> </w:t>
+      </w:r>
+      <w:r>
+        <w:rPr>
+          <w:b/>
+        </w:rPr>
+        <w:t xml:space="preserve">tek tek veritabanına yazıyor.</w:t>
+      </w:r>
+      <w:r>
+        <w:t xml:space="preserve"> </w:t>
+      </w:r>
+      <w:r>
+        <w:t xml:space="preserve">Bu hem yavaş hem pahalı olduğu için veritabanları dar kalıyor ve hızla güncelliğini yitiriyor. Aslında veri zaten var — sürekli yayımlanıyor, sadece yapısı belirsiz PDF’lerin içine gömülü. Ama bunu elle çıkarmak ölçeklenmiyor; bir yapay zekâya denetimsiz okutmak ise bir besin etiketinde güvenilemeyecek kadar çok hatalı sayı üretiyor.</w:t>
       </w:r>
     </w:p>
     <w:p>
       <w:pPr>
         <w:pStyle w:val="Heading2"/>
       </w:pPr>
-      <w:bookmarkStart w:id="22" w:name="biz-bunu-ekip-olarak-nasıl-çözdük"/>
-      <w:r>
-        <w:t xml:space="preserve">2. Biz bunu (ekip olarak) nasıl çözdük?</w:t>
+      <w:bookmarkStart w:id="22" w:name="bunu-ekip-olarak-nasıl-çözdük"/>
+      <w:r>
+        <w:t xml:space="preserve">2. Bunu (ekip olarak) nasıl çözdük?</w:t>
       </w:r>
       <w:bookmarkEnd w:id="22"/>
     </w:p>
@@ -375,22 +372,22 @@
         <w:t xml:space="preserve">OpenNutri</w:t>
       </w:r>
       <w:r>
-        <w:t xml:space="preserve">’yi kurduk: her makaleyi sıfırdan bir insanın okuması yerine,</w:t>
-      </w:r>
-      <w:r>
-        <w:t xml:space="preserve"> </w:t>
-      </w:r>
-      <w:r>
-        <w:rPr>
-          <w:b/>
-        </w:rPr>
-        <w:t xml:space="preserve">yapay zekâ okuyup sayıları önerir, insan ise yapay zekânın emin olmadığı makaleleri doğrular.</w:t>
-      </w:r>
-      <w:r>
-        <w:t xml:space="preserve"> </w:t>
-      </w:r>
-      <w:r>
-        <w:t xml:space="preserve">Üç parçaya ayrılır:</w:t>
+        <w:t xml:space="preserve">’yi geliştirdik. Her makaleyi bir insanın sıfırdan okuması yerine,</w:t>
+      </w:r>
+      <w:r>
+        <w:t xml:space="preserve"> </w:t>
+      </w:r>
+      <w:r>
+        <w:rPr>
+          <w:b/>
+        </w:rPr>
+        <w:t xml:space="preserve">yapay zekâ makaleyi okuyup sayıları öneriyor; insan ise yalnızca yapay zekânın emin olmadıklarını doğruluyor.</w:t>
+      </w:r>
+      <w:r>
+        <w:t xml:space="preserve"> </w:t>
+      </w:r>
+      <w:r>
+        <w:t xml:space="preserve">Sistem üç parçaya ayrılıyor:</w:t>
       </w:r>
     </w:p>
     <w:p>
@@ -411,7 +408,7 @@
         <w:t xml:space="preserve"> </w:t>
       </w:r>
       <w:r>
-        <w:t xml:space="preserve">(ben) — ilgili makaleleri bulur, PDF’leri indirir ve üzerlerinde YZ modelleri çalıştırarak</w:t>
+        <w:t xml:space="preserve">(ben) — ilgili makaleleri bulur, PDF’lerini indirir, üzerlerinde yapay zekâ modelleri çalıştırarak</w:t>
       </w:r>
       <w:r>
         <w:t xml:space="preserve"> </w:t>
@@ -426,7 +423,7 @@
         <w:t xml:space="preserve"> </w:t>
       </w:r>
       <w:r>
-        <w:t xml:space="preserve">besin değerleri üretir — ve hangi adayların otomatik tutulacak kadar güvenilir, hangilerinin bir insana gerek duyduğuna karar verir.</w:t>
+        <w:t xml:space="preserve">besin değerleri üretir ve hangi adayların otomatik kabul edilecek kadar güvenilir, hangilerinin bir insana ihtiyaç duyduğuna karar verir.</w:t>
       </w:r>
     </w:p>
     <w:p>
@@ -479,16 +476,16 @@
         <w:rPr>
           <w:b/>
         </w:rPr>
-        <w:t xml:space="preserve">Benim parçam backend’in tamamı — insandan önce ve insanın etrafında olan her şey, ve insanın uygulamasının üzerine kurulduğu veritabanı sözleşmesi. Bu belgenin geri kalanı bununla ilgilidir.</w:t>
+        <w:t xml:space="preserve">Benim parçam backend’in tamamı: insandan önce ve insanın çevresinde olan her şey ve insanın kullandığı uygulamanın üzerine kurulduğu veritabanı sözleşmesi. Bu belgenin geri kalanı onunla ilgili.</w:t>
       </w:r>
     </w:p>
     <w:p>
       <w:pPr>
         <w:pStyle w:val="Heading2"/>
       </w:pPr>
-      <w:bookmarkStart w:id="23" w:name="Xe635e9e2c29e922ee6923ad5030b1f8817fdde0"/>
-      <w:r>
-        <w:t xml:space="preserve">3. Benim parçam ne, neden gerekli ve neyi yaptım?</w:t>
+      <w:bookmarkStart w:id="23" w:name="Xbe8ffd6ec174f7365080902e734b8e840d30288"/>
+      <w:r>
+        <w:t xml:space="preserve">3. Benim parçam ne, neden gerekli ve ne yaptım?</w:t>
       </w:r>
       <w:bookmarkEnd w:id="23"/>
     </w:p>
@@ -506,7 +503,7 @@
         <w:t xml:space="preserve"> </w:t>
       </w:r>
       <w:r>
-        <w:t xml:space="preserve">— veritabanı, YZ hattı, tarayıcı, öğrenme döngüsü ve bunların hepsini gözetimsiz, ücretsiz altyapı üzerinde, her beş dakikada bir çalıştıran otomasyon.</w:t>
+        <w:t xml:space="preserve">— veritabanı, yapay zekâ hattı, makale tarayıcısı, öğrenme döngüsü ve bunların hepsini ücretsiz altyapıda, gözetimsiz, beş dakikada bir çalıştıran otomasyon.</w:t>
       </w:r>
     </w:p>
     <w:p>
@@ -517,13 +514,13 @@
         <w:rPr>
           <w:b/>
         </w:rPr>
-        <w:t xml:space="preserve">Neden gerekli.</w:t>
-      </w:r>
-      <w:r>
-        <w:t xml:space="preserve"> </w:t>
-      </w:r>
-      <w:r>
-        <w:t xml:space="preserve">Frontend, ancak kendisine ulaşan şey kadar iyi olabilir. Birinin tüm bilimsel literatürden</w:t>
+        <w:t xml:space="preserve">Neden gerekli?</w:t>
+      </w:r>
+      <w:r>
+        <w:t xml:space="preserve"> </w:t>
+      </w:r>
+      <w:r>
+        <w:t xml:space="preserve">Frontend, ancak kendisine ulaşan veri kadar iyi olabilir. Birinin tüm bilimsel literatürden doğru makaleleri</w:t>
       </w:r>
       <w:r>
         <w:t xml:space="preserve"> </w:t>
@@ -532,13 +529,10 @@
         <w:rPr>
           <w:i/>
         </w:rPr>
-        <w:t xml:space="preserve">doğru</w:t>
-      </w:r>
-      <w:r>
-        <w:t xml:space="preserve"> </w:t>
-      </w:r>
-      <w:r>
-        <w:t xml:space="preserve">makaleleri</w:t>
+        <w:t xml:space="preserve">bulması</w:t>
+      </w:r>
+      <w:r>
+        <w:t xml:space="preserve">, PDF’leri zorlu yayıncı sitelerinden</w:t>
       </w:r>
       <w:r>
         <w:t xml:space="preserve"> </w:t>
@@ -547,10 +541,10 @@
         <w:rPr>
           <w:i/>
         </w:rPr>
-        <w:t xml:space="preserve">bulması</w:t>
-      </w:r>
-      <w:r>
-        <w:t xml:space="preserve">, PDF’leri düşman yayıncı sitelerinden</w:t>
+        <w:t xml:space="preserve">indirmesi</w:t>
+      </w:r>
+      <w:r>
+        <w:t xml:space="preserve">, onları modellerle yeterince ucuza</w:t>
       </w:r>
       <w:r>
         <w:t xml:space="preserve"> </w:t>
@@ -559,10 +553,10 @@
         <w:rPr>
           <w:i/>
         </w:rPr>
-        <w:t xml:space="preserve">çekmesi</w:t>
-      </w:r>
-      <w:r>
-        <w:t xml:space="preserve">, onları modellerle</w:t>
+        <w:t xml:space="preserve">okuması</w:t>
+      </w:r>
+      <w:r>
+        <w:t xml:space="preserve">, hangi sonuçların güvenilir, hangilerinin bir insana muhtaç olduğuna</w:t>
       </w:r>
       <w:r>
         <w:t xml:space="preserve"> </w:t>
@@ -571,13 +565,10 @@
         <w:rPr>
           <w:i/>
         </w:rPr>
-        <w:t xml:space="preserve">karşılanabilir</w:t>
-      </w:r>
-      <w:r>
-        <w:t xml:space="preserve"> </w:t>
-      </w:r>
-      <w:r>
-        <w:t xml:space="preserve">derecede ucuza</w:t>
+        <w:t xml:space="preserve">karar vermesi</w:t>
+      </w:r>
+      <w:r>
+        <w:t xml:space="preserve">, her şeyi etiketleyicilerin, inceleyicilerin ve otomasyonun yalnızca kendi yetkileri kadarını yapabildiği bir güvenlik modeli altında</w:t>
       </w:r>
       <w:r>
         <w:t xml:space="preserve"> </w:t>
@@ -586,10 +577,25 @@
         <w:rPr>
           <w:i/>
         </w:rPr>
-        <w:t xml:space="preserve">okuması</w:t>
-      </w:r>
-      <w:r>
-        <w:t xml:space="preserve">, hangi sonuçların güvenilir hangilerinin bir insana muhtaç olduğuna</w:t>
+        <w:t xml:space="preserve">saklaması</w:t>
+      </w:r>
+      <w:r>
+        <w:t xml:space="preserve"> </w:t>
+      </w:r>
+      <w:r>
+        <w:t xml:space="preserve">ve</w:t>
+      </w:r>
+      <w:r>
+        <w:t xml:space="preserve"> </w:t>
+      </w:r>
+      <w:r>
+        <w:rPr>
+          <w:b/>
+        </w:rPr>
+        <w:t xml:space="preserve">tüm sistemi</w:t>
+      </w:r>
+      <w:r>
+        <w:t xml:space="preserve">, sunucu ve bütçe olmadan</w:t>
       </w:r>
       <w:r>
         <w:t xml:space="preserve"> </w:t>
@@ -598,10 +604,56 @@
         <w:rPr>
           <w:i/>
         </w:rPr>
-        <w:t xml:space="preserve">karar vermesi</w:t>
-      </w:r>
-      <w:r>
-        <w:t xml:space="preserve">, hepsini etiketleyicilerin, inceleyicilerin ve otomasyonun her birinin tam doğru işi yapmasına izin veren bir güvenlik modeli altında</w:t>
+        <w:t xml:space="preserve">ayakta tutması</w:t>
+      </w:r>
+      <w:r>
+        <w:t xml:space="preserve"> </w:t>
+      </w:r>
+      <w:r>
+        <w:t xml:space="preserve">gerekiyor. Backend işte bu. O olmadan ne kuyruk olur, ne yapay zekâ ön doldurması, ne vurgulanacak kanıt, ne onaylanacak bir doğru veri, ne de tarayıcının öğreneceği bir şey.</w:t>
+      </w:r>
+    </w:p>
+    <w:p>
+      <w:pPr>
+        <w:pStyle w:val="BodyText"/>
+      </w:pPr>
+      <w:r>
+        <w:t xml:space="preserve">Ayrıca projenin asıl riski de burada: sistemin otomatik kabul ettiği yanlış bir sayı doğrudan bir gıda veritabanına girer; hatalı bir RLS politikası özel veriyi sızdırır; takılı kalan bir işçi (worker) tüm hattı durdurur; yanlış makaleleri kabul eden bir tarayıcı kıt model kotasını ve etiketleyicilerin zamanını boşa harcar. Backend,</w:t>
+      </w:r>
+      <w:r>
+        <w:t xml:space="preserve"> </w:t>
+      </w:r>
+      <w:r>
+        <w:t xml:space="preserve">“</w:t>
+      </w:r>
+      <w:r>
+        <w:t xml:space="preserve">doğru, ucuz ve gözetimsiz</w:t>
+      </w:r>
+      <w:r>
+        <w:t xml:space="preserve">”</w:t>
+      </w:r>
+      <w:r>
+        <w:t xml:space="preserve"> </w:t>
+      </w:r>
+      <w:r>
+        <w:t xml:space="preserve">üçlüsünün aynı anda sağlanması gereken yer.</w:t>
+      </w:r>
+    </w:p>
+    <w:p>
+      <w:pPr>
+        <w:pStyle w:val="BodyText"/>
+      </w:pPr>
+      <w:r>
+        <w:rPr>
+          <w:b/>
+        </w:rPr>
+        <w:t xml:space="preserve">Tek cümleyle ne yaptım:</w:t>
+      </w:r>
+      <w:r>
+        <w:t xml:space="preserve"> </w:t>
+      </w:r>
+      <w:r>
+        <w:t xml:space="preserve">Kendi kendine çalışan bir araştırma hattı kurdum. Bu hat literatürü tarar, PDF’leri almak için yayıncı bot duvarlarını aşar, üç modelli bir huniyle günde ~1.500 makaleyi eler (huni ~20 pahalı çıkarımını en iyi adaylara harcar), her modelin serbest biçimli çıktısını bir insanın göndereceği yapıyla</w:t>
       </w:r>
       <w:r>
         <w:t xml:space="preserve"> </w:t>
@@ -610,95 +662,13 @@
         <w:rPr>
           <w:i/>
         </w:rPr>
-        <w:t xml:space="preserve">saklaması</w:t>
-      </w:r>
-      <w:r>
-        <w:t xml:space="preserve"> </w:t>
-      </w:r>
-      <w:r>
-        <w:t xml:space="preserve">ve</w:t>
-      </w:r>
-      <w:r>
-        <w:t xml:space="preserve"> </w:t>
-      </w:r>
-      <w:r>
-        <w:rPr>
-          <w:b/>
-        </w:rPr>
-        <w:t xml:space="preserve">tüm makineyi</w:t>
-      </w:r>
-      <w:r>
-        <w:t xml:space="preserve">, sunucu ve bütçe olmadan</w:t>
-      </w:r>
-      <w:r>
-        <w:t xml:space="preserve"> </w:t>
-      </w:r>
-      <w:r>
-        <w:rPr>
-          <w:i/>
-        </w:rPr>
-        <w:t xml:space="preserve">çalışır tutması</w:t>
-      </w:r>
-      <w:r>
-        <w:t xml:space="preserve"> </w:t>
-      </w:r>
-      <w:r>
-        <w:t xml:space="preserve">gerekir. Backend budur. O olmadan ne kuyruk, ne YZ ön-doldurması, ne vurgulanacak kanıt, ne onaylanacak gerçek, ne de tarayıcının öğreneceği bir şey vardır.</w:t>
-      </w:r>
-    </w:p>
-    <w:p>
-      <w:pPr>
-        <w:pStyle w:val="BodyText"/>
-      </w:pPr>
-      <w:r>
-        <w:t xml:space="preserve">Ve projenin asıl riskini taşır: sistemin otomatik kabul ettiği yanlış bir sayı doğrudan bir gıda veritabanına gider; bozuk bir RLS politikası özel veriyi sızdırır; takılan bir işçi tüm hattı durdurur; yanlış makaleleri kabul eden bir tarayıcı kıt model kotasını ve etiketleyici zamanını boşa harcar. Backend,</w:t>
-      </w:r>
-      <w:r>
-        <w:t xml:space="preserve"> </w:t>
-      </w:r>
-      <w:r>
-        <w:t xml:space="preserve">“</w:t>
-      </w:r>
-      <w:r>
-        <w:t xml:space="preserve">doğru, ucuz ve gözetimsiz</w:t>
-      </w:r>
-      <w:r>
-        <w:t xml:space="preserve">”</w:t>
-      </w:r>
-      <w:r>
-        <w:t xml:space="preserve">in aynı anda doğru olması gereken yerdir.</w:t>
-      </w:r>
-    </w:p>
-    <w:p>
-      <w:pPr>
-        <w:pStyle w:val="BodyText"/>
-      </w:pPr>
-      <w:r>
-        <w:rPr>
-          <w:b/>
-        </w:rPr>
-        <w:t xml:space="preserve">Ne yaptığım, tek cümlede:</w:t>
-      </w:r>
-      <w:r>
-        <w:t xml:space="preserve"> </w:t>
-      </w:r>
-      <w:r>
-        <w:t xml:space="preserve">Kendi kendini çalıştıran bir araştırma hattı kurdum — literatürü tarar, PDF’leri almak için yayıncı bot-duvarlarını yener, üç-modelli bir huniden günde ~1.500 makaleyi eler (huni ~20 pahalı çıkarımını en iyi adaylara harcar), her modelin serbest-biçim çıktısını bir insanın göndereceği</w:t>
-      </w:r>
-      <w:r>
-        <w:t xml:space="preserve"> </w:t>
-      </w:r>
-      <w:r>
-        <w:rPr>
-          <w:i/>
-        </w:rPr>
-        <w:t xml:space="preserve">tam aynı</w:t>
-      </w:r>
-      <w:r>
-        <w:t xml:space="preserve"> </w:t>
-      </w:r>
-      <w:r>
-        <w:t xml:space="preserve">yapılı şekle dönüştürür, güvene göre otomatik kesinleştirme mi yoksa insana yönlendirme mi olduğuna karar verir, hepsini 75-politikalı bir güvenlik modeli altında saklar ve sonraki sefer daha iyi taramak için her insan kararından öğrenir — hepsi Supabase’in ve GitHub’ın ücretsiz katmanlarında. Somut olarak yedi şeyin sahibiyim; bir sonraki bölüm bunları tek tek anlatıyor:</w:t>
+        <w:t xml:space="preserve">birebir aynı</w:t>
+      </w:r>
+      <w:r>
+        <w:t xml:space="preserve"> </w:t>
+      </w:r>
+      <w:r>
+        <w:t xml:space="preserve">hâle getirir, güvene göre otomatik kesinleştirme mi yoksa insana yönlendirme mi gerektiğine karar verir, her şeyi 75 politikalı bir güvenlik modeli altında saklar ve sonraki taramayı iyileştirmek için her insan kararından öğrenir — hepsi Supabase’in ve GitHub’ın ücretsiz katmanlarında. Somut olarak yedi parçanın sahibiyim; bir sonraki bölüm bunları tek tek anlatıyor:</w:t>
       </w:r>
     </w:p>
     <w:p>
@@ -713,7 +683,7 @@
         <w:rPr>
           <w:b/>
         </w:rPr>
-        <w:t xml:space="preserve">Veritabanı &amp; güvenlik sözleşmesi</w:t>
+        <w:t xml:space="preserve">Veritabanı ve güvenlik sözleşmesi</w:t>
       </w:r>
       <w:r>
         <w:t xml:space="preserve"> </w:t>
@@ -734,13 +704,13 @@
         <w:rPr>
           <w:b/>
         </w:rPr>
-        <w:t xml:space="preserve">Makale-keşif tarayıcısı</w:t>
-      </w:r>
-      <w:r>
-        <w:t xml:space="preserve"> </w:t>
-      </w:r>
-      <w:r>
-        <w:t xml:space="preserve">— ön kapı: arama → filtre → edinim, bot-duvar yenen bir PDF çekiciyle.</w:t>
+        <w:t xml:space="preserve">Makale tarayıcısı (crawler)</w:t>
+      </w:r>
+      <w:r>
+        <w:t xml:space="preserve"> </w:t>
+      </w:r>
+      <w:r>
+        <w:t xml:space="preserve">— sistemin ön kapısı: arama → filtre → indirme.</w:t>
       </w:r>
     </w:p>
     <w:p>
@@ -755,13 +725,13 @@
         <w:rPr>
           <w:b/>
         </w:rPr>
-        <w:t xml:space="preserve">Üç-aşamalı YZ kademesi</w:t>
-      </w:r>
-      <w:r>
-        <w:t xml:space="preserve"> </w:t>
-      </w:r>
-      <w:r>
-        <w:t xml:space="preserve">— Gemma → Gemini Flash-Lite → Gemini Flash, üç model boyunca tek paylaşılan sözleşme.</w:t>
+        <w:t xml:space="preserve">Üç aşamalı yapay zekâ kademesi</w:t>
+      </w:r>
+      <w:r>
+        <w:t xml:space="preserve"> </w:t>
+      </w:r>
+      <w:r>
+        <w:t xml:space="preserve">— Gemma → Gemini Flash-Lite → Gemini Flash, üç modeli tek bir ortak sözleşmeyle çalıştırır.</w:t>
       </w:r>
     </w:p>
     <w:p>
@@ -776,13 +746,31 @@
         <w:rPr>
           <w:b/>
         </w:rPr>
-        <w:t xml:space="preserve">Deterministik normalleştirici &amp; güven-kapılı yönlendirme</w:t>
-      </w:r>
-      <w:r>
-        <w:t xml:space="preserve"> </w:t>
-      </w:r>
-      <w:r>
-        <w:t xml:space="preserve">— model çıktısını veritabanıyla-kıyaslanabilir veriye çevirmek ve insan mı otomatik mi kararını vermek.</w:t>
+        <w:t xml:space="preserve">Deterministik normalleştirici ve güvene göre yönlendirme</w:t>
+      </w:r>
+      <w:r>
+        <w:t xml:space="preserve"> </w:t>
+      </w:r>
+      <w:r>
+        <w:t xml:space="preserve">— model çıktısını veritabanıyla karşılaştırılabilir veriye çevirir ve</w:t>
+      </w:r>
+      <w:r>
+        <w:t xml:space="preserve"> </w:t>
+      </w:r>
+      <w:r>
+        <w:t xml:space="preserve">“</w:t>
+      </w:r>
+      <w:r>
+        <w:t xml:space="preserve">insan mı, otomatik mi</w:t>
+      </w:r>
+      <w:r>
+        <w:t xml:space="preserve">”</w:t>
+      </w:r>
+      <w:r>
+        <w:t xml:space="preserve"> </w:t>
+      </w:r>
+      <w:r>
+        <w:t xml:space="preserve">kararını verir.</w:t>
       </w:r>
     </w:p>
     <w:p>
@@ -797,7 +785,7 @@
         <w:rPr>
           <w:b/>
         </w:rPr>
-        <w:t xml:space="preserve">Geri besleme-öğrenme döngüsü</w:t>
+        <w:t xml:space="preserve">Geri besleme ile öğrenme döngüsü</w:t>
       </w:r>
       <w:r>
         <w:t xml:space="preserve"> </w:t>
@@ -818,13 +806,13 @@
         <w:rPr>
           <w:b/>
         </w:rPr>
-        <w:t xml:space="preserve">Günlük-operasyon otomasyonu</w:t>
-      </w:r>
-      <w:r>
-        <w:t xml:space="preserve"> </w:t>
-      </w:r>
-      <w:r>
-        <w:t xml:space="preserve">— 5 dakikalık bir GitHub Actions cron’unda bir denetleyici + beş paralel işçi.</w:t>
+        <w:t xml:space="preserve">Günlük operasyon otomasyonu</w:t>
+      </w:r>
+      <w:r>
+        <w:t xml:space="preserve"> </w:t>
+      </w:r>
+      <w:r>
+        <w:t xml:space="preserve">— beş dakikalık bir GitHub Actions cron’unda bir denetleyici (controller) artı beş paralel işçi.</w:t>
       </w:r>
     </w:p>
     <w:p>
@@ -839,28 +827,13 @@
         <w:rPr>
           <w:b/>
         </w:rPr>
-        <w:t xml:space="preserve">Referans veri, PDF/çıkış sağlamlaştırması, testler &amp; dokümantasyon</w:t>
-      </w:r>
-      <w:r>
-        <w:t xml:space="preserve"> </w:t>
-      </w:r>
-      <w:r>
-        <w:t xml:space="preserve">— bunu bir demo değil bir</w:t>
-      </w:r>
-      <w:r>
-        <w:t xml:space="preserve"> </w:t>
-      </w:r>
-      <w:r>
-        <w:rPr>
-          <w:i/>
-        </w:rPr>
-        <w:t xml:space="preserve">sistem</w:t>
-      </w:r>
-      <w:r>
-        <w:t xml:space="preserve"> </w:t>
-      </w:r>
-      <w:r>
-        <w:t xml:space="preserve">yapan destek katmanı.</w:t>
+        <w:t xml:space="preserve">Referans verisi, optimizasyon, testler ve dokümantasyon</w:t>
+      </w:r>
+      <w:r>
+        <w:t xml:space="preserve"> </w:t>
+      </w:r>
+      <w:r>
+        <w:t xml:space="preserve">— bunu bir demo değil, gerçek bir sistem yapan destek katmanı.</w:t>
       </w:r>
     </w:p>
     <w:p>
@@ -887,7 +860,7 @@
         <w:rPr>
           <w:b/>
         </w:rPr>
-        <w:t xml:space="preserve">neden gerekli · nasıl yaptım · zor kısım · teknolojiler · dosyalar ve satır sayıları.</w:t>
+        <w:t xml:space="preserve">neden gerekli · nasıl yaptım · işin zor kısmı · teknolojiler · dosyalar ve satır sayıları.</w:t>
       </w:r>
     </w:p>
     <w:p>
@@ -901,9 +874,9 @@
       <w:pPr>
         <w:pStyle w:val="Heading3"/>
       </w:pPr>
-      <w:bookmarkStart w:id="25" w:name="Xb0c4409cdd51192eef24fef6d05e7fde4997a81"/>
-      <w:r>
-        <w:t xml:space="preserve">4.1 Veritabanı &amp; güvenlik sözleşmesi —</w:t>
+      <w:bookmarkStart w:id="25" w:name="Xd007cba27c2252510de9dc3b637b5a2d25935bf"/>
+      <w:r>
+        <w:t xml:space="preserve">4.1 Veritabanı ve güvenlik sözleşmesi —</w:t>
       </w:r>
       <w:r>
         <w:t xml:space="preserve"> </w:t>
@@ -930,16 +903,16 @@
         <w:t xml:space="preserve"> </w:t>
       </w:r>
       <w:r>
-        <w:t xml:space="preserve">OpenNutri’nin diğer her parçası burada buluşur. Frontend bir etiket gönderemez, tarayıcı bir makale kaydedemez, model işçileri bir görev alamaz ve pano gerçeği gösteremez — bu tablolar, RPC’ler ve politikalar olmadan. Bu tek dosya, Python hattı ile React uygulaması arasındaki</w:t>
-      </w:r>
-      <w:r>
-        <w:t xml:space="preserve"> </w:t>
-      </w:r>
-      <w:r>
-        <w:rPr>
-          <w:b/>
-        </w:rPr>
-        <w:t xml:space="preserve">sözleşmedir.</w:t>
+        <w:t xml:space="preserve">OpenNutri’nin diğer her parçası burada buluşuyor. Bu tablolar, RPC’ler ve politikalar olmadan frontend bir etiket gönderemez, tarayıcı bir makale kaydedemez, model işçileri bir görev alamaz, pano da doğru veriyi gösteremez. Bu tek dosya, Python hattı ile React uygulaması arasındaki</w:t>
+      </w:r>
+      <w:r>
+        <w:t xml:space="preserve"> </w:t>
+      </w:r>
+      <w:r>
+        <w:rPr>
+          <w:b/>
+        </w:rPr>
+        <w:t xml:space="preserve">sözleşme.</w:t>
       </w:r>
     </w:p>
     <w:p>
@@ -1011,22 +984,28 @@
         <w:rPr>
           <w:b/>
         </w:rPr>
-        <w:t xml:space="preserve">5.396 satırdır.</w:t>
-      </w:r>
-      <w:r>
-        <w:t xml:space="preserve"> </w:t>
-      </w:r>
-      <w:r>
-        <w:rPr>
-          <w:b/>
-        </w:rPr>
-        <w:t xml:space="preserve">Tek, yakınsayan, idempotent bir migrasyon</w:t>
-      </w:r>
-      <w:r>
-        <w:t xml:space="preserve"> </w:t>
-      </w:r>
-      <w:r>
-        <w:t xml:space="preserve">olarak yazılmıştır — canlı veritabanına karşı istenildiği kadar yeniden çalıştırılabilir: sütunlar</w:t>
+        <w:t xml:space="preserve">5.396 satırlık</w:t>
+      </w:r>
+      <w:r>
+        <w:t xml:space="preserve"> </w:t>
+      </w:r>
+      <w:r>
+        <w:t xml:space="preserve">bir dosya. Tamamı</w:t>
+      </w:r>
+      <w:r>
+        <w:t xml:space="preserve"> </w:t>
+      </w:r>
+      <w:r>
+        <w:rPr>
+          <w:b/>
+        </w:rPr>
+        <w:t xml:space="preserve">tek, idempotent bir migrasyon</w:t>
+      </w:r>
+      <w:r>
+        <w:t xml:space="preserve"> </w:t>
+      </w:r>
+      <w:r>
+        <w:t xml:space="preserve">olarak yazıldı; yani canlı veritabanına istediğiniz kadar tekrar uygulayabilirsiniz: sütunlar</w:t>
       </w:r>
       <w:r>
         <w:t xml:space="preserve"> </w:t>
@@ -1041,7 +1020,7 @@
         <w:t xml:space="preserve"> </w:t>
       </w:r>
       <w:r>
-        <w:t xml:space="preserve">ile eklenir,</w:t>
+        <w:t xml:space="preserve">ile ekleniyor,</w:t>
       </w:r>
       <w:r>
         <w:t xml:space="preserve"> </w:t>
@@ -1056,7 +1035,19 @@
         <w:t xml:space="preserve"> </w:t>
       </w:r>
       <w:r>
-        <w:t xml:space="preserve">kısıtları</w:t>
+        <w:t xml:space="preserve">kısıtları önce</w:t>
+      </w:r>
+      <w:r>
+        <w:t xml:space="preserve"> </w:t>
+      </w:r>
+      <w:r>
+        <w:rPr>
+          <w:rStyle w:val="VerbatimChar"/>
+        </w:rPr>
+        <w:t xml:space="preserve">information_schema</w:t>
+      </w:r>
+      <w:r>
+        <w:t xml:space="preserve">’yı sorgulayan</w:t>
       </w:r>
       <w:r>
         <w:t xml:space="preserve"> </w:t>
@@ -1071,22 +1062,7 @@
         <w:t xml:space="preserve"> </w:t>
       </w:r>
       <w:r>
-        <w:t xml:space="preserve">blokları içinde önce</w:t>
-      </w:r>
-      <w:r>
-        <w:t xml:space="preserve"> </w:t>
-      </w:r>
-      <w:r>
-        <w:rPr>
-          <w:rStyle w:val="VerbatimChar"/>
-        </w:rPr>
-        <w:t xml:space="preserve">information_schema</w:t>
-      </w:r>
-      <w:r>
-        <w:t xml:space="preserve"> </w:t>
-      </w:r>
-      <w:r>
-        <w:t xml:space="preserve">sorgulanarak bırakılıp yeniden kurulur (yeniden çalıştırma asla hata vermez) ve yanlış tipteki eski bir sütun yerinde saptanıp dönüştürülür. Şema beş katmandır:</w:t>
+        <w:t xml:space="preserve">blokları içinde silinip yeniden kuruluyor (böylece tekrar çalıştırma hata vermiyor) ve yanlış tipte kalmış eski bir sütun yerinde tespit edilip dönüştürülüyor. Şema beş katmandan oluşuyor:</w:t>
       </w:r>
     </w:p>
     <w:p>
@@ -1176,7 +1152,7 @@
         <w:t xml:space="preserve"> </w:t>
       </w:r>
       <w:r>
-        <w:t xml:space="preserve">(miktar, birim, baz, güven, kaynakla normalize</w:t>
+        <w:t xml:space="preserve">(miktar, birim, baz, güven ve kaynak bilgisiyle birlikte normalize edilmiş</w:t>
       </w:r>
       <w:r>
         <w:t xml:space="preserve"> </w:t>
@@ -1191,7 +1167,7 @@
         <w:t xml:space="preserve"> </w:t>
       </w:r>
       <w:r>
-        <w:t xml:space="preserve">gerçeği). Herkesçe okunur-paylaşımlı; yalnızca servis rolü yazar.</w:t>
+        <w:t xml:space="preserve">kaydı). Herkes okuyabilir; yalnızca servis rolü (service role) yazabilir.</w:t>
       </w:r>
     </w:p>
     <w:p>
@@ -1227,7 +1203,7 @@
         <w:t xml:space="preserve"> </w:t>
       </w:r>
       <w:r>
-        <w:t xml:space="preserve">(merkez; hem</w:t>
+        <w:t xml:space="preserve">(merkezdeki tablo; hem</w:t>
       </w:r>
       <w:r>
         <w:t xml:space="preserve"> </w:t>
@@ -1242,7 +1218,7 @@
         <w:t xml:space="preserve"> </w:t>
       </w:r>
       <w:r>
-        <w:t xml:space="preserve">hem DOI-eksik/çapraz-sağlayıcı tekilleştirme için</w:t>
+        <w:t xml:space="preserve">hem de DOI’si olmayan ya da farklı sağlayıcılardan gelen kopyaları ayıklamak için</w:t>
       </w:r>
       <w:r>
         <w:t xml:space="preserve"> </w:t>
@@ -1254,7 +1230,7 @@
         <w:t xml:space="preserve">canonical_key</w:t>
       </w:r>
       <w:r>
-        <w:t xml:space="preserve">, artı yönlendirme-özeti sütunları) ve idempotent keşif defteri</w:t>
+        <w:t xml:space="preserve">, ayrıca yönlendirme özeti sütunları) ve idempotent keşif defteri</w:t>
       </w:r>
       <w:r>
         <w:t xml:space="preserve"> </w:t>
@@ -1278,22 +1254,25 @@
         <w:t xml:space="preserve">hit_key</w:t>
       </w:r>
       <w:r>
-        <w:t xml:space="preserve">’i SQL</w:t>
-      </w:r>
-      <w:r>
-        <w:t xml:space="preserve"> </w:t>
-      </w:r>
-      <w:r>
-        <w:rPr>
-          <w:i/>
-        </w:rPr>
-        <w:t xml:space="preserve">içinde</w:t>
-      </w:r>
-      <w:r>
-        <w:t xml:space="preserve"> </w:t>
-      </w:r>
-      <w:r>
-        <w:t xml:space="preserve">hesaplanan bir md5; mükerrer satırlar</w:t>
+        <w:t xml:space="preserve"> </w:t>
+      </w:r>
+      <w:r>
+        <w:t xml:space="preserve">değeri doğrudan SQL içinde hesaplanan bir md5; kopya satırlar bir</w:t>
+      </w:r>
+      <w:r>
+        <w:t xml:space="preserve"> </w:t>
+      </w:r>
+      <w:r>
+        <w:rPr>
+          <w:rStyle w:val="VerbatimChar"/>
+        </w:rPr>
+        <w:t xml:space="preserve">ROW_NUMBER()</w:t>
+      </w:r>
+      <w:r>
+        <w:t xml:space="preserve"> </w:t>
+      </w:r>
+      <w:r>
+        <w:t xml:space="preserve">penceresiyle silindikten sonra</w:t>
       </w:r>
       <w:r>
         <w:t xml:space="preserve"> </w:t>
@@ -1308,22 +1287,7 @@
         <w:t xml:space="preserve"> </w:t>
       </w:r>
       <w:r>
-        <w:t xml:space="preserve">indeks eklenmeden önce bir</w:t>
-      </w:r>
-      <w:r>
-        <w:t xml:space="preserve"> </w:t>
-      </w:r>
-      <w:r>
-        <w:rPr>
-          <w:rStyle w:val="VerbatimChar"/>
-        </w:rPr>
-        <w:t xml:space="preserve">ROW_NUMBER()</w:t>
-      </w:r>
-      <w:r>
-        <w:t xml:space="preserve"> </w:t>
-      </w:r>
-      <w:r>
-        <w:t xml:space="preserve">penceresiyle silinir). Ayrı</w:t>
+        <w:t xml:space="preserve">indeks ekleniyor). Geri besleme döngüsü için her sorgunun huni sayaçlarını tutan ayrı</w:t>
       </w:r>
       <w:r>
         <w:t xml:space="preserve"> </w:t>
@@ -1338,7 +1302,7 @@
         <w:t xml:space="preserve"> </w:t>
       </w:r>
       <w:r>
-        <w:t xml:space="preserve">tabloları, geri besleme döngüsü için sorgu-başına huni sayaçlarını saklar.</w:t>
+        <w:t xml:space="preserve">tabloları da burada.</w:t>
       </w:r>
     </w:p>
     <w:p>
@@ -1407,7 +1371,7 @@
         <w:t xml:space="preserve">annotation_nutrient_values</w:t>
       </w:r>
       <w:r>
-        <w:t xml:space="preserve">; özel-vs-kanonik ayrımı (</w:t>
+        <w:t xml:space="preserve">. Özel/kanonik ayrımı (</w:t>
       </w:r>
       <w:r>
         <w:rPr>
@@ -1419,7 +1383,7 @@
         <w:t xml:space="preserve"> </w:t>
       </w:r>
       <w:r>
-        <w:t xml:space="preserve">+ null’lanabilir FK), bir etiketleyicinin referans DB’de henüz olmayan bir şeyi, olanların eşlemesini kaybetmeden kaydetmesini sağlar.</w:t>
+        <w:t xml:space="preserve">artı boş bırakılabilen yabancı anahtar), bir etiketleyicinin referans veritabanında henüz olmayan bir şeyi, olanların eşlemesini kaybetmeden kaydedebilmesini sağlıyor.</w:t>
       </w:r>
     </w:p>
     <w:p>
@@ -1440,7 +1404,7 @@
         <w:t xml:space="preserve"> </w:t>
       </w:r>
       <w:r>
-        <w:t xml:space="preserve">— iki kez yeniden kuruldu ve şema bunu</w:t>
+        <w:t xml:space="preserve">— iki kez baştan yazıldı ve şema bunu</w:t>
       </w:r>
       <w:r>
         <w:t xml:space="preserve"> </w:t>
@@ -1464,7 +1428,7 @@
         <w:t xml:space="preserve"> </w:t>
       </w:r>
       <w:r>
-        <w:t xml:space="preserve">görünümü dâhil) ve mevcut</w:t>
+        <w:t xml:space="preserve">görünümü dâhil) ve şu anki</w:t>
       </w:r>
       <w:r>
         <w:t xml:space="preserve"> </w:t>
@@ -1479,7 +1443,7 @@
         <w:t xml:space="preserve"> </w:t>
       </w:r>
       <w:r>
-        <w:t xml:space="preserve">modeli: değiştirilemez</w:t>
+        <w:t xml:space="preserve">modeli: değiştirilemeyen</w:t>
       </w:r>
       <w:r>
         <w:t xml:space="preserve"> </w:t>
@@ -1506,7 +1470,7 @@
         <w:t xml:space="preserve"> </w:t>
       </w:r>
       <w:r>
-        <w:t xml:space="preserve">(yapısal</w:t>
+        <w:t xml:space="preserve">(yapısal bir</w:t>
       </w:r>
       <w:r>
         <w:t xml:space="preserve"> </w:t>
@@ -1563,7 +1527,7 @@
         <w:t xml:space="preserve"> </w:t>
       </w:r>
       <w:r>
-        <w:t xml:space="preserve">olmayan bir makaleye iş bağlamayı reddeder — yönlendirme hatalarına karşı şema seviyesinde bir koruma.</w:t>
+        <w:t xml:space="preserve">durumunda olmayan bir makaleye iş atanmasını reddediyor — yönlendirme hatalarına karşı şema düzeyinde bir koruma.</w:t>
       </w:r>
     </w:p>
     <w:p>
@@ -1578,7 +1542,7 @@
         <w:rPr>
           <w:b/>
         </w:rPr>
-        <w:t xml:space="preserve">YZ-yönlendirme katmanı</w:t>
+        <w:t xml:space="preserve">Yapay zekâ yönlendirme katmanı</w:t>
       </w:r>
       <w:r>
         <w:t xml:space="preserve"> </w:t>
@@ -1599,7 +1563,7 @@
         <w:t xml:space="preserve"> </w:t>
       </w:r>
       <w:r>
-        <w:t xml:space="preserve">(tam denetim izi),</w:t>
+        <w:t xml:space="preserve">(tüm denetim kaydı),</w:t>
       </w:r>
       <w:r>
         <w:t xml:space="preserve"> </w:t>
@@ -1620,13 +1584,13 @@
         <w:rPr>
           <w:b/>
         </w:rPr>
-        <w:t xml:space="preserve">veri-güdümlü aşama tablosu</w:t>
-      </w:r>
-      <w:r>
-        <w:t xml:space="preserve"> </w:t>
-      </w:r>
-      <w:r>
-        <w:t xml:space="preserve">— eşikler, yedek modeller, giriş modu — böylece hattın şekli koddur değil veridir) ve</w:t>
+        <w:t xml:space="preserve">veriye dayalı aşama tablosu</w:t>
+      </w:r>
+      <w:r>
+        <w:t xml:space="preserve"> </w:t>
+      </w:r>
+      <w:r>
+        <w:t xml:space="preserve">— eşikler, yedek modeller, giriş modu; yani hattın biçimi kodda değil, veride) ve</w:t>
       </w:r>
       <w:r>
         <w:t xml:space="preserve"> </w:t>
@@ -1655,10 +1619,7 @@
         <w:t xml:space="preserve">Güvenlik modeli</w:t>
       </w:r>
       <w:r>
-        <w:t xml:space="preserve"> </w:t>
-      </w:r>
-      <w:r>
-        <w:t xml:space="preserve">31 tablonun tümünde en-az-ayrıcalıktır: altı</w:t>
+        <w:t xml:space="preserve">, 31 tablonun hepsinde en az yetki ilkesine dayanıyor: altı</w:t>
       </w:r>
       <w:r>
         <w:t xml:space="preserve"> </w:t>
@@ -1688,7 +1649,7 @@
         <w:t xml:space="preserve"> </w:t>
       </w:r>
       <w:r>
-        <w:t xml:space="preserve">Zarif olanı:</w:t>
+        <w:t xml:space="preserve">En zarif kısmı şu:</w:t>
       </w:r>
       <w:r>
         <w:t xml:space="preserve"> </w:t>
@@ -1704,7 +1665,7 @@
         <w:t xml:space="preserve"> </w:t>
       </w:r>
       <w:r>
-        <w:t xml:space="preserve">— salt-okunur eğitim erişimi, her tabloda yeniden kodlanmak yerine</w:t>
+        <w:t xml:space="preserve">— salt okunur eğitim erişimi, her tabloda ayrı ayrı yazılmak yerine</w:t>
       </w:r>
       <w:r>
         <w:t xml:space="preserve"> </w:t>
@@ -1719,7 +1680,7 @@
         <w:t xml:space="preserve"> </w:t>
       </w:r>
       <w:r>
-        <w:t xml:space="preserve">düşer. Yüklemler</w:t>
+        <w:t xml:space="preserve">geliyor. Yüklemler</w:t>
       </w:r>
       <w:r>
         <w:t xml:space="preserve"> </w:t>
@@ -1734,7 +1695,7 @@
         <w:t xml:space="preserve"> </w:t>
       </w:r>
       <w:r>
-        <w:t xml:space="preserve">olduğundan, RPC’ler bir tarayıcı kullanıcısına</w:t>
+        <w:t xml:space="preserve">olduğu için, RPC’ler kuyruk dilimlerini ve özet verileri sunarken kullanıcıya</w:t>
       </w:r>
       <w:r>
         <w:t xml:space="preserve"> </w:t>
@@ -1761,16 +1722,16 @@
         <w:t xml:space="preserve"> </w:t>
       </w:r>
       <w:r>
-        <w:t xml:space="preserve">ya da başkalarının etiketlerine doğrudan okuma vermeden kuyruk dilimlerini ve toplamları sunabilir.</w:t>
-      </w:r>
-      <w:r>
-        <w:t xml:space="preserve"> </w:t>
-      </w:r>
-      <w:r>
-        <w:rPr>
-          <w:b/>
-        </w:rPr>
-        <w:t xml:space="preserve">Kayıt allowlist’i</w:t>
+        <w:t xml:space="preserve">ya da başkalarının etiketleri üzerinde doğrudan okuma izni vermek zorunda kalmıyor.</w:t>
+      </w:r>
+      <w:r>
+        <w:t xml:space="preserve"> </w:t>
+      </w:r>
+      <w:r>
+        <w:rPr>
+          <w:b/>
+        </w:rPr>
+        <w:t xml:space="preserve">Kayıt izin listesi (allowlist)</w:t>
       </w:r>
       <w:r>
         <w:t xml:space="preserve"> </w:t>
@@ -1788,7 +1749,7 @@
         <w:t xml:space="preserve">supabase_auth_admin</w:t>
       </w:r>
       <w:r>
-        <w:t xml:space="preserve">’e verilmiş bir auth hook’uyla uygulanır; allowlist tablosundaki tüm istemci ayrıcalıkları geri alınmıştır — böylece tarayıcıdan ne okunabilir ne aşılabilir. Ve</w:t>
+        <w:t xml:space="preserve">’e verilmiş bir auth hook’uyla uygulanıyor; izin listesi tablosundaki tüm istemci yetkileri kaldırıldığı için tarayıcıdan ne okunabiliyor ne de aşılabiliyor. Üstelik</w:t>
       </w:r>
       <w:r>
         <w:t xml:space="preserve"> </w:t>
@@ -1800,22 +1761,22 @@
         <w:t xml:space="preserve">upsert_reviewer_admin_config</w:t>
       </w:r>
       <w:r>
-        <w:t xml:space="preserve">,</w:t>
-      </w:r>
-      <w:r>
-        <w:t xml:space="preserve"> </w:t>
-      </w:r>
-      <w:r>
-        <w:rPr>
-          <w:b/>
-        </w:rPr>
-        <w:t xml:space="preserve">sıfır</w:t>
-      </w:r>
-      <w:r>
-        <w:t xml:space="preserve"> </w:t>
-      </w:r>
-      <w:r>
-        <w:t xml:space="preserve">etkin kokpit-yazma inceleyicisi bırakacaksa tamamlanmayı reddeder: tüm ekibi dışarıda kilitleyemezsiniz.</w:t>
+        <w:t xml:space="preserve">, geriye</w:t>
+      </w:r>
+      <w:r>
+        <w:t xml:space="preserve"> </w:t>
+      </w:r>
+      <w:r>
+        <w:rPr>
+          <w:b/>
+        </w:rPr>
+        <w:t xml:space="preserve">hiç</w:t>
+      </w:r>
+      <w:r>
+        <w:t xml:space="preserve"> </w:t>
+      </w:r>
+      <w:r>
+        <w:t xml:space="preserve">etkin yazma yetkili kokpit inceleyicisi kalmayacaksa işlemi reddediyor: yani tüm ekibi yanlışlıkla kilitleyip dışarıda bırakamazsınız.</w:t>
       </w:r>
     </w:p>
     <w:p>
@@ -1823,7 +1784,7 @@
         <w:pStyle w:val="BodyText"/>
       </w:pPr>
       <w:r>
-        <w:t xml:space="preserve">Sözleşmenin iki parçası ayrıca anılmayı hak ediyor:</w:t>
+        <w:t xml:space="preserve">Sözleşmenin iki parçasını ayrıca anmak gerek:</w:t>
       </w:r>
       <w:r>
         <w:t xml:space="preserve"> </w:t>
@@ -1845,7 +1806,7 @@
         <w:t xml:space="preserve"> </w:t>
       </w:r>
       <w:r>
-        <w:t xml:space="preserve">— eşzamanlılık ilkeli. Kuyruktaki görevleri</w:t>
+        <w:t xml:space="preserve">— eşzamanlılığın temel taşı. Kuyruktaki görevleri</w:t>
       </w:r>
       <w:r>
         <w:t xml:space="preserve"> </w:t>
@@ -1860,7 +1821,7 @@
         <w:t xml:space="preserve"> </w:t>
       </w:r>
       <w:r>
-        <w:t xml:space="preserve">ile alır. O tek tümce,</w:t>
+        <w:t xml:space="preserve">ile alıyor. İşte o tek ifade,</w:t>
       </w:r>
       <w:r>
         <w:t xml:space="preserve"> </w:t>
@@ -1872,7 +1833,40 @@
         <w:t xml:space="preserve">FOR UPDATE SKIP LOCKED</w:t>
       </w:r>
       <w:r>
-        <w:t xml:space="preserve">, beş paralel GitHub Actions işçisinin sıfır koordinasyon ve sıfır çift-işleme ile</w:t>
+        <w:t xml:space="preserve">, beş paralel GitHub Actions işçisinin hiçbir koordinasyona gerek kalmadan ve aynı görevi iki kez işlemeden birbirinden bağımsız görev kümeleri almasını sağlıyor — tüm paralel tasarım buna dayanıyor.</w:t>
+      </w:r>
+      <w:r>
+        <w:t xml:space="preserve"> </w:t>
+      </w:r>
+      <w:r>
+        <w:t xml:space="preserve">-</w:t>
+      </w:r>
+      <w:r>
+        <w:t xml:space="preserve"> </w:t>
+      </w:r>
+      <w:r>
+        <w:rPr>
+          <w:b/>
+        </w:rPr>
+        <w:t xml:space="preserve">Deterministik payload üreticileri</w:t>
+      </w:r>
+      <w:r>
+        <w:t xml:space="preserve"> </w:t>
+      </w:r>
+      <w:r>
+        <w:t xml:space="preserve">—</w:t>
+      </w:r>
+      <w:r>
+        <w:t xml:space="preserve"> </w:t>
+      </w:r>
+      <w:r>
+        <w:rPr>
+          <w:rStyle w:val="VerbatimChar"/>
+        </w:rPr>
+        <w:t xml:space="preserve">build_annotation_submission_payload</w:t>
+      </w:r>
+      <w:r>
+        <w:t xml:space="preserve">, bir insan gönderisinin kanonik JSON’unu SQL içinde, Python normalleştiricisiyle</w:t>
       </w:r>
       <w:r>
         <w:t xml:space="preserve"> </w:t>
@@ -1881,46 +1875,66 @@
         <w:rPr>
           <w:i/>
         </w:rPr>
-        <w:t xml:space="preserve">ayrık</w:t>
-      </w:r>
-      <w:r>
-        <w:t xml:space="preserve"> </w:t>
-      </w:r>
-      <w:r>
-        <w:t xml:space="preserve">görev kümeleri almasını sağlayan şeydir — tüm paralel tasarım buna dayanır.</w:t>
-      </w:r>
-      <w:r>
-        <w:t xml:space="preserve"> </w:t>
-      </w:r>
-      <w:r>
-        <w:t xml:space="preserve">-</w:t>
-      </w:r>
-      <w:r>
-        <w:t xml:space="preserve"> </w:t>
-      </w:r>
-      <w:r>
-        <w:rPr>
-          <w:b/>
-        </w:rPr>
-        <w:t xml:space="preserve">Deterministik yük inşacıları</w:t>
-      </w:r>
-      <w:r>
-        <w:t xml:space="preserve"> </w:t>
-      </w:r>
-      <w:r>
-        <w:t xml:space="preserve">—</w:t>
-      </w:r>
-      <w:r>
-        <w:t xml:space="preserve"> </w:t>
-      </w:r>
-      <w:r>
-        <w:rPr>
-          <w:rStyle w:val="VerbatimChar"/>
-        </w:rPr>
-        <w:t xml:space="preserve">build_annotation_submission_payload</w:t>
-      </w:r>
-      <w:r>
-        <w:t xml:space="preserve">, kanonik gönderi JSON’unu SQL’de Python normalleştiricisiyle</w:t>
+        <w:t xml:space="preserve">birebir aynı</w:t>
+      </w:r>
+      <w:r>
+        <w:t xml:space="preserve"> </w:t>
+      </w:r>
+      <w:r>
+        <w:t xml:space="preserve">kurallarla (boşlukları sadeleştirme,</w:t>
+      </w:r>
+      <w:r>
+        <w:t xml:space="preserve"> </w:t>
+      </w:r>
+      <w:r>
+        <w:rPr>
+          <w:rStyle w:val="VerbatimChar"/>
+        </w:rPr>
+        <w:t xml:space="preserve">round(value,6)</w:t>
+      </w:r>
+      <w:r>
+        <w:t xml:space="preserve">, deterministik sıralama) oluşturuyor. Böylece aynı veriye ait bir insan gönderisi ile bir yapay zekâ çıkarımı</w:t>
+      </w:r>
+      <w:r>
+        <w:t xml:space="preserve"> </w:t>
+      </w:r>
+      <w:r>
+        <w:rPr>
+          <w:b/>
+        </w:rPr>
+        <w:t xml:space="preserve">aynı hash değerini üretiyor.</w:t>
+      </w:r>
+      <w:r>
+        <w:t xml:space="preserve"> </w:t>
+      </w:r>
+      <w:r>
+        <w:rPr>
+          <w:rStyle w:val="VerbatimChar"/>
+        </w:rPr>
+        <w:t xml:space="preserve">build_label_payload_diff</w:t>
+      </w:r>
+      <w:r>
+        <w:t xml:space="preserve"> </w:t>
+      </w:r>
+      <w:r>
+        <w:t xml:space="preserve">ise SQL içinde tam bir yapısal fark çıkarıyor (eklenen/eksik gıda ve besin satırları için anti-join’ler); çıktısı, etiketleyici performans metriklerinin ham malzemesi.</w:t>
+      </w:r>
+    </w:p>
+    <w:p>
+      <w:pPr>
+        <w:pStyle w:val="BodyText"/>
+      </w:pPr>
+      <w:r>
+        <w:rPr>
+          <w:b/>
+        </w:rPr>
+        <w:t xml:space="preserve">İşin zor kısmı.</w:t>
+      </w:r>
+      <w:r>
+        <w:t xml:space="preserve"> </w:t>
+      </w:r>
+      <w:r>
+        <w:t xml:space="preserve">Tek bir dosyayı her seferinde güvenle yeniden uygulanabilir kılmak</w:t>
       </w:r>
       <w:r>
         <w:t xml:space="preserve"> </w:t>
@@ -1929,46 +1943,13 @@
         <w:rPr>
           <w:i/>
         </w:rPr>
-        <w:t xml:space="preserve">aynı</w:t>
-      </w:r>
-      <w:r>
-        <w:t xml:space="preserve"> </w:t>
-      </w:r>
-      <w:r>
-        <w:t xml:space="preserve">(boşluk-daraltma,</w:t>
-      </w:r>
-      <w:r>
-        <w:t xml:space="preserve"> </w:t>
-      </w:r>
-      <w:r>
-        <w:rPr>
-          <w:rStyle w:val="VerbatimChar"/>
-        </w:rPr>
-        <w:t xml:space="preserve">round(value,6)</w:t>
-      </w:r>
-      <w:r>
-        <w:t xml:space="preserve">, deterministik sıralama) kurallarla kurar; böylece bir insan gönderisi ile aynı verinin YZ çıkarımı</w:t>
-      </w:r>
-      <w:r>
-        <w:t xml:space="preserve"> </w:t>
-      </w:r>
-      <w:r>
-        <w:rPr>
-          <w:b/>
-        </w:rPr>
-        <w:t xml:space="preserve">birebir aynı hash’lenir.</w:t>
-      </w:r>
-      <w:r>
-        <w:t xml:space="preserve"> </w:t>
-      </w:r>
-      <w:r>
-        <w:rPr>
-          <w:rStyle w:val="VerbatimChar"/>
-        </w:rPr>
-        <w:t xml:space="preserve">build_label_payload_diff</w:t>
-      </w:r>
-      <w:r>
-        <w:t xml:space="preserve">, SQL’de tam yapısal bir farktır (eklenen/eksik gıdalar ve besin satırları için anti-join’ler) ve çıktısı etiketleyici-performans metriklerinin ham maddesidir.</w:t>
+        <w:t xml:space="preserve">ve</w:t>
+      </w:r>
+      <w:r>
+        <w:t xml:space="preserve"> </w:t>
+      </w:r>
+      <w:r>
+        <w:t xml:space="preserve">etiketleyicilere, testçilere, kokpit kullanıcılarına, onaylayıcılara ve servis rolü otomasyonuna 31 tablo boyunca tek bir özel satır bile sızdırmadan tam doğru yetkiyi vermek — aynı zamanda yapay zekâ ve insan payload’larını hash ile karşılaştırılabilecek kadar deterministik tutarak.</w:t>
       </w:r>
     </w:p>
     <w:p>
@@ -1979,28 +1960,40 @@
         <w:rPr>
           <w:b/>
         </w:rPr>
-        <w:t xml:space="preserve">Zor kısım.</w:t>
-      </w:r>
-      <w:r>
-        <w:t xml:space="preserve"> </w:t>
-      </w:r>
-      <w:r>
-        <w:t xml:space="preserve">Bir dosyayı sonsuza dek yeniden uygulanabilir kılmak</w:t>
-      </w:r>
-      <w:r>
-        <w:t xml:space="preserve"> </w:t>
-      </w:r>
-      <w:r>
-        <w:rPr>
-          <w:i/>
-        </w:rPr>
-        <w:t xml:space="preserve">ve</w:t>
-      </w:r>
-      <w:r>
-        <w:t xml:space="preserve"> </w:t>
-      </w:r>
-      <w:r>
-        <w:t xml:space="preserve">etiketleyicilere, testçilere, kokpit kullanıcılarına, onaylayıcılara ve servis-rolü otomasyonuna 31 tablo boyunca tek bir özel satır sızdırmadan tam doğru yüzeyi vermek — aynı zamanda YZ ve insan yüklerini hash ile kıyaslanabilecek kadar deterministik tutarak.</w:t>
+        <w:t xml:space="preserve">Teknolojiler.</w:t>
+      </w:r>
+      <w:r>
+        <w:t xml:space="preserve"> </w:t>
+      </w:r>
+      <w:r>
+        <w:t xml:space="preserve">PostgreSQL / Supabase, PL/pgSQL, Row-Level Security,</w:t>
+      </w:r>
+      <w:r>
+        <w:t xml:space="preserve"> </w:t>
+      </w:r>
+      <w:r>
+        <w:rPr>
+          <w:rStyle w:val="VerbatimChar"/>
+        </w:rPr>
+        <w:t xml:space="preserve">SECURITY DEFINER</w:t>
+      </w:r>
+      <w:r>
+        <w:t xml:space="preserve"> </w:t>
+      </w:r>
+      <w:r>
+        <w:t xml:space="preserve">fonksiyonları,</w:t>
+      </w:r>
+      <w:r>
+        <w:t xml:space="preserve"> </w:t>
+      </w:r>
+      <w:r>
+        <w:rPr>
+          <w:rStyle w:val="VerbatimChar"/>
+        </w:rPr>
+        <w:t xml:space="preserve">FOR UPDATE SKIP LOCKED</w:t>
+      </w:r>
+      <w:r>
+        <w:t xml:space="preserve">, JSONB, SHA-256 ile karşılaştırılabilir kanonik payload’lar.</w:t>
       </w:r>
     </w:p>
     <w:p>
@@ -2011,51 +2004,7 @@
         <w:rPr>
           <w:b/>
         </w:rPr>
-        <w:t xml:space="preserve">Teknolojiler.</w:t>
-      </w:r>
-      <w:r>
-        <w:t xml:space="preserve"> </w:t>
-      </w:r>
-      <w:r>
-        <w:t xml:space="preserve">PostgreSQL / Supabase, PL/pgSQL, Row-Level Security,</w:t>
-      </w:r>
-      <w:r>
-        <w:t xml:space="preserve"> </w:t>
-      </w:r>
-      <w:r>
-        <w:rPr>
-          <w:rStyle w:val="VerbatimChar"/>
-        </w:rPr>
-        <w:t xml:space="preserve">SECURITY DEFINER</w:t>
-      </w:r>
-      <w:r>
-        <w:t xml:space="preserve"> </w:t>
-      </w:r>
-      <w:r>
-        <w:t xml:space="preserve">fonksiyonları,</w:t>
-      </w:r>
-      <w:r>
-        <w:t xml:space="preserve"> </w:t>
-      </w:r>
-      <w:r>
-        <w:rPr>
-          <w:rStyle w:val="VerbatimChar"/>
-        </w:rPr>
-        <w:t xml:space="preserve">FOR UPDATE SKIP LOCKED</w:t>
-      </w:r>
-      <w:r>
-        <w:t xml:space="preserve">, JSONB, SHA-256-kıyaslanabilir kanonik yükler.</w:t>
-      </w:r>
-    </w:p>
-    <w:p>
-      <w:pPr>
-        <w:pStyle w:val="BodyText"/>
-      </w:pPr>
-      <w:r>
-        <w:rPr>
-          <w:b/>
-        </w:rPr>
-        <w:t xml:space="preserve">Dosyalar &amp; satırlar.</w:t>
+        <w:t xml:space="preserve">Dosyalar ve satırlar.</w:t>
       </w:r>
       <w:r>
         <w:t xml:space="preserve"> </w:t>
@@ -2102,9 +2051,9 @@
       <w:pPr>
         <w:pStyle w:val="Heading3"/>
       </w:pPr>
-      <w:bookmarkStart w:id="26" w:name="X7c1ea9d9dde59a553a633867dc42cb5095ec462"/>
-      <w:r>
-        <w:t xml:space="preserve">4.2 Makale-keşif tarayıcısı —</w:t>
+      <w:bookmarkStart w:id="26" w:name="Xd95334fb08350a3c2221a0be7fab3d592a34766"/>
+      <w:r>
+        <w:t xml:space="preserve">4.2 Makale tarayıcısı (crawler) —</w:t>
       </w:r>
       <w:r>
         <w:t xml:space="preserve"> </w:t>
@@ -2131,7 +2080,7 @@
         <w:t xml:space="preserve"> </w:t>
       </w:r>
       <w:r>
-        <w:t xml:space="preserve">Tarayıcı yanlış makaleleri kabul ederse kıt model kotası ve etiketleyici zamanı boşa gider; çok katıysa hat gerçek bileşim tablolarını hiç bulamaz. Tarayıcı,</w:t>
+        <w:t xml:space="preserve">Tarayıcı yanlış makaleleri alırsa kıt model kotası ve etiketleyici zamanı boşa gider; fazla katı olursa gerçek bileşim tablolarını hiç bulamaz. Tarayıcı,</w:t>
       </w:r>
       <w:r>
         <w:t xml:space="preserve"> </w:t>
@@ -2146,7 +2095,7 @@
         <w:t xml:space="preserve"> </w:t>
       </w:r>
       <w:r>
-        <w:t xml:space="preserve">puanlama, doğrulama ve tekilleştirmeye kodlar. Geniş beslenme sorgularının döndürdüğü makalelerin çoğu doğrudan gıda-bileşim tablosu</w:t>
+        <w:t xml:space="preserve">puanlamaya, doğrulamaya ve kopya ayıklamaya gömülü olarak taşıyor. Geniş beslenme sorgularının döndürdüğü makalelerin çoğu doğrudan bir gıda bileşim tablosu</w:t>
       </w:r>
       <w:r>
         <w:t xml:space="preserve"> </w:t>
@@ -2155,28 +2104,28 @@
         <w:rPr>
           <w:i/>
         </w:rPr>
-        <w:t xml:space="preserve">değildir</w:t>
-      </w:r>
-      <w:r>
-        <w:t xml:space="preserve"> </w:t>
-      </w:r>
-      <w:r>
-        <w:t xml:space="preserve">— müdahale çalışmaları, yem denemeleri, derlemelerdir — bu yüzden tarayıcı, herhangi bir pahalı işten önce adayları daraltmalı, ama</w:t>
-      </w:r>
-      <w:r>
-        <w:t xml:space="preserve"> </w:t>
-      </w:r>
-      <w:r>
-        <w:rPr>
-          <w:b/>
-        </w:rPr>
-        <w:t xml:space="preserve">tek bir başıboş kelime yüzünden</w:t>
-      </w:r>
-      <w:r>
-        <w:t xml:space="preserve"> </w:t>
-      </w:r>
-      <w:r>
-        <w:t xml:space="preserve">gerçek bir makaleyi sert biçimde reddetmeden.</w:t>
+        <w:t xml:space="preserve">değil</w:t>
+      </w:r>
+      <w:r>
+        <w:t xml:space="preserve"> </w:t>
+      </w:r>
+      <w:r>
+        <w:t xml:space="preserve">— müdahale çalışmaları, yem denemeleri, derlemeler. Bu yüzden tarayıcı, pahalı bir işlem yapmadan önce adayları daraltmak zorunda, ama</w:t>
+      </w:r>
+      <w:r>
+        <w:t xml:space="preserve"> </w:t>
+      </w:r>
+      <w:r>
+        <w:rPr>
+          <w:b/>
+        </w:rPr>
+        <w:t xml:space="preserve">tek bir alakasız kelime yüzünden</w:t>
+      </w:r>
+      <w:r>
+        <w:t xml:space="preserve"> </w:t>
+      </w:r>
+      <w:r>
+        <w:t xml:space="preserve">gerçek bir makaleyi elemeden.</w:t>
       </w:r>
     </w:p>
     <w:p>
@@ -2208,13 +2157,13 @@
         <w:rPr>
           <w:b/>
         </w:rPr>
-        <w:t xml:space="preserve">Arama → Filtre → Edinim</w:t>
-      </w:r>
-      <w:r>
-        <w:t xml:space="preserve"> </w:t>
-      </w:r>
-      <w:r>
-        <w:t xml:space="preserve">yürüten ~2.200 satırlık bir orkestratördür (~70 metot); pahalı adım en sona gelir:</w:t>
+        <w:t xml:space="preserve">Arama → Filtre → İndirme</w:t>
+      </w:r>
+      <w:r>
+        <w:t xml:space="preserve"> </w:t>
+      </w:r>
+      <w:r>
+        <w:t xml:space="preserve">akışını yürüten, ~2.200 satırlık (~70 metotlu) bir orkestratör; pahalı adım hep en sona bırakılıyor:</w:t>
       </w:r>
     </w:p>
     <w:p>
@@ -2235,7 +2184,7 @@
         <w:t xml:space="preserve"> </w:t>
       </w:r>
       <w:r>
-        <w:t xml:space="preserve">— Europe PMC / OpenAlex / Semantic Scholar’dan (Türkçe için DergiPark) yalnızca-metadata getirme, kaynak-başına sorgu işleme.</w:t>
+        <w:t xml:space="preserve">— Europe PMC / OpenAlex / Semantic Scholar’dan (Türkçe için DergiPark) yalnızca üst veri (metadata) çekilir; her kaynak için sorgu ayrı biçimlendirilir.</w:t>
       </w:r>
     </w:p>
     <w:p>
@@ -2256,37 +2205,37 @@
         <w:t xml:space="preserve"> </w:t>
       </w:r>
       <w:r>
-        <w:t xml:space="preserve">— başlık+özet üzerinde iki-kapılı, tamamen</w:t>
-      </w:r>
-      <w:r>
-        <w:t xml:space="preserve"> </w:t>
-      </w:r>
-      <w:r>
-        <w:rPr>
-          <w:b/>
-        </w:rPr>
-        <w:t xml:space="preserve">toplamsal</w:t>
-      </w:r>
-      <w:r>
-        <w:t xml:space="preserve"> </w:t>
-      </w:r>
-      <w:r>
-        <w:t xml:space="preserve">bir alaka kararı,</w:t>
-      </w:r>
-      <w:r>
-        <w:t xml:space="preserve"> </w:t>
-      </w:r>
-      <w:r>
-        <w:rPr>
-          <w:b/>
-        </w:rPr>
-        <w:t xml:space="preserve">henüz PDF inilmeden.</w:t>
-      </w:r>
-      <w:r>
-        <w:t xml:space="preserve"> </w:t>
-      </w:r>
-      <w:r>
-        <w:t xml:space="preserve">Kural (AGENTS’ta zorunlu)</w:t>
+        <w:t xml:space="preserve">— başlık ve özet üzerinde,</w:t>
+      </w:r>
+      <w:r>
+        <w:t xml:space="preserve"> </w:t>
+      </w:r>
+      <w:r>
+        <w:rPr>
+          <w:b/>
+        </w:rPr>
+        <w:t xml:space="preserve">henüz PDF indirilmeden</w:t>
+      </w:r>
+      <w:r>
+        <w:t xml:space="preserve"> </w:t>
+      </w:r>
+      <w:r>
+        <w:t xml:space="preserve">yapılan, tamamen</w:t>
+      </w:r>
+      <w:r>
+        <w:t xml:space="preserve"> </w:t>
+      </w:r>
+      <w:r>
+        <w:rPr>
+          <w:b/>
+        </w:rPr>
+        <w:t xml:space="preserve">eklemeli</w:t>
+      </w:r>
+      <w:r>
+        <w:t xml:space="preserve"> </w:t>
+      </w:r>
+      <w:r>
+        <w:t xml:space="preserve">bir alaka kararı. Kural (AGENTS’ta zorunlu kılınmış) şu:</w:t>
       </w:r>
       <w:r>
         <w:t xml:space="preserve"> </w:t>
@@ -2295,13 +2244,13 @@
         <w:rPr>
           <w:i/>
         </w:rPr>
-        <w:t xml:space="preserve">sert-negatif veto yok</w:t>
-      </w:r>
-      <w:r>
-        <w:t xml:space="preserve"> </w:t>
-      </w:r>
-      <w:r>
-        <w:t xml:space="preserve">— bir negatif ifade bir cezadır, asla otomatik-ret değil; böylece</w:t>
+        <w:t xml:space="preserve">kesin bir olumsuz veto yok</w:t>
+      </w:r>
+      <w:r>
+        <w:t xml:space="preserve"> </w:t>
+      </w:r>
+      <w:r>
+        <w:t xml:space="preserve">— olumsuz bir ifade puanı düşürür, ama asla doğrudan elemez. Yani</w:t>
       </w:r>
       <w:r>
         <w:t xml:space="preserve"> </w:t>
@@ -2319,7 +2268,7 @@
         <w:t xml:space="preserve"> </w:t>
       </w:r>
       <w:r>
-        <w:t xml:space="preserve">gibi tek bir kelime, bir bileşim tablosu da bildiren bir makaleyi öldüremez. Ucuz arama kapısı bileşim ifadelerini, gıda/besin terimlerini, bir</w:t>
+        <w:t xml:space="preserve">gibi tek bir kelime, içinde bir bileşim tablosu da olan bir makaleyi öldüremez. Ucuz arama kapısı; bileşim ifadelerini, gıda/besin terimlerini,</w:t>
       </w:r>
       <w:r>
         <w:t xml:space="preserve"> </w:t>
@@ -2334,7 +2283,7 @@
         <w:t xml:space="preserve"> </w:t>
       </w:r>
       <w:r>
-        <w:t xml:space="preserve">tarzı birim regex’ini ve gıda+besin kombinasyonlarını yumuşak cezalara karşı puanlar; daha zengin metadata kapısı üç</w:t>
+        <w:t xml:space="preserve">türü bir birim regex’ini ve gıda+besin eşleşmelerini yumuşak cezalara karşı puanlar. Daha zengin üst veri kapısı buna üç</w:t>
       </w:r>
       <w:r>
         <w:t xml:space="preserve"> </w:t>
@@ -2349,16 +2298,16 @@
         <w:t xml:space="preserve"> </w:t>
       </w:r>
       <w:r>
-        <w:t xml:space="preserve">sinyal ekler — kaynak-başına önsel, dil-kapsamlı çapa ifadelerine</w:t>
-      </w:r>
-      <w:r>
-        <w:t xml:space="preserve"> </w:t>
-      </w:r>
-      <w:r>
-        <w:rPr>
-          <w:b/>
-        </w:rPr>
-        <w:t xml:space="preserve">cümle-gömme benzerliği</w:t>
+        <w:t xml:space="preserve">sinyal ekler: kaynağa göre bir ön puan, dile göre seçilmiş çapa ifadelerine</w:t>
+      </w:r>
+      <w:r>
+        <w:t xml:space="preserve"> </w:t>
+      </w:r>
+      <w:r>
+        <w:rPr>
+          <w:b/>
+        </w:rPr>
+        <w:t xml:space="preserve">cümle gömme (embedding) benzerliği</w:t>
       </w:r>
       <w:r>
         <w:t xml:space="preserve"> </w:t>
@@ -2379,7 +2328,7 @@
         <w:t xml:space="preserve"> </w:t>
       </w:r>
       <w:r>
-        <w:t xml:space="preserve">(§4.5). Her katkı bir</w:t>
+        <w:t xml:space="preserve">(bkz. §4.5). Her katkı bir</w:t>
       </w:r>
       <w:r>
         <w:t xml:space="preserve"> </w:t>
@@ -2394,7 +2343,7 @@
         <w:t xml:space="preserve"> </w:t>
       </w:r>
       <w:r>
-        <w:t xml:space="preserve">gerekçesi olarak loglanır, böylece her karar çalışma manifestinde tamamen açıklanabilir.</w:t>
+        <w:t xml:space="preserve">gerekçesiyle kaydedilir; böylece her karar, çalışma raporunda baştan sona açıklanabilir.</w:t>
       </w:r>
     </w:p>
     <w:p>
@@ -2409,22 +2358,22 @@
         <w:rPr>
           <w:b/>
         </w:rPr>
-        <w:t xml:space="preserve">Edinim</w:t>
-      </w:r>
-      <w:r>
-        <w:t xml:space="preserve"> </w:t>
-      </w:r>
-      <w:r>
-        <w:t xml:space="preserve">— yalnızca metadata-geçenlerin PDF’i çekilir, sonra</w:t>
-      </w:r>
-      <w:r>
-        <w:t xml:space="preserve"> </w:t>
-      </w:r>
-      <w:r>
-        <w:rPr>
-          <w:b/>
-        </w:rPr>
-        <w:t xml:space="preserve">çok daha katı bir tam-metin kapısı</w:t>
+        <w:t xml:space="preserve">İndirme</w:t>
+      </w:r>
+      <w:r>
+        <w:t xml:space="preserve"> </w:t>
+      </w:r>
+      <w:r>
+        <w:t xml:space="preserve">— yalnızca üst veri filtresini geçenlerin PDF’i indirilir, ardından</w:t>
+      </w:r>
+      <w:r>
+        <w:t xml:space="preserve"> </w:t>
+      </w:r>
+      <w:r>
+        <w:rPr>
+          <w:b/>
+        </w:rPr>
+        <w:t xml:space="preserve">çok daha katı bir tam metin kapısı</w:t>
       </w:r>
       <w:r>
         <w:t xml:space="preserve"> </w:t>
@@ -2439,7 +2388,7 @@
         <w:t xml:space="preserve">validate_pdf_text</w:t>
       </w:r>
       <w:r>
-        <w:t xml:space="preserve">): kaynakça bölümlerini soyar (bibliyografya puanı şişirmesin), AOAC/HPLC/GC/ICP yöntem kanıtını ve</w:t>
+        <w:t xml:space="preserve">) uygulanır: kaynakça bölümleri çıkarılır (kaynakça puanı şişirmesin diye), AOAC/HPLC/GC/ICP yöntem kanıtı ve</w:t>
       </w:r>
       <w:r>
         <w:t xml:space="preserve"> </w:t>
@@ -2454,7 +2403,7 @@
         <w:t xml:space="preserve"> </w:t>
       </w:r>
       <w:r>
-        <w:t xml:space="preserve">birimlerini sayar ve güçlü bir puan</w:t>
+        <w:t xml:space="preserve">birimleri sayılır; geçmek için güçlü bir puan</w:t>
       </w:r>
       <w:r>
         <w:t xml:space="preserve"> </w:t>
@@ -2499,7 +2448,7 @@
         <w:t xml:space="preserve"> </w:t>
       </w:r>
       <w:r>
-        <w:t xml:space="preserve">bir proksimat-besin paneliyle ≥4 örtüşme (nem/protein/yağ/kül/lif/karbonhidrat/enerji/mineraller) gerektirir. Geri-çağırım için indirmeye gevşek, kesinlik için indirmeden sonra katı. Kelime eşleşmesi Unicode kelime-sınırı duyarlıdır; böylece Türkçe</w:t>
+        <w:t xml:space="preserve">temel besin paneliyle (nem/protein/yağ/kül/lif/karbonhidrat/enerji/mineraller) en az 4 örtüşme gerekir. İndirmeye girişte gevşek (recall için), çıkışta katı (kesinlik için). Kelime eşleştirmesi Unicode kelime sınırlarına duyarlı; böylece Türkçedeki</w:t>
       </w:r>
       <w:r>
         <w:t xml:space="preserve"> </w:t>
@@ -2535,7 +2484,7 @@
         <w:t xml:space="preserve"> </w:t>
       </w:r>
       <w:r>
-        <w:t xml:space="preserve">içinde değil, bir kelime olarak eşleşir.</w:t>
+        <w:t xml:space="preserve">içinde değil, gerçek bir kelime olarak eşleşir.</w:t>
       </w:r>
     </w:p>
     <w:p>
@@ -2546,13 +2495,13 @@
         <w:rPr>
           <w:b/>
         </w:rPr>
-        <w:t xml:space="preserve">Asıl zor kısım — PDF edinimi.</w:t>
-      </w:r>
-      <w:r>
-        <w:t xml:space="preserve"> </w:t>
-      </w:r>
-      <w:r>
-        <w:t xml:space="preserve">Yayıncı PDF’leri direnir.</w:t>
+        <w:t xml:space="preserve">Asıl zor kısım — PDF indirme.</w:t>
+      </w:r>
+      <w:r>
+        <w:t xml:space="preserve"> </w:t>
+      </w:r>
+      <w:r>
+        <w:t xml:space="preserve">Yayıncı PDF’leri kolay vermiyor.</w:t>
       </w:r>
       <w:r>
         <w:t xml:space="preserve"> </w:t>
@@ -2564,7 +2513,7 @@
         <w:t xml:space="preserve">_download_candidate</w:t>
       </w:r>
       <w:r>
-        <w:t xml:space="preserve">, katmanlı bir yedek merdivenidir: PMC Açık-Erişim paketi (OA API XML’ini ayrıştır, PDF linklerini dene, yoksa</w:t>
+        <w:t xml:space="preserve">, katmanlı bir yedek zinciri: PMC Açık Erişim paketi (OA API’sinin XML’ini ayrıştır, PDF bağlantılarını dene, olmazsa</w:t>
       </w:r>
       <w:r>
         <w:t xml:space="preserve"> </w:t>
@@ -2580,7 +2529,7 @@
         <w:rPr>
           <w:b/>
         </w:rPr>
-        <w:t xml:space="preserve">’yi indirip en büyük</w:t>
+        <w:t xml:space="preserve">’yi indirip içindeki en büyük</w:t>
       </w:r>
       <w:r>
         <w:rPr>
@@ -2599,13 +2548,7 @@
         <w:rPr>
           <w:b/>
         </w:rPr>
-        <w:t xml:space="preserve"> </w:t>
-      </w:r>
-      <w:r>
-        <w:rPr>
-          <w:b/>
-        </w:rPr>
-        <w:t xml:space="preserve">üyesini çıkar</w:t>
+        <w:t xml:space="preserve">’i çıkar</w:t>
       </w:r>
       <w:r>
         <w:t xml:space="preserve">); doğrudan</w:t>
@@ -2623,7 +2566,7 @@
         <w:t xml:space="preserve"> </w:t>
       </w:r>
       <w:r>
-        <w:t xml:space="preserve">çekimi (gövde</w:t>
+        <w:t xml:space="preserve">ile indirme (gövdenin</w:t>
       </w:r>
       <w:r>
         <w:t xml:space="preserve"> </w:t>
@@ -2638,16 +2581,16 @@
         <w:t xml:space="preserve"> </w:t>
       </w:r>
       <w:r>
-        <w:t xml:space="preserve">ile başlıyor mu doğrula); hata hâlinde</w:t>
-      </w:r>
-      <w:r>
-        <w:t xml:space="preserve"> </w:t>
-      </w:r>
-      <w:r>
-        <w:rPr>
-          <w:b/>
-        </w:rPr>
-        <w:t xml:space="preserve">tam tarayıcı User-Agent’lı</w:t>
+        <w:t xml:space="preserve">ile başladığını doğrula); başarısız olursa</w:t>
+      </w:r>
+      <w:r>
+        <w:t xml:space="preserve"> </w:t>
+      </w:r>
+      <w:r>
+        <w:rPr>
+          <w:b/>
+        </w:rPr>
+        <w:t xml:space="preserve">tarayıcı User-Agent’ıyla</w:t>
       </w:r>
       <w:r>
         <w:rPr>
@@ -2663,22 +2606,10 @@
         <w:t xml:space="preserve">curl</w:t>
       </w:r>
       <w:r>
-        <w:rPr>
-          <w:b/>
-        </w:rPr>
-        <w:t xml:space="preserve"> </w:t>
-      </w:r>
-      <w:r>
-        <w:rPr>
-          <w:b/>
-        </w:rPr>
-        <w:t xml:space="preserve">yedeği</w:t>
-      </w:r>
-      <w:r>
-        <w:t xml:space="preserve"> </w:t>
-      </w:r>
-      <w:r>
-        <w:t xml:space="preserve">(birçok yayıncı tarayıcı-dışı ajanları engeller); ve yanıt bir HTML bot-duvarıysa,</w:t>
+        <w:t xml:space="preserve"> </w:t>
+      </w:r>
+      <w:r>
+        <w:t xml:space="preserve">(birçok yayıncı tarayıcı dışı istemcileri engelliyor); ve gelen yanıt bir HTML bot duvarıysa,</w:t>
       </w:r>
       <w:r>
         <w:t xml:space="preserve"> </w:t>
@@ -2705,16 +2636,16 @@
         <w:t xml:space="preserve">_solve_pmc_pow</w:t>
       </w:r>
       <w:r>
-        <w:t xml:space="preserve">, meydan okumayı sayfadan ayrıştırır ve</w:t>
-      </w:r>
-      <w:r>
-        <w:t xml:space="preserve"> </w:t>
-      </w:r>
-      <w:r>
-        <w:rPr>
-          <w:b/>
-        </w:rPr>
-        <w:t xml:space="preserve">bir hashcash nonce’unu brute-force eder</w:t>
+        <w:t xml:space="preserve">, meydan okumayı sayfadan ayrıştırıp bir</w:t>
+      </w:r>
+      <w:r>
+        <w:t xml:space="preserve"> </w:t>
+      </w:r>
+      <w:r>
+        <w:rPr>
+          <w:b/>
+        </w:rPr>
+        <w:t xml:space="preserve">hashcash nonce’unu kaba kuvvetle çözer</w:t>
       </w:r>
       <w:r>
         <w:t xml:space="preserve"> </w:t>
@@ -2732,7 +2663,7 @@
         <w:t xml:space="preserve"> </w:t>
       </w:r>
       <w:r>
-        <w:t xml:space="preserve">N sıfırla başlayana dek artırır), sonra çözüm çereziyle tekrar dener. Gerçek bir madencilik döngüsüyle yenilen bir bot-duvarı.</w:t>
+        <w:t xml:space="preserve">belirli sayıda sıfırla başlayana kadar artırır), sonra çözüm çerezi ile yeniden dener. Yani gerçek bir madencilik döngüsüyle aşılan bir bot duvarı.</w:t>
       </w:r>
     </w:p>
     <w:p>
@@ -2752,7 +2683,7 @@
         <w:t xml:space="preserve">aynı makaleyi asla iki kez taramaz</w:t>
       </w:r>
       <w:r>
-        <w:t xml:space="preserve">: aramadan önce her canlı</w:t>
+        <w:t xml:space="preserve">: aramadan önce, canlıdaki tüm</w:t>
       </w:r>
       <w:r>
         <w:t xml:space="preserve"> </w:t>
@@ -2764,7 +2695,10 @@
         <w:t xml:space="preserve">papers.canonical_key</w:t>
       </w:r>
       <w:r>
-        <w:t xml:space="preserve">’ten (Supabase REST API’den sayfalanarak) artı yerel terminal makale durumlarından (arama-kapısı retleri dâhil; böylece bir metadata reddi yeniden çekilmez) bir atlama-kümesi kurar. Kabul edilen PDF’ler</w:t>
+        <w:t xml:space="preserve"> </w:t>
+      </w:r>
+      <w:r>
+        <w:t xml:space="preserve">değerleri (Supabase REST API’sinden sayfalanarak) ve yerel kalıcı makale durumları (üst veri aşamasında elenenler dâhil, böylece elenmiş bir makale tekrar indirilmez) birleştirilerek bir atlama listesi oluşturur. Kabul edilen PDF’ler</w:t>
       </w:r>
       <w:r>
         <w:t xml:space="preserve"> </w:t>
@@ -2818,22 +2752,22 @@
         <w:t xml:space="preserve">canonical_key</w:t>
       </w:r>
       <w:r>
-        <w:t xml:space="preserve">) ve tüm çalışma</w:t>
-      </w:r>
-      <w:r>
-        <w:t xml:space="preserve"> </w:t>
-      </w:r>
-      <w:r>
-        <w:rPr>
-          <w:b/>
-        </w:rPr>
-        <w:t xml:space="preserve">duvar-saati sınırlıdır</w:t>
-      </w:r>
-      <w:r>
-        <w:t xml:space="preserve"> </w:t>
-      </w:r>
-      <w:r>
-        <w:t xml:space="preserve">— 2.400 saniyelik son tarih dolduğunda temiz durur ve yine de her kabul edilen kısmi sonucu artı kendi kendini belgeleyen bir huni manifestini yazar; böylece bir GitHub zaman aşımı asla iş kaybetmez.</w:t>
+        <w:t xml:space="preserve">) ve her çalışma</w:t>
+      </w:r>
+      <w:r>
+        <w:t xml:space="preserve"> </w:t>
+      </w:r>
+      <w:r>
+        <w:rPr>
+          <w:b/>
+        </w:rPr>
+        <w:t xml:space="preserve">süre sınırlıdır</w:t>
+      </w:r>
+      <w:r>
+        <w:t xml:space="preserve"> </w:t>
+      </w:r>
+      <w:r>
+        <w:t xml:space="preserve">— 2.400 saniyelik süre dolduğunda temiz biçimde durur, ama kabul edilen her kısmi sonucu ve kendini açıklayan bir huni raporunu yine de yazar; böylece bir GitHub zaman aşımı asla iş kaybettirmez.</w:t>
       </w:r>
     </w:p>
     <w:p>
@@ -2841,7 +2775,7 @@
         <w:pStyle w:val="BodyText"/>
       </w:pPr>
       <w:r>
-        <w:t xml:space="preserve">Küçük ama yük taşıyan bir modül,</w:t>
+        <w:t xml:space="preserve">Küçük ama kritik bir modül olan</w:t>
       </w:r>
       <w:r>
         <w:t xml:space="preserve"> </w:t>
@@ -2853,7 +2787,7 @@
         <w:t xml:space="preserve">models.py</w:t>
       </w:r>
       <w:r>
-        <w:t xml:space="preserve">, tarayıcının, her kaynak adaptörünün, yükleyicinin ve geri besleme dışa aktarıcısının hepsinin içe aktardığı</w:t>
+        <w:t xml:space="preserve">, tarayıcının, her kaynak adaptörünün, yükleyicinin ve geri besleme dışa aktarıcısının ortak kullandığı</w:t>
       </w:r>
       <w:r>
         <w:t xml:space="preserve"> </w:t>
@@ -2901,7 +2835,7 @@
         <w:t xml:space="preserve">build_search_batch_key</w:t>
       </w:r>
       <w:r>
-        <w:t xml:space="preserve">) tanımlar — böylece bir makale her yerde</w:t>
+        <w:t xml:space="preserve">) tanımlar. Böylece bir makale her yerde</w:t>
       </w:r>
       <w:r>
         <w:t xml:space="preserve"> </w:t>
@@ -2916,7 +2850,7 @@
         <w:t xml:space="preserve"> </w:t>
       </w:r>
       <w:r>
-        <w:t xml:space="preserve">kimliği hesaplar; SQL</w:t>
+        <w:t xml:space="preserve">kimliği üretir; SQL’deki</w:t>
       </w:r>
       <w:r>
         <w:t xml:space="preserve"> </w:t>
@@ -2931,7 +2865,7 @@
         <w:t xml:space="preserve"> </w:t>
       </w:r>
       <w:r>
-        <w:t xml:space="preserve">indekslerinin, atlama-kümesinin ve toplu (batch) geri beslemenin merkezi bir koordinatör olmadan hizalanmasını sağlayan budur.</w:t>
+        <w:t xml:space="preserve">indekslerin, atlama listesinin ve toplu (batch) geri beslemenin merkezî bir koordinatöre gerek kalmadan örtüşmesini sağlayan da budur.</w:t>
       </w:r>
     </w:p>
     <w:p>
@@ -3010,7 +2944,7 @@
         <w:rPr>
           <w:b/>
         </w:rPr>
-        <w:t xml:space="preserve">Dosyalar &amp; satırlar.</w:t>
+        <w:t xml:space="preserve">Dosyalar ve satırlar.</w:t>
       </w:r>
       <w:r>
         <w:t xml:space="preserve"> </w:t>
@@ -3117,9 +3051,9 @@
       <w:pPr>
         <w:pStyle w:val="Heading3"/>
       </w:pPr>
-      <w:bookmarkStart w:id="27" w:name="X9c5b0f749cdcb3a89cc2d722dc349334d1d5084"/>
-      <w:r>
-        <w:t xml:space="preserve">4.3 Üç-aşamalı YZ kademesi —</w:t>
+      <w:bookmarkStart w:id="27" w:name="Xc864a86ddf3a7464b71940fe0129bf9b4636282"/>
+      <w:r>
+        <w:t xml:space="preserve">4.3 Üç aşamalı yapay zekâ kademesi —</w:t>
       </w:r>
       <w:r>
         <w:t xml:space="preserve"> </w:t>
@@ -3146,19 +3080,22 @@
         <w:t xml:space="preserve"> </w:t>
       </w:r>
       <w:r>
-        <w:t xml:space="preserve">Nihai, güçlü Gemini çıkarımı kıt ve pahalı kaynaktır — ücretsiz kotada günde yaklaşık</w:t>
-      </w:r>
-      <w:r>
-        <w:t xml:space="preserve"> </w:t>
-      </w:r>
-      <w:r>
-        <w:rPr>
-          <w:b/>
-        </w:rPr>
-        <w:t xml:space="preserve">20 çağrı</w:t>
-      </w:r>
-      <w:r>
-        <w:t xml:space="preserve">. Her adayı en güçlü modelle elemek, bu bütçeyi çoğu işe yaramaz makaleye harcardı. Bu yüzden her kabul edilen makale, birçok adayı ucuza işleyen, sonra pahalı çağrıları yalnızca</w:t>
+        <w:t xml:space="preserve">Son aşamadaki güçlü Gemini çıkarımı, kıt ve pahalı bir kaynak — ücretsiz kotada günde yaklaşık</w:t>
+      </w:r>
+      <w:r>
+        <w:t xml:space="preserve"> </w:t>
+      </w:r>
+      <w:r>
+        <w:rPr>
+          <w:b/>
+        </w:rPr>
+        <w:t xml:space="preserve">20 çağrı.</w:t>
+      </w:r>
+      <w:r>
+        <w:t xml:space="preserve"> </w:t>
+      </w:r>
+      <w:r>
+        <w:t xml:space="preserve">Her adayı en güçlü modelle elemek, bu bütçeyi çoğu işe yaramayacak makaleye harcamak demek olurdu. Bu yüzden kabul edilen her makale, önce birçok adayı ucuza işleyen, sonra pahalı çağrıları yalnızca</w:t>
       </w:r>
       <w:r>
         <w:t xml:space="preserve"> </w:t>
@@ -3173,22 +3110,22 @@
         <w:t xml:space="preserve"> </w:t>
       </w:r>
       <w:r>
-        <w:t xml:space="preserve">alt kümeye harcayan bir</w:t>
-      </w:r>
-      <w:r>
-        <w:t xml:space="preserve"> </w:t>
-      </w:r>
-      <w:r>
-        <w:rPr>
-          <w:b/>
-        </w:rPr>
-        <w:t xml:space="preserve">üç-aşamalı huniden</w:t>
-      </w:r>
-      <w:r>
-        <w:t xml:space="preserve"> </w:t>
-      </w:r>
-      <w:r>
-        <w:t xml:space="preserve">geçer:</w:t>
+        <w:t xml:space="preserve">alt kümeye harcayan</w:t>
+      </w:r>
+      <w:r>
+        <w:t xml:space="preserve"> </w:t>
+      </w:r>
+      <w:r>
+        <w:rPr>
+          <w:b/>
+        </w:rPr>
+        <w:t xml:space="preserve">üç aşamalı bir huniden</w:t>
+      </w:r>
+      <w:r>
+        <w:t xml:space="preserve"> </w:t>
+      </w:r>
+      <w:r>
+        <w:t xml:space="preserve">geçiyor:</w:t>
       </w:r>
     </w:p>
     <w:p>
@@ -3217,7 +3154,7 @@
         <w:rPr>
           <w:rStyle w:val="VerbatimChar"/>
         </w:rPr>
-        <w:t xml:space="preserve">Güçlü  — gemini_flash_db_payload_v2  (gemini-3.5-flash)           yerel PDF   ~20/gün</w:t>
+        <w:t xml:space="preserve">Güçlü  — gemini_flash_db_payload_v2  (gemini-3.5-flash)           PDF modu    ~20/gün</w:t>
       </w:r>
       <w:r>
         <w:br/>
@@ -3252,7 +3189,22 @@
         <w:t xml:space="preserve"> </w:t>
       </w:r>
       <w:r>
-        <w:t xml:space="preserve">Üç aşama da tek bir prompta (</w:t>
+        <w:t xml:space="preserve">Üç aşama da</w:t>
+      </w:r>
+      <w:r>
+        <w:t xml:space="preserve"> </w:t>
+      </w:r>
+      <w:r>
+        <w:rPr>
+          <w:i/>
+        </w:rPr>
+        <w:t xml:space="preserve">aynı</w:t>
+      </w:r>
+      <w:r>
+        <w:t xml:space="preserve"> </w:t>
+      </w:r>
+      <w:r>
+        <w:t xml:space="preserve">ortak çıkarım sözleşmesini, tek bir prompt (</w:t>
       </w:r>
       <w:r>
         <w:rPr>
@@ -3261,7 +3213,199 @@
         <w:t xml:space="preserve">opennutri_evidence_payload_v2</w:t>
       </w:r>
       <w:r>
-        <w:t xml:space="preserve">) karşı</w:t>
+        <w:t xml:space="preserve">) üzerinden çalıştırıyor. Bu prompt aslında ürünün alan tanımının kod hâli: yaklaşık 25 satır boyunca</w:t>
+      </w:r>
+      <w:r>
+        <w:t xml:space="preserve"> </w:t>
+      </w:r>
+      <w:r>
+        <w:t xml:space="preserve">“</w:t>
+      </w:r>
+      <w:r>
+        <w:t xml:space="preserve">yararlı OpenNutri verisi</w:t>
+      </w:r>
+      <w:r>
+        <w:t xml:space="preserve">”</w:t>
+      </w:r>
+      <w:r>
+        <w:t xml:space="preserve"> </w:t>
+      </w:r>
+      <w:r>
+        <w:t xml:space="preserve">nedir (doğrudan gıda/ürün bileşimi) ile neyin</w:t>
+      </w:r>
+      <w:r>
+        <w:t xml:space="preserve"> </w:t>
+      </w:r>
+      <w:r>
+        <w:rPr>
+          <w:b/>
+        </w:rPr>
+        <w:t xml:space="preserve">boş</w:t>
+      </w:r>
+      <w:r>
+        <w:t xml:space="preserve"> </w:t>
+      </w:r>
+      <w:r>
+        <w:t xml:space="preserve">sayıldığını (müdahale/etki çalışmaları, tek seferlik deneysel formülasyonlar, sindirilebilirlik, duyusal testler, biyobelirteçler, derleme verileri) tek tek sayıyor — gerçek gıdalardan oluşan bir veritabanı ile alakasız bir ziraat makaleleri yığını arasındaki farkı belirleyen şey bu. Çıkarılan her satır, Ayşegül’ün frontend’inin sonradan vurgulayabilmesi için</w:t>
+      </w:r>
+      <w:r>
+        <w:t xml:space="preserve"> </w:t>
+      </w:r>
+      <w:r>
+        <w:rPr>
+          <w:b/>
+        </w:rPr>
+        <w:t xml:space="preserve">kanıtın konumunu belirten meta veriler</w:t>
+      </w:r>
+      <w:r>
+        <w:t xml:space="preserve"> </w:t>
+      </w:r>
+      <w:r>
+        <w:t xml:space="preserve">taşımak zorunda:</w:t>
+      </w:r>
+      <w:r>
+        <w:t xml:space="preserve"> </w:t>
+      </w:r>
+      <w:r>
+        <w:rPr>
+          <w:rStyle w:val="VerbatimChar"/>
+        </w:rPr>
+        <w:t xml:space="preserve">table_label</w:t>
+      </w:r>
+      <w:r>
+        <w:t xml:space="preserve">,</w:t>
+      </w:r>
+      <w:r>
+        <w:t xml:space="preserve"> </w:t>
+      </w:r>
+      <w:r>
+        <w:rPr>
+          <w:rStyle w:val="VerbatimChar"/>
+        </w:rPr>
+        <w:t xml:space="preserve">page_hint</w:t>
+      </w:r>
+      <w:r>
+        <w:t xml:space="preserve">, kısa ve birebir bir</w:t>
+      </w:r>
+      <w:r>
+        <w:t xml:space="preserve"> </w:t>
+      </w:r>
+      <w:r>
+        <w:rPr>
+          <w:rStyle w:val="VerbatimChar"/>
+        </w:rPr>
+        <w:t xml:space="preserve">source_quote</w:t>
+      </w:r>
+      <w:r>
+        <w:t xml:space="preserve"> </w:t>
+      </w:r>
+      <w:r>
+        <w:t xml:space="preserve">(en fazla 20 kelime),</w:t>
+      </w:r>
+      <w:r>
+        <w:t xml:space="preserve"> </w:t>
+      </w:r>
+      <w:r>
+        <w:rPr>
+          <w:rStyle w:val="VerbatimChar"/>
+        </w:rPr>
+        <w:t xml:space="preserve">source_location_type</w:t>
+      </w:r>
+      <w:r>
+        <w:t xml:space="preserve">,</w:t>
+      </w:r>
+      <w:r>
+        <w:t xml:space="preserve"> </w:t>
+      </w:r>
+      <w:r>
+        <w:rPr>
+          <w:rStyle w:val="VerbatimChar"/>
+        </w:rPr>
+        <w:t xml:space="preserve">section_heading</w:t>
+      </w:r>
+      <w:r>
+        <w:t xml:space="preserve">,</w:t>
+      </w:r>
+      <w:r>
+        <w:t xml:space="preserve"> </w:t>
+      </w:r>
+      <w:r>
+        <w:rPr>
+          <w:rStyle w:val="VerbatimChar"/>
+        </w:rPr>
+        <w:t xml:space="preserve">paragraph_hint</w:t>
+      </w:r>
+      <w:r>
+        <w:t xml:space="preserve">. Tüm promptun en önemli talimatı şu:</w:t>
+      </w:r>
+      <w:r>
+        <w:t xml:space="preserve"> </w:t>
+      </w:r>
+      <w:r>
+        <w:rPr>
+          <w:rStyle w:val="VerbatimChar"/>
+        </w:rPr>
+        <w:t xml:space="preserve">page_hint</w:t>
+      </w:r>
+      <w:r>
+        <w:t xml:space="preserve">,</w:t>
+      </w:r>
+      <w:r>
+        <w:t xml:space="preserve"> </w:t>
+      </w:r>
+      <w:r>
+        <w:rPr>
+          <w:rStyle w:val="VerbatimChar"/>
+          <w:b/>
+        </w:rPr>
+        <w:t xml:space="preserve">===== PDF PAGE N =====</w:t>
+      </w:r>
+      <w:r>
+        <w:rPr>
+          <w:b/>
+        </w:rPr>
+        <w:t xml:space="preserve"> </w:t>
+      </w:r>
+      <w:r>
+        <w:rPr>
+          <w:b/>
+        </w:rPr>
+        <w:t xml:space="preserve">işaretlerinden alınan, 1’den başlayan PDF sayfa numarasıdır; asla basılı dergi sayfası değildir</w:t>
+      </w:r>
+      <w:r>
+        <w:t xml:space="preserve"> </w:t>
+      </w:r>
+      <w:r>
+        <w:t xml:space="preserve">— çünkü vurgulamayı bozan şey tam olarak basılı sayfa ile PDF sayfasının karışmasıydı.</w:t>
+      </w:r>
+    </w:p>
+    <w:p>
+      <w:pPr>
+        <w:pStyle w:val="BodyText"/>
+      </w:pPr>
+      <w:r>
+        <w:t xml:space="preserve">Bunu üretimde ayakta tutan iki dayanıklılık mekanizması var:</w:t>
+      </w:r>
+      <w:r>
+        <w:t xml:space="preserve"> </w:t>
+      </w:r>
+      <w:r>
+        <w:t xml:space="preserve">-</w:t>
+      </w:r>
+      <w:r>
+        <w:t xml:space="preserve"> </w:t>
+      </w:r>
+      <w:r>
+        <w:rPr>
+          <w:b/>
+        </w:rPr>
+        <w:t xml:space="preserve">Modelin bozuk JSON’undan sağ çıkmak.</w:t>
+      </w:r>
+      <w:r>
+        <w:t xml:space="preserve"> </w:t>
+      </w:r>
+      <w:r>
+        <w:t xml:space="preserve">LLM’ler sürekli bozuk ya da farklı biçimli JSON döndürür; bunu el yordamıyla ele alırsanız sonsuz bir yeniden deneme döngüsüne girersiniz. Değerlendirici markdown çitlerini temizler, metnin içine gömülü olsa bile ilk</w:t>
       </w:r>
       <w:r>
         <w:t xml:space="preserve"> </w:t>
@@ -3270,67 +3414,388 @@
         <w:rPr>
           <w:i/>
         </w:rPr>
-        <w:t xml:space="preserve">aynı</w:t>
-      </w:r>
-      <w:r>
-        <w:t xml:space="preserve"> </w:t>
-      </w:r>
-      <w:r>
-        <w:t xml:space="preserve">paylaşılan çıkarım sözleşmesini çalıştırır. Prompt, kodda ürünün alan tanımının ta kendisidir:</w:t>
-      </w:r>
-      <w:r>
-        <w:t xml:space="preserve"> </w:t>
-      </w:r>
-      <w:r>
-        <w:t xml:space="preserve">“</w:t>
-      </w:r>
-      <w:r>
-        <w:t xml:space="preserve">yararlı OpenNutri verisi</w:t>
-      </w:r>
-      <w:r>
-        <w:t xml:space="preserve">”</w:t>
-      </w:r>
-      <w:r>
-        <w:t xml:space="preserve">nin tam olarak ne olduğunu (doğrudan gıda/ürün bileşimi)</w:t>
-      </w:r>
-      <w:r>
-        <w:t xml:space="preserve"> </w:t>
-      </w:r>
-      <w:r>
-        <w:rPr>
-          <w:b/>
-        </w:rPr>
-        <w:t xml:space="preserve">boş</w:t>
-      </w:r>
-      <w:r>
-        <w:t xml:space="preserve"> </w:t>
-      </w:r>
-      <w:r>
-        <w:t xml:space="preserve">olana karşı (müdahale/etki çalışmaları, tek-seferlik deneysel formülasyonlar, sindirilebilirlik, duyusal, biyobelirteçler, derleme toplamları) ~25 satırda sayar — gerçek gıdalar veritabanı ile alakasız ziraat makaleleri yığını arasındaki fark. Her çıkarılan satır</w:t>
-      </w:r>
-      <w:r>
-        <w:t xml:space="preserve"> </w:t>
-      </w:r>
-      <w:r>
-        <w:rPr>
-          <w:b/>
-        </w:rPr>
-        <w:t xml:space="preserve">kanıt-konum metadata’sı</w:t>
-      </w:r>
-      <w:r>
-        <w:t xml:space="preserve"> </w:t>
-      </w:r>
-      <w:r>
-        <w:t xml:space="preserve">taşımalıdır —</w:t>
-      </w:r>
-      <w:r>
-        <w:t xml:space="preserve"> </w:t>
-      </w:r>
-      <w:r>
-        <w:rPr>
-          <w:rStyle w:val="VerbatimChar"/>
-        </w:rPr>
-        <w:t xml:space="preserve">table_label</w:t>
+        <w:t xml:space="preserve">dengeli</w:t>
+      </w:r>
+      <w:r>
+        <w:t xml:space="preserve"> </w:t>
+      </w:r>
+      <w:r>
+        <w:t xml:space="preserve">JSON’u çıkarmak için string/kaçış/derinlik durumunu izleyen,</w:t>
+      </w:r>
+      <w:r>
+        <w:t xml:space="preserve"> </w:t>
+      </w:r>
+      <w:r>
+        <w:rPr>
+          <w:b/>
+        </w:rPr>
+        <w:t xml:space="preserve">elle yazılmış bir dengeli parantez tarayıcısı</w:t>
+      </w:r>
+      <w:r>
+        <w:t xml:space="preserve"> </w:t>
+      </w:r>
+      <w:r>
+        <w:t xml:space="preserve">çalıştırır ve</w:t>
+      </w:r>
+      <w:r>
+        <w:t xml:space="preserve"> </w:t>
+      </w:r>
+      <w:r>
+        <w:rPr>
+          <w:b/>
+        </w:rPr>
+        <w:t xml:space="preserve">dört farklı biçimi</w:t>
+      </w:r>
+      <w:r>
+        <w:t xml:space="preserve"> </w:t>
+      </w:r>
+      <w:r>
+        <w:t xml:space="preserve">(istenen nesne, düz bir satır dizisi, tek elemanlı diziye sarılmış bir nesne ve iç içe</w:t>
+      </w:r>
+      <w:r>
+        <w:t xml:space="preserve"> </w:t>
+      </w:r>
+      <w:r>
+        <w:rPr>
+          <w:rStyle w:val="VerbatimChar"/>
+        </w:rPr>
+        <w:t xml:space="preserve">food → nutrients[]</w:t>
+      </w:r>
+      <w:r>
+        <w:t xml:space="preserve">) kabul edip hepsini tek bir kanonik köke indirir. Zorunlu alanı eksik olan satır atılır, hata sayılmaz. Yani geçerli ama farklı biçimli çıktı, yeniden deneme tetiklemek yerine kurtarılır.</w:t>
+      </w:r>
+      <w:r>
+        <w:t xml:space="preserve"> </w:t>
+      </w:r>
+      <w:r>
+        <w:t xml:space="preserve">-</w:t>
+      </w:r>
+      <w:r>
+        <w:t xml:space="preserve"> </w:t>
+      </w:r>
+      <w:r>
+        <w:rPr>
+          <w:b/>
+        </w:rPr>
+        <w:t xml:space="preserve">Doğrudan PDF girişi + gerçek sayfa numaraları.</w:t>
+      </w:r>
+      <w:r>
+        <w:t xml:space="preserve"> </w:t>
+      </w:r>
+      <w:r>
+        <w:t xml:space="preserve">Güçlü aşamada PDF, modele doğrudan bir belge parçası olarak verilir (15 MB altında satır içi, üstündeyse Files API üzerinden; geçici dosyayı da uzaktaki yüklemeyi de silen bir</w:t>
+      </w:r>
+      <w:r>
+        <w:t xml:space="preserve"> </w:t>
+      </w:r>
+      <w:r>
+        <w:rPr>
+          <w:rStyle w:val="VerbatimChar"/>
+        </w:rPr>
+        <w:t xml:space="preserve">finally</w:t>
+      </w:r>
+      <w:r>
+        <w:t xml:space="preserve"> </w:t>
+      </w:r>
+      <w:r>
+        <w:t xml:space="preserve">temizliğiyle). Böylece model sayfaları, tabloları görür ve gerçek sayfa numarasını bildirebilir. Metin modundaki aşamalarda ise</w:t>
+      </w:r>
+      <w:r>
+        <w:t xml:space="preserve"> </w:t>
+      </w:r>
+      <w:r>
+        <w:rPr>
+          <w:rStyle w:val="VerbatimChar"/>
+        </w:rPr>
+        <w:t xml:space="preserve">pdftotext</w:t>
+      </w:r>
+      <w:r>
+        <w:t xml:space="preserve"> </w:t>
+      </w:r>
+      <w:r>
+        <w:t xml:space="preserve">çıktısı form-feed’lerden bölünür ve herhangi bir kısaltmadan</w:t>
+      </w:r>
+      <w:r>
+        <w:t xml:space="preserve"> </w:t>
+      </w:r>
+      <w:r>
+        <w:rPr>
+          <w:b/>
+        </w:rPr>
+        <w:t xml:space="preserve">önce</w:t>
+      </w:r>
+      <w:r>
+        <w:t xml:space="preserve"> </w:t>
+      </w:r>
+      <w:r>
+        <w:rPr>
+          <w:rStyle w:val="VerbatimChar"/>
+        </w:rPr>
+        <w:t xml:space="preserve">===== PDF PAGE N =====</w:t>
+      </w:r>
+      <w:r>
+        <w:t xml:space="preserve"> </w:t>
+      </w:r>
+      <w:r>
+        <w:t xml:space="preserve">işaretleriyle etiketlenir; böylece geri kalan sayfalar doğru numarayı korur.</w:t>
+      </w:r>
+      <w:r>
+        <w:t xml:space="preserve"> </w:t>
+      </w:r>
+      <w:r>
+        <w:rPr>
+          <w:b/>
+        </w:rPr>
+        <w:t xml:space="preserve">Gemma neden metin modunda kalıyor:</w:t>
+      </w:r>
+      <w:r>
+        <w:t xml:space="preserve"> </w:t>
+      </w:r>
+      <w:r>
+        <w:t xml:space="preserve">yapılan ölçümde Gemma PDF parçalarını</w:t>
+      </w:r>
+      <w:r>
+        <w:t xml:space="preserve"> </w:t>
+      </w:r>
+      <w:r>
+        <w:rPr>
+          <w:i/>
+        </w:rPr>
+        <w:t xml:space="preserve">kabul ediyor</w:t>
+      </w:r>
+      <w:r>
+        <w:t xml:space="preserve"> </w:t>
+      </w:r>
+      <w:r>
+        <w:t xml:space="preserve">ama</w:t>
+      </w:r>
+      <w:r>
+        <w:t xml:space="preserve"> </w:t>
+      </w:r>
+      <w:r>
+        <w:rPr>
+          <w:b/>
+        </w:rPr>
+        <w:t xml:space="preserve">5 sayfalık bir PDF’te 600 saniyeyi aşıp zaman aşımına uğruyordu</w:t>
+      </w:r>
+      <w:r>
+        <w:t xml:space="preserve"> </w:t>
+      </w:r>
+      <w:r>
+        <w:t xml:space="preserve">— günde ~1.500’lük bir aşama için bu ölümcül. Bu yüzden ona, görüntü işlemeye gerek kalmadan zaten doğru sayfa numaralarını veren, sayfa işaretli metin veriliyor. Bu karar, sonradan farkında olmadan geri alınmasın diye hem kodda hem dokümantasyonda sabitlendi.</w:t>
+      </w:r>
+    </w:p>
+    <w:p>
+      <w:pPr>
+        <w:pStyle w:val="BodyText"/>
+      </w:pPr>
+      <w:r>
+        <w:rPr>
+          <w:b/>
+        </w:rPr>
+        <w:t xml:space="preserve">Yürütme motoru</w:t>
+      </w:r>
+      <w:r>
+        <w:t xml:space="preserve"> </w:t>
+      </w:r>
+      <w:r>
+        <w:t xml:space="preserve">(</w:t>
+      </w:r>
+      <w:r>
+        <w:rPr>
+          <w:rStyle w:val="VerbatimChar"/>
+        </w:rPr>
+        <w:t xml:space="preserve">process_stage_queue.py</w:t>
+      </w:r>
+      <w:r>
+        <w:t xml:space="preserve">, 1.560 satır),</w:t>
+      </w:r>
+      <w:r>
+        <w:t xml:space="preserve"> </w:t>
+      </w:r>
+      <w:r>
+        <w:rPr>
+          <w:b/>
+        </w:rPr>
+        <w:t xml:space="preserve">tek bir kötü makale ya da geçici kota sorunu otomasyonu durduramayacak</w:t>
+      </w:r>
+      <w:r>
+        <w:t xml:space="preserve"> </w:t>
+      </w:r>
+      <w:r>
+        <w:t xml:space="preserve">biçimde kuruldu: görevler atomik biçimde alınır (</w:t>
+      </w:r>
+      <w:r>
+        <w:rPr>
+          <w:rStyle w:val="VerbatimChar"/>
+        </w:rPr>
+        <w:t xml:space="preserve">claim_paper_stage_tasks</w:t>
+      </w:r>
+      <w:r>
+        <w:t xml:space="preserve">);</w:t>
+      </w:r>
+      <w:r>
+        <w:t xml:space="preserve"> </w:t>
+      </w:r>
+      <w:r>
+        <w:rPr>
+          <w:b/>
+        </w:rPr>
+        <w:t xml:space="preserve">en az denenmiş olan önce</w:t>
+      </w:r>
+      <w:r>
+        <w:t xml:space="preserve"> </w:t>
+      </w:r>
+      <w:r>
+        <w:t xml:space="preserve">gelecek şekilde sıralanır (böylece sürekli başarısız olan bir makale kuyruğu tek başına meşgul edemez); 120 dakikadan eski</w:t>
+      </w:r>
+      <w:r>
+        <w:t xml:space="preserve"> </w:t>
+      </w:r>
+      <w:r>
+        <w:rPr>
+          <w:rStyle w:val="VerbatimChar"/>
+        </w:rPr>
+        <w:t xml:space="preserve">processing</w:t>
+      </w:r>
+      <w:r>
+        <w:t xml:space="preserve"> </w:t>
+      </w:r>
+      <w:r>
+        <w:t xml:space="preserve">satırları kuyruğa geri alınır; model, herhangi bir görev alınmadan</w:t>
+      </w:r>
+      <w:r>
+        <w:t xml:space="preserve"> </w:t>
+      </w:r>
+      <w:r>
+        <w:rPr>
+          <w:i/>
+        </w:rPr>
+        <w:t xml:space="preserve">önce</w:t>
+      </w:r>
+      <w:r>
+        <w:t xml:space="preserve"> </w:t>
+      </w:r>
+      <w:r>
+        <w:t xml:space="preserve">oluşturulur (eksik bir anahtar varsa hemen hata verir); sert bir</w:t>
+      </w:r>
+      <w:r>
+        <w:t xml:space="preserve"> </w:t>
+      </w:r>
+      <w:r>
+        <w:rPr>
+          <w:rStyle w:val="VerbatimChar"/>
+        </w:rPr>
+        <w:t xml:space="preserve">SIGALRM</w:t>
+      </w:r>
+      <w:r>
+        <w:t xml:space="preserve"> </w:t>
+      </w:r>
+      <w:r>
+        <w:t xml:space="preserve">zaman aşımı (300 sn) tek bir yavaş makaleyi sınırlar; ve bir</w:t>
+      </w:r>
+      <w:r>
+        <w:t xml:space="preserve"> </w:t>
+      </w:r>
+      <w:r>
+        <w:rPr>
+          <w:b/>
+        </w:rPr>
+        <w:t xml:space="preserve">hata sınıflandırması</w:t>
+      </w:r>
+      <w:r>
+        <w:t xml:space="preserve"> </w:t>
+      </w:r>
+      <w:r>
+        <w:t xml:space="preserve">her arızayı doğru yere yönlendirir — geri döndürülemez model yapılandırma hataları görevi başarısız sayıp otomasyonu durdurur, geri döndürülebilir hatalar yedek modeli (Gemma 31B → 26B)</w:t>
+      </w:r>
+      <w:r>
+        <w:t xml:space="preserve"> </w:t>
+      </w:r>
+      <w:r>
+        <w:rPr>
+          <w:b/>
+        </w:rPr>
+        <w:t xml:space="preserve">aynı denemede</w:t>
+      </w:r>
+      <w:r>
+        <w:t xml:space="preserve"> </w:t>
+      </w:r>
+      <w:r>
+        <w:t xml:space="preserve">dener, kota hataları görevi kuyruğa geri alır ama</w:t>
+      </w:r>
+      <w:r>
+        <w:t xml:space="preserve"> </w:t>
+      </w:r>
+      <w:r>
+        <w:rPr>
+          <w:b/>
+        </w:rPr>
+        <w:t xml:space="preserve">deneme sayısını azaltır</w:t>
+      </w:r>
+      <w:r>
+        <w:t xml:space="preserve"> </w:t>
+      </w:r>
+      <w:r>
+        <w:t xml:space="preserve">(bir kota beklemesi asla makale hatası gibi görünmez) ve kota dışı iki denemeyi aşan her şey, sonsuza dek dönmek yerine başarısız sayılır.</w:t>
+      </w:r>
+    </w:p>
+    <w:p>
+      <w:pPr>
+        <w:pStyle w:val="BodyText"/>
+      </w:pPr>
+      <w:r>
+        <w:rPr>
+          <w:b/>
+        </w:rPr>
+        <w:t xml:space="preserve">İşin zor kısmı.</w:t>
+      </w:r>
+      <w:r>
+        <w:t xml:space="preserve"> </w:t>
+      </w:r>
+      <w:r>
+        <w:t xml:space="preserve">Tek bir sözleşmeyi, giriş modları ve hata davranışları farklı üç modelde birden çalıştırmak; çıktıyı sadece makul bir özet değil,</w:t>
+      </w:r>
+      <w:r>
+        <w:t xml:space="preserve"> </w:t>
+      </w:r>
+      <w:r>
+        <w:rPr>
+          <w:i/>
+        </w:rPr>
+        <w:t xml:space="preserve">veritabanına eklenebilecek</w:t>
+      </w:r>
+      <w:r>
+        <w:t xml:space="preserve"> </w:t>
+      </w:r>
+      <w:r>
+        <w:t xml:space="preserve">kadar kullanışlı tutmak; ve kotayı geri döndürülebilir bir çalışma hatasından, onu da geri döndürülemez bir yapılandırma hatasından doğru biçimde ayıran bir hata yönetimi kurmak — çünkü her biri farklı ele alınmazsa gözetimsiz kuyruk bozulur.</w:t>
+      </w:r>
+    </w:p>
+    <w:p>
+      <w:pPr>
+        <w:pStyle w:val="BodyText"/>
+      </w:pPr>
+      <w:r>
+        <w:rPr>
+          <w:b/>
+        </w:rPr>
+        <w:t xml:space="preserve">Teknolojiler.</w:t>
+      </w:r>
+      <w:r>
+        <w:t xml:space="preserve"> </w:t>
+      </w:r>
+      <w:r>
+        <w:t xml:space="preserve">Python, Gemma + Gemini (Google GenAI SDK), doğrudan PDF + metin giriş modları,</w:t>
+      </w:r>
+      <w:r>
+        <w:t xml:space="preserve"> </w:t>
+      </w:r>
+      <w:r>
+        <w:rPr>
+          <w:rStyle w:val="VerbatimChar"/>
+        </w:rPr>
+        <w:t xml:space="preserve">pdftotext</w:t>
       </w:r>
       <w:r>
         <w:t xml:space="preserve">,</w:t>
@@ -3342,104 +3807,13 @@
         <w:rPr>
           <w:rStyle w:val="VerbatimChar"/>
         </w:rPr>
-        <w:t xml:space="preserve">page_hint</w:t>
-      </w:r>
-      <w:r>
-        <w:t xml:space="preserve">, kısa birebir</w:t>
-      </w:r>
-      <w:r>
-        <w:t xml:space="preserve"> </w:t>
-      </w:r>
-      <w:r>
-        <w:rPr>
-          <w:rStyle w:val="VerbatimChar"/>
-        </w:rPr>
-        <w:t xml:space="preserve">source_quote</w:t>
-      </w:r>
-      <w:r>
-        <w:t xml:space="preserve"> </w:t>
-      </w:r>
-      <w:r>
-        <w:t xml:space="preserve">(≤20 kelime),</w:t>
-      </w:r>
-      <w:r>
-        <w:t xml:space="preserve"> </w:t>
-      </w:r>
-      <w:r>
-        <w:rPr>
-          <w:rStyle w:val="VerbatimChar"/>
-        </w:rPr>
-        <w:t xml:space="preserve">source_location_type</w:t>
-      </w:r>
-      <w:r>
-        <w:t xml:space="preserve">,</w:t>
-      </w:r>
-      <w:r>
-        <w:t xml:space="preserve"> </w:t>
-      </w:r>
-      <w:r>
-        <w:rPr>
-          <w:rStyle w:val="VerbatimChar"/>
-        </w:rPr>
-        <w:t xml:space="preserve">section_heading</w:t>
-      </w:r>
-      <w:r>
-        <w:t xml:space="preserve">,</w:t>
-      </w:r>
-      <w:r>
-        <w:t xml:space="preserve"> </w:t>
-      </w:r>
-      <w:r>
-        <w:rPr>
-          <w:rStyle w:val="VerbatimChar"/>
-        </w:rPr>
-        <w:t xml:space="preserve">paragraph_hint</w:t>
-      </w:r>
-      <w:r>
-        <w:t xml:space="preserve"> </w:t>
-      </w:r>
-      <w:r>
-        <w:t xml:space="preserve">— ki Ayşegül’ün frontend’i sonra onu vurgulayabilsin. Tüm promptaki tek en önemli talimat:</w:t>
-      </w:r>
-      <w:r>
-        <w:t xml:space="preserve"> </w:t>
-      </w:r>
-      <w:r>
-        <w:rPr>
-          <w:rStyle w:val="VerbatimChar"/>
-        </w:rPr>
-        <w:t xml:space="preserve">page_hint</w:t>
-      </w:r>
-      <w:r>
-        <w:t xml:space="preserve">,</w:t>
-      </w:r>
-      <w:r>
-        <w:t xml:space="preserve"> </w:t>
-      </w:r>
-      <w:r>
-        <w:rPr>
-          <w:rStyle w:val="VerbatimChar"/>
-          <w:b/>
-        </w:rPr>
-        <w:t xml:space="preserve">===== PDF PAGE N =====</w:t>
-      </w:r>
-      <w:r>
-        <w:rPr>
-          <w:b/>
-        </w:rPr>
-        <w:t xml:space="preserve"> </w:t>
-      </w:r>
-      <w:r>
-        <w:rPr>
-          <w:b/>
-        </w:rPr>
-        <w:t xml:space="preserve">işaretlerinden 1-tabanlı PDF sayfa indeksidir, asla basılı dergi sayfası değil</w:t>
-      </w:r>
-      <w:r>
-        <w:t xml:space="preserve"> </w:t>
-      </w:r>
-      <w:r>
-        <w:t xml:space="preserve">— çünkü basılı-sayfa uyuşmazlığı tam olarak vurgulamayı bozan şeydir.</w:t>
+        <w:t xml:space="preserve">SIGALRM</w:t>
+      </w:r>
+      <w:r>
+        <w:t xml:space="preserve"> </w:t>
+      </w:r>
+      <w:r>
+        <w:t xml:space="preserve">zaman aşımları, elle yazılmış bir JSON kurtarma ayrıştırıcısı, Supabase RPC’leri.</w:t>
       </w:r>
     </w:p>
     <w:p>
@@ -3447,447 +3821,10 @@
         <w:pStyle w:val="BodyText"/>
       </w:pPr>
       <w:r>
-        <w:t xml:space="preserve">İki sağlamlık mekanizması bunu üretimde hayatta tutar:</w:t>
-      </w:r>
-      <w:r>
-        <w:t xml:space="preserve"> </w:t>
-      </w:r>
-      <w:r>
-        <w:t xml:space="preserve">-</w:t>
-      </w:r>
-      <w:r>
-        <w:t xml:space="preserve"> </w:t>
-      </w:r>
-      <w:r>
-        <w:rPr>
-          <w:b/>
-        </w:rPr>
-        <w:t xml:space="preserve">Model JSON sapmasından sağ çıkmak.</w:t>
-      </w:r>
-      <w:r>
-        <w:t xml:space="preserve"> </w:t>
-      </w:r>
-      <w:r>
-        <w:t xml:space="preserve">LLM’ler sürekli bozuk veya farklı-şekilli JSON döndürür; naifçe bu sonsuz bir yeniden-deneme döngüsüdür. Değerlendirici markdown çitlerini soyar, prose içine sarılmış olsa bile ilk</w:t>
-      </w:r>
-      <w:r>
-        <w:t xml:space="preserve"> </w:t>
-      </w:r>
-      <w:r>
-        <w:rPr>
-          <w:i/>
-        </w:rPr>
-        <w:t xml:space="preserve">dengeli</w:t>
-      </w:r>
-      <w:r>
-        <w:t xml:space="preserve"> </w:t>
-      </w:r>
-      <w:r>
-        <w:t xml:space="preserve">JSON’u çıkarmak için string/escape/derinlik durumunu izleyen</w:t>
-      </w:r>
-      <w:r>
-        <w:t xml:space="preserve"> </w:t>
-      </w:r>
-      <w:r>
-        <w:rPr>
-          <w:b/>
-        </w:rPr>
-        <w:t xml:space="preserve">elle yazılmış dengeli-parantez tarayıcısı</w:t>
-      </w:r>
-      <w:r>
-        <w:t xml:space="preserve"> </w:t>
-      </w:r>
-      <w:r>
-        <w:t xml:space="preserve">çalıştırır ve</w:t>
-      </w:r>
-      <w:r>
-        <w:t xml:space="preserve"> </w:t>
-      </w:r>
-      <w:r>
-        <w:rPr>
-          <w:b/>
-        </w:rPr>
-        <w:t xml:space="preserve">dört farklı şekli</w:t>
-      </w:r>
-      <w:r>
-        <w:t xml:space="preserve"> </w:t>
-      </w:r>
-      <w:r>
-        <w:t xml:space="preserve">kabul eder (istenen nesne, çıplak satır dizisi, tek-elemanlı-dizi sarılı nesne ve iç içe</w:t>
-      </w:r>
-      <w:r>
-        <w:t xml:space="preserve"> </w:t>
-      </w:r>
-      <w:r>
-        <w:rPr>
-          <w:rStyle w:val="VerbatimChar"/>
-        </w:rPr>
-        <w:t xml:space="preserve">food → nutrients[]</w:t>
-      </w:r>
-      <w:r>
-        <w:t xml:space="preserve">), hepsini tek kanonik köke indirger. Zorunlu alanı eksik bir satır düşürülür, ölümcül değil. Böylece geçerli-ama-farklı-şekilli çıktı, bir yeniden deneme tetiklemek yerine kurtarılır.</w:t>
-      </w:r>
-      <w:r>
-        <w:t xml:space="preserve"> </w:t>
-      </w:r>
-      <w:r>
-        <w:t xml:space="preserve">-</w:t>
-      </w:r>
-      <w:r>
-        <w:t xml:space="preserve"> </w:t>
-      </w:r>
-      <w:r>
-        <w:rPr>
-          <w:b/>
-        </w:rPr>
-        <w:t xml:space="preserve">Yerel PDF girişi + gerçek sayfa numaraları.</w:t>
-      </w:r>
-      <w:r>
-        <w:t xml:space="preserve"> </w:t>
-      </w:r>
-      <w:r>
-        <w:t xml:space="preserve">Güçlü aşamada PDF yerel belge parçası olarak eklenir (15 MB altında satır içi, aksi hâlde Files API üzerinden, hem geçici dosyayı hem uzak yüklemeyi silen bir</w:t>
-      </w:r>
-      <w:r>
-        <w:t xml:space="preserve"> </w:t>
-      </w:r>
-      <w:r>
-        <w:rPr>
-          <w:rStyle w:val="VerbatimChar"/>
-        </w:rPr>
-        <w:t xml:space="preserve">finally</w:t>
-      </w:r>
-      <w:r>
-        <w:t xml:space="preserve"> </w:t>
-      </w:r>
-      <w:r>
-        <w:t xml:space="preserve">temizliğiyle); bu, modele işlenmiş sayfalar ve tablolar verir ve gerçek sayfayı bildirmesini sağlar. Metin-modu aşamalarda</w:t>
-      </w:r>
-      <w:r>
-        <w:t xml:space="preserve"> </w:t>
-      </w:r>
-      <w:r>
-        <w:rPr>
-          <w:rStyle w:val="VerbatimChar"/>
-        </w:rPr>
-        <w:t xml:space="preserve">pdftotext</w:t>
-      </w:r>
-      <w:r>
-        <w:t xml:space="preserve"> </w:t>
-      </w:r>
-      <w:r>
-        <w:t xml:space="preserve">çıktısı form-feed’lerde bölünür ve herhangi bir kısaltmadan</w:t>
-      </w:r>
-      <w:r>
-        <w:t xml:space="preserve"> </w:t>
-      </w:r>
-      <w:r>
-        <w:rPr>
-          <w:b/>
-        </w:rPr>
-        <w:t xml:space="preserve">önce</w:t>
-      </w:r>
-      <w:r>
-        <w:t xml:space="preserve"> </w:t>
-      </w:r>
-      <w:r>
-        <w:rPr>
-          <w:rStyle w:val="VerbatimChar"/>
-        </w:rPr>
-        <w:t xml:space="preserve">===== PDF PAGE N =====</w:t>
-      </w:r>
-      <w:r>
-        <w:t xml:space="preserve"> </w:t>
-      </w:r>
-      <w:r>
-        <w:t xml:space="preserve">işaretleriyle enjekte edilir; böylece sağ kalan sayfalar doğru numaraları korur.</w:t>
-      </w:r>
-      <w:r>
-        <w:t xml:space="preserve"> </w:t>
-      </w:r>
-      <w:r>
-        <w:rPr>
-          <w:b/>
-        </w:rPr>
-        <w:t xml:space="preserve">Gemma neden metin-modu kalır:</w:t>
-      </w:r>
-      <w:r>
-        <w:t xml:space="preserve"> </w:t>
-      </w:r>
-      <w:r>
-        <w:t xml:space="preserve">bir prob, Gemma’nın PDF parçalarını</w:t>
-      </w:r>
-      <w:r>
-        <w:t xml:space="preserve"> </w:t>
-      </w:r>
-      <w:r>
-        <w:rPr>
-          <w:i/>
-        </w:rPr>
-        <w:t xml:space="preserve">kabul ettiğini</w:t>
-      </w:r>
-      <w:r>
-        <w:t xml:space="preserve"> </w:t>
-      </w:r>
-      <w:r>
-        <w:t xml:space="preserve">ama</w:t>
-      </w:r>
-      <w:r>
-        <w:t xml:space="preserve"> </w:t>
-      </w:r>
-      <w:r>
-        <w:rPr>
-          <w:b/>
-        </w:rPr>
-        <w:t xml:space="preserve">5 sayfalık bir PDF’te 600 sn’yi aşarak zaman aşımına uğradığını</w:t>
-      </w:r>
-      <w:r>
-        <w:t xml:space="preserve"> </w:t>
-      </w:r>
-      <w:r>
-        <w:t xml:space="preserve">ölçtü — ~1.500/gün’lük bir aşama için ölümcül — bu yüzden ona, görüntü işlemeden zaten doğru sayfa numaraları veren sayfa-işaretli metin verilir. Bu karar, naifçe geri alınmaması için kodlanmış ve belgelenmiştir.</w:t>
-      </w:r>
-    </w:p>
-    <w:p>
-      <w:pPr>
-        <w:pStyle w:val="BodyText"/>
-      </w:pPr>
-      <w:r>
-        <w:rPr>
-          <w:b/>
-        </w:rPr>
-        <w:t xml:space="preserve">Yürütme motoru</w:t>
-      </w:r>
-      <w:r>
-        <w:t xml:space="preserve"> </w:t>
-      </w:r>
-      <w:r>
-        <w:t xml:space="preserve">(</w:t>
-      </w:r>
-      <w:r>
-        <w:rPr>
-          <w:rStyle w:val="VerbatimChar"/>
-        </w:rPr>
-        <w:t xml:space="preserve">process_stage_queue.py</w:t>
-      </w:r>
-      <w:r>
-        <w:t xml:space="preserve">, 1.560 satır),</w:t>
-      </w:r>
-      <w:r>
-        <w:t xml:space="preserve"> </w:t>
-      </w:r>
-      <w:r>
-        <w:rPr>
-          <w:b/>
-        </w:rPr>
-        <w:t xml:space="preserve">tek bir kötü makale veya kota dalgalanması otomasyonu durduramayacak</w:t>
-      </w:r>
-      <w:r>
-        <w:t xml:space="preserve"> </w:t>
-      </w:r>
-      <w:r>
-        <w:t xml:space="preserve">şekilde kurulmuştur: görevler atomik alınır (</w:t>
-      </w:r>
-      <w:r>
-        <w:rPr>
-          <w:rStyle w:val="VerbatimChar"/>
-        </w:rPr>
-        <w:t xml:space="preserve">claim_paper_stage_tasks</w:t>
-      </w:r>
-      <w:r>
-        <w:t xml:space="preserve">);</w:t>
-      </w:r>
-      <w:r>
-        <w:t xml:space="preserve"> </w:t>
-      </w:r>
-      <w:r>
-        <w:rPr>
-          <w:b/>
-        </w:rPr>
-        <w:t xml:space="preserve">en-az-deneme-önce</w:t>
-      </w:r>
-      <w:r>
-        <w:t xml:space="preserve"> </w:t>
-      </w:r>
-      <w:r>
-        <w:t xml:space="preserve">sıralanır, böylece sürekli başarısız bir makale tekele alamaz; 120 dk’dan eski</w:t>
-      </w:r>
-      <w:r>
-        <w:t xml:space="preserve"> </w:t>
-      </w:r>
-      <w:r>
-        <w:rPr>
-          <w:rStyle w:val="VerbatimChar"/>
-        </w:rPr>
-        <w:t xml:space="preserve">processing</w:t>
-      </w:r>
-      <w:r>
-        <w:t xml:space="preserve"> </w:t>
-      </w:r>
-      <w:r>
-        <w:t xml:space="preserve">satırları yeniden kuyruğa alınır; model herhangi bir satır alınmadan</w:t>
-      </w:r>
-      <w:r>
-        <w:t xml:space="preserve"> </w:t>
-      </w:r>
-      <w:r>
-        <w:rPr>
-          <w:i/>
-        </w:rPr>
-        <w:t xml:space="preserve">önce</w:t>
-      </w:r>
-      <w:r>
-        <w:t xml:space="preserve"> </w:t>
-      </w:r>
-      <w:r>
-        <w:t xml:space="preserve">kurulur (eksik anahtar hızlıca başarısız olur); sert bir</w:t>
-      </w:r>
-      <w:r>
-        <w:t xml:space="preserve"> </w:t>
-      </w:r>
-      <w:r>
-        <w:rPr>
-          <w:rStyle w:val="VerbatimChar"/>
-        </w:rPr>
-        <w:t xml:space="preserve">SIGALRM</w:t>
-      </w:r>
-      <w:r>
-        <w:t xml:space="preserve"> </w:t>
-      </w:r>
-      <w:r>
-        <w:t xml:space="preserve">makale-başına zaman aşımı (300 sn) bir yavaş makaleyi sınırlar; ve bir</w:t>
-      </w:r>
-      <w:r>
-        <w:t xml:space="preserve"> </w:t>
-      </w:r>
-      <w:r>
-        <w:rPr>
-          <w:b/>
-        </w:rPr>
-        <w:t xml:space="preserve">hata taksonomisi</w:t>
-      </w:r>
-      <w:r>
-        <w:t xml:space="preserve"> </w:t>
-      </w:r>
-      <w:r>
-        <w:t xml:space="preserve">hataları doğru yönlendirir — geri-alınamaz model-yapılandırma hataları başarısız olur ve otomasyonu durdurur, geri-alınabilir hatalar yapılandırılmış yedek modeli (Gemma 31B → 26B)</w:t>
-      </w:r>
-      <w:r>
-        <w:t xml:space="preserve"> </w:t>
-      </w:r>
-      <w:r>
-        <w:rPr>
-          <w:b/>
-        </w:rPr>
-        <w:t xml:space="preserve">aynı denemede</w:t>
-      </w:r>
-      <w:r>
-        <w:t xml:space="preserve"> </w:t>
-      </w:r>
-      <w:r>
-        <w:t xml:space="preserve">dener, kota hataları yeniden kuyruğa alınır ama</w:t>
-      </w:r>
-      <w:r>
-        <w:t xml:space="preserve"> </w:t>
-      </w:r>
-      <w:r>
-        <w:rPr>
-          <w:b/>
-        </w:rPr>
-        <w:t xml:space="preserve">deneme sayısını azaltır</w:t>
-      </w:r>
-      <w:r>
-        <w:t xml:space="preserve"> </w:t>
-      </w:r>
-      <w:r>
-        <w:t xml:space="preserve">(bir kota beklemesi asla makale hatası gibi görünmez) ve iki geri-alınamayan denemenin ötesinde herhangi bir şey, sonsuza dek döngüye girmek yerine başarısız olur.</w:t>
-      </w:r>
-    </w:p>
-    <w:p>
-      <w:pPr>
-        <w:pStyle w:val="BodyText"/>
-      </w:pPr>
-      <w:r>
-        <w:rPr>
-          <w:b/>
-        </w:rPr>
-        <w:t xml:space="preserve">Zor kısım.</w:t>
-      </w:r>
-      <w:r>
-        <w:t xml:space="preserve"> </w:t>
-      </w:r>
-      <w:r>
-        <w:t xml:space="preserve">Tek bir sözleşmeyi farklı giriş modları ve farklı hata davranışları olan üç farklı modelde çalıştırmak, çıktıyı</w:t>
-      </w:r>
-      <w:r>
-        <w:t xml:space="preserve"> </w:t>
-      </w:r>
-      <w:r>
-        <w:rPr>
-          <w:i/>
-        </w:rPr>
-        <w:t xml:space="preserve">veritabanı eklemesi</w:t>
-      </w:r>
-      <w:r>
-        <w:t xml:space="preserve"> </w:t>
-      </w:r>
-      <w:r>
-        <w:t xml:space="preserve">için yararlı (yalnızca makul bir özet değil) tutmak ve kotayı geri-alınabilir bir çalışma-zamanı hatasından, geri-alınamaz bir yapılandırma hatasından doğru biçimde ayıran hata yönetimi kurmak — çünkü her biri farklı ele alınmalıdır yoksa gözetimsiz kuyruk bozulur.</w:t>
-      </w:r>
-    </w:p>
-    <w:p>
-      <w:pPr>
-        <w:pStyle w:val="BodyText"/>
-      </w:pPr>
-      <w:r>
-        <w:rPr>
-          <w:b/>
-        </w:rPr>
-        <w:t xml:space="preserve">Teknolojiler.</w:t>
-      </w:r>
-      <w:r>
-        <w:t xml:space="preserve"> </w:t>
-      </w:r>
-      <w:r>
-        <w:t xml:space="preserve">Python, Gemma + Gemini (Google GenAI SDK), yerel-PDF + metin giriş modları,</w:t>
-      </w:r>
-      <w:r>
-        <w:t xml:space="preserve"> </w:t>
-      </w:r>
-      <w:r>
-        <w:rPr>
-          <w:rStyle w:val="VerbatimChar"/>
-        </w:rPr>
-        <w:t xml:space="preserve">pdftotext</w:t>
-      </w:r>
-      <w:r>
-        <w:t xml:space="preserve">,</w:t>
-      </w:r>
-      <w:r>
-        <w:t xml:space="preserve"> </w:t>
-      </w:r>
-      <w:r>
-        <w:rPr>
-          <w:rStyle w:val="VerbatimChar"/>
-        </w:rPr>
-        <w:t xml:space="preserve">SIGALRM</w:t>
-      </w:r>
-      <w:r>
-        <w:t xml:space="preserve"> </w:t>
-      </w:r>
-      <w:r>
-        <w:t xml:space="preserve">zaman aşımları, elle yazılmış bir JSON-kurtarma ayrıştırıcısı, Supabase RPC’leri.</w:t>
-      </w:r>
-    </w:p>
-    <w:p>
-      <w:pPr>
-        <w:pStyle w:val="BodyText"/>
-      </w:pPr>
-      <w:r>
-        <w:rPr>
-          <w:b/>
-        </w:rPr>
-        <w:t xml:space="preserve">Dosyalar &amp; satırlar.</w:t>
+        <w:rPr>
+          <w:b/>
+        </w:rPr>
+        <w:t xml:space="preserve">Dosyalar ve satırlar.</w:t>
       </w:r>
       <w:r>
         <w:t xml:space="preserve"> </w:t>
@@ -3932,7 +3869,7 @@
         <w:t xml:space="preserve"> </w:t>
       </w:r>
       <w:r>
-        <w:t xml:space="preserve">(1.560), artı</w:t>
+        <w:t xml:space="preserve">(1.560), ayrıca</w:t>
       </w:r>
       <w:r>
         <w:t xml:space="preserve"> </w:t>
@@ -3985,9 +3922,9 @@
       <w:pPr>
         <w:pStyle w:val="Heading3"/>
       </w:pPr>
-      <w:bookmarkStart w:id="28" w:name="Xc276d1be90fc5e3579b29afc4f413b87c83edc4"/>
-      <w:r>
-        <w:t xml:space="preserve">4.4 Deterministik normalleştirici &amp; güven-kapılı yönlendirme —</w:t>
+      <w:bookmarkStart w:id="28" w:name="X9175c788420328cf3cbf8aea2bd5717b58f7973"/>
+      <w:r>
+        <w:t xml:space="preserve">4.4 Deterministik normalleştirici ve güvene göre yönlendirme —</w:t>
       </w:r>
       <w:r>
         <w:t xml:space="preserve"> </w:t>
@@ -3996,7 +3933,7 @@
         <w:rPr>
           <w:i/>
         </w:rPr>
-        <w:t xml:space="preserve">bir tahminin güvenilir veriye, ya da bir insanın işine dönüştüğü yer</w:t>
+        <w:t xml:space="preserve">bir tahminin güvenilir veriye ya da bir insanın işine dönüştüğü yer</w:t>
       </w:r>
       <w:bookmarkEnd w:id="28"/>
     </w:p>
@@ -4014,37 +3951,372 @@
         <w:t xml:space="preserve"> </w:t>
       </w:r>
       <w:r>
-        <w:t xml:space="preserve">Bir modelin ham çıktısı güvenilir veritabanı verisi değildir. Tutulabilmesi için iki şey olmalı: bir insan inceleyicinin göndereceği</w:t>
-      </w:r>
-      <w:r>
-        <w:t xml:space="preserve"> </w:t>
-      </w:r>
-      <w:r>
-        <w:rPr>
-          <w:b/>
-        </w:rPr>
-        <w:t xml:space="preserve">tam aynı normalize yapıya</w:t>
-      </w:r>
-      <w:r>
-        <w:t xml:space="preserve"> </w:t>
-      </w:r>
-      <w:r>
-        <w:t xml:space="preserve">dönüştürülmeli (böylece YZ ve insan çıktısı birbiriyle değiştirilebilir ve kıyaslanabilir olur) ve sistem, güvene göre</w:t>
-      </w:r>
-      <w:r>
-        <w:t xml:space="preserve"> </w:t>
-      </w:r>
-      <w:r>
-        <w:rPr>
-          <w:b/>
-        </w:rPr>
-        <w:t xml:space="preserve">otomatik mi tutacağına yoksa bir insana mı göndereceğine</w:t>
-      </w:r>
-      <w:r>
-        <w:t xml:space="preserve"> </w:t>
-      </w:r>
-      <w:r>
-        <w:t xml:space="preserve">karar vermeli — çünkü her makaleyi elle kontrol etmek</w:t>
+        <w:t xml:space="preserve">Bir modelin ham çıktısı, güvenilir veritabanı verisi değildir. Tutulabilmesi için iki şey olmalı: çıktı, bir insan inceleyicinin göndereceği</w:t>
+      </w:r>
+      <w:r>
+        <w:t xml:space="preserve"> </w:t>
+      </w:r>
+      <w:r>
+        <w:rPr>
+          <w:b/>
+        </w:rPr>
+        <w:t xml:space="preserve">yapıyla birebir aynı</w:t>
+      </w:r>
+      <w:r>
+        <w:t xml:space="preserve"> </w:t>
+      </w:r>
+      <w:r>
+        <w:t xml:space="preserve">hâle getirilmeli (böylece yapay zekâ ve insan çıktısı birbirinin yerine geçebilir ve karşılaştırılabilir olur) ve sistem, güvene bakarak</w:t>
+      </w:r>
+      <w:r>
+        <w:t xml:space="preserve"> </w:t>
+      </w:r>
+      <w:r>
+        <w:rPr>
+          <w:b/>
+        </w:rPr>
+        <w:t xml:space="preserve">otomatik tutmak mı yoksa bir insana göndermek mi gerektiğine</w:t>
+      </w:r>
+      <w:r>
+        <w:t xml:space="preserve"> </w:t>
+      </w:r>
+      <w:r>
+        <w:t xml:space="preserve">karar vermeli — çünkü ölçeklenmeyen şey her makaleyi elle kontrol etmek, hatalı sayı üreten şey ise her şeyi otomatik kabul etmek. Bu,</w:t>
+      </w:r>
+      <w:r>
+        <w:t xml:space="preserve"> </w:t>
+      </w:r>
+      <w:r>
+        <w:t xml:space="preserve">“</w:t>
+      </w:r>
+      <w:r>
+        <w:t xml:space="preserve">yapay zekâ önerir, insan yalnızca emin olunmayanları doğrular</w:t>
+      </w:r>
+      <w:r>
+        <w:t xml:space="preserve">”</w:t>
+      </w:r>
+      <w:r>
+        <w:t xml:space="preserve"> </w:t>
+      </w:r>
+      <w:r>
+        <w:t xml:space="preserve">fikrinin tam kalbi.</w:t>
+      </w:r>
+    </w:p>
+    <w:p>
+      <w:pPr>
+        <w:pStyle w:val="BodyText"/>
+      </w:pPr>
+      <w:r>
+        <w:rPr>
+          <w:b/>
+        </w:rPr>
+        <w:t xml:space="preserve">Nasıl yaptım — normalleştirici (</w:t>
+      </w:r>
+      <w:r>
+        <w:rPr>
+          <w:rStyle w:val="VerbatimChar"/>
+          <w:b/>
+        </w:rPr>
+        <w:t xml:space="preserve">normalize_ai_payload_with_summary</w:t>
+      </w:r>
+      <w:r>
+        <w:rPr>
+          <w:b/>
+        </w:rPr>
+        <w:t xml:space="preserve">).</w:t>
+      </w:r>
+      <w:r>
+        <w:t xml:space="preserve"> </w:t>
+      </w:r>
+      <w:r>
+        <w:t xml:space="preserve">Her model satırı, katı bir elemeden geçiyor:</w:t>
+      </w:r>
+      <w:r>
+        <w:t xml:space="preserve"> </w:t>
+      </w:r>
+      <w:r>
+        <w:t xml:space="preserve">1.</w:t>
+      </w:r>
+      <w:r>
+        <w:t xml:space="preserve"> </w:t>
+      </w:r>
+      <w:r>
+        <w:rPr>
+          <w:b/>
+        </w:rPr>
+        <w:t xml:space="preserve">Zorunlu alan kapısı</w:t>
+      </w:r>
+      <w:r>
+        <w:t xml:space="preserve"> </w:t>
+      </w:r>
+      <w:r>
+        <w:t xml:space="preserve">— gıda/besin/miktar eksik olan satır atılır (</w:t>
+      </w:r>
+      <w:r>
+        <w:rPr>
+          <w:rStyle w:val="VerbatimChar"/>
+        </w:rPr>
+        <w:t xml:space="preserve">missing_required_field</w:t>
+      </w:r>
+      <w:r>
+        <w:t xml:space="preserve"> </w:t>
+      </w:r>
+      <w:r>
+        <w:t xml:space="preserve">olarak sayılır).</w:t>
+      </w:r>
+      <w:r>
+        <w:t xml:space="preserve"> </w:t>
+      </w:r>
+      <w:r>
+        <w:t xml:space="preserve">2.</w:t>
+      </w:r>
+      <w:r>
+        <w:t xml:space="preserve"> </w:t>
+      </w:r>
+      <w:r>
+        <w:rPr>
+          <w:b/>
+        </w:rPr>
+        <w:t xml:space="preserve">Birim standardizasyonu (</w:t>
+      </w:r>
+      <w:r>
+        <w:rPr>
+          <w:rStyle w:val="VerbatimChar"/>
+          <w:b/>
+        </w:rPr>
+        <w:t xml:space="preserve">_standardize_unit</w:t>
+      </w:r>
+      <w:r>
+        <w:rPr>
+          <w:b/>
+        </w:rPr>
+        <w:t xml:space="preserve">)</w:t>
+      </w:r>
+      <w:r>
+        <w:t xml:space="preserve"> </w:t>
+      </w:r>
+      <w:r>
+        <w:t xml:space="preserve">— en katı bekçi. Yalnızca yedi standart birim geçer:</w:t>
+      </w:r>
+      <w:r>
+        <w:t xml:space="preserve"> </w:t>
+      </w:r>
+      <w:r>
+        <w:rPr>
+          <w:rStyle w:val="VerbatimChar"/>
+        </w:rPr>
+        <w:t xml:space="preserve">g/100g</w:t>
+      </w:r>
+      <w:r>
+        <w:t xml:space="preserve">,</w:t>
+      </w:r>
+      <w:r>
+        <w:t xml:space="preserve"> </w:t>
+      </w:r>
+      <w:r>
+        <w:rPr>
+          <w:rStyle w:val="VerbatimChar"/>
+        </w:rPr>
+        <w:t xml:space="preserve">mg/100g</w:t>
+      </w:r>
+      <w:r>
+        <w:t xml:space="preserve">,</w:t>
+      </w:r>
+      <w:r>
+        <w:t xml:space="preserve"> </w:t>
+      </w:r>
+      <w:r>
+        <w:rPr>
+          <w:rStyle w:val="VerbatimChar"/>
+        </w:rPr>
+        <w:t xml:space="preserve">μg/100g</w:t>
+      </w:r>
+      <w:r>
+        <w:t xml:space="preserve">,</w:t>
+      </w:r>
+      <w:r>
+        <w:t xml:space="preserve"> </w:t>
+      </w:r>
+      <w:r>
+        <w:rPr>
+          <w:rStyle w:val="VerbatimChar"/>
+        </w:rPr>
+        <w:t xml:space="preserve">kcal/100g</w:t>
+      </w:r>
+      <w:r>
+        <w:t xml:space="preserve">,</w:t>
+      </w:r>
+      <w:r>
+        <w:t xml:space="preserve"> </w:t>
+      </w:r>
+      <w:r>
+        <w:rPr>
+          <w:rStyle w:val="VerbatimChar"/>
+        </w:rPr>
+        <w:t xml:space="preserve">kJ/100g</w:t>
+      </w:r>
+      <w:r>
+        <w:t xml:space="preserve">,</w:t>
+      </w:r>
+      <w:r>
+        <w:t xml:space="preserve"> </w:t>
+      </w:r>
+      <w:r>
+        <w:rPr>
+          <w:rStyle w:val="VerbatimChar"/>
+        </w:rPr>
+        <w:t xml:space="preserve">IU/100g</w:t>
+      </w:r>
+      <w:r>
+        <w:t xml:space="preserve">,</w:t>
+      </w:r>
+      <w:r>
+        <w:t xml:space="preserve"> </w:t>
+      </w:r>
+      <w:r>
+        <w:rPr>
+          <w:rStyle w:val="VerbatimChar"/>
+        </w:rPr>
+        <w:t xml:space="preserve">%</w:t>
+      </w:r>
+      <w:r>
+        <w:t xml:space="preserve">.</w:t>
+      </w:r>
+      <w:r>
+        <w:t xml:space="preserve"> </w:t>
+      </w:r>
+      <w:r>
+        <w:rPr>
+          <w:rStyle w:val="VerbatimChar"/>
+        </w:rPr>
+        <w:t xml:space="preserve">µ</w:t>
+      </w:r>
+      <w:r>
+        <w:t xml:space="preserve">-</w:t>
+      </w:r>
+      <w:r>
+        <w:rPr>
+          <w:rStyle w:val="VerbatimChar"/>
+        </w:rPr>
+        <w:t xml:space="preserve">μ</w:t>
+      </w:r>
+      <w:r>
+        <w:t xml:space="preserve"> </w:t>
+      </w:r>
+      <w:r>
+        <w:t xml:space="preserve">farkını, büyük-küçük harfi, gram/miligram/mikrogram/mcg/kcal/kJ/IU yazımlarının hepsini ve bir</w:t>
+      </w:r>
+      <w:r>
+        <w:t xml:space="preserve"> </w:t>
+      </w:r>
+      <w:r>
+        <w:rPr>
+          <w:b/>
+        </w:rPr>
+        <w:t xml:space="preserve">baz politikasını</w:t>
+      </w:r>
+      <w:r>
+        <w:t xml:space="preserve"> </w:t>
+      </w:r>
+      <w:r>
+        <w:t xml:space="preserve">ele alır: 100 g üzerinden olması zorunlu,</w:t>
+      </w:r>
+      <w:r>
+        <w:t xml:space="preserve"> </w:t>
+      </w:r>
+      <w:r>
+        <w:rPr>
+          <w:b/>
+        </w:rPr>
+        <w:t xml:space="preserve">kuru madde reddedilir</w:t>
+      </w:r>
+      <w:r>
+        <w:t xml:space="preserve">, ama taze/yaş/olduğu gibi/yenilebilir kısım kabul edilir. Reddedilenler</w:t>
+      </w:r>
+      <w:r>
+        <w:t xml:space="preserve"> </w:t>
+      </w:r>
+      <w:r>
+        <w:rPr>
+          <w:rStyle w:val="VerbatimChar"/>
+        </w:rPr>
+        <w:t xml:space="preserve">unsupported_unit_or_basis</w:t>
+      </w:r>
+      <w:r>
+        <w:t xml:space="preserve"> </w:t>
+      </w:r>
+      <w:r>
+        <w:t xml:space="preserve">olarak sayılır.</w:t>
+      </w:r>
+      <w:r>
+        <w:t xml:space="preserve"> </w:t>
+      </w:r>
+      <w:r>
+        <w:t xml:space="preserve">3.</w:t>
+      </w:r>
+      <w:r>
+        <w:t xml:space="preserve"> </w:t>
+      </w:r>
+      <w:r>
+        <w:rPr>
+          <w:b/>
+        </w:rPr>
+        <w:t xml:space="preserve">Referans çözümleme (</w:t>
+      </w:r>
+      <w:r>
+        <w:rPr>
+          <w:rStyle w:val="VerbatimChar"/>
+          <w:b/>
+        </w:rPr>
+        <w:t xml:space="preserve">_resolve_reference_row</w:t>
+      </w:r>
+      <w:r>
+        <w:rPr>
+          <w:b/>
+        </w:rPr>
+        <w:t xml:space="preserve">)</w:t>
+      </w:r>
+      <w:r>
+        <w:t xml:space="preserve"> </w:t>
+      </w:r>
+      <w:r>
+        <w:t xml:space="preserve">—</w:t>
+      </w:r>
+      <w:r>
+        <w:t xml:space="preserve"> </w:t>
+      </w:r>
+      <w:r>
+        <w:rPr>
+          <w:b/>
+        </w:rPr>
+        <w:t xml:space="preserve">önce ID</w:t>
+      </w:r>
+      <w:r>
+        <w:t xml:space="preserve"> </w:t>
+      </w:r>
+      <w:r>
+        <w:t xml:space="preserve">(modelin verdiği</w:t>
+      </w:r>
+      <w:r>
+        <w:t xml:space="preserve"> </w:t>
+      </w:r>
+      <w:r>
+        <w:rPr>
+          <w:rStyle w:val="VerbatimChar"/>
+        </w:rPr>
+        <w:t xml:space="preserve">food_fdc_id</w:t>
+      </w:r>
+      <w:r>
+        <w:t xml:space="preserve">/</w:t>
+      </w:r>
+      <w:r>
+        <w:rPr>
+          <w:rStyle w:val="VerbatimChar"/>
+        </w:rPr>
+        <w:t xml:space="preserve">nutrient_id</w:t>
+      </w:r>
+      <w:r>
+        <w:t xml:space="preserve">’yi canlı bir satıra karşı doğrula,</w:t>
       </w:r>
       <w:r>
         <w:t xml:space="preserve"> </w:t>
@@ -4053,13 +4325,257 @@
         <w:rPr>
           <w:i/>
         </w:rPr>
-        <w:t xml:space="preserve">ölçeklenmeyen</w:t>
-      </w:r>
-      <w:r>
-        <w:t xml:space="preserve"> </w:t>
-      </w:r>
-      <w:r>
-        <w:t xml:space="preserve">şeydir, ama her şeyi otomatik kabul etmek yanlış sayılar üreten şeydir. Bu,</w:t>
+        <w:t xml:space="preserve">üstelik</w:t>
+      </w:r>
+      <w:r>
+        <w:t xml:space="preserve"> </w:t>
+      </w:r>
+      <w:r>
+        <w:t xml:space="preserve">o satırın adının da eşleştiğini kontrol et), sonra tam ad, sonra takma ad. Ad çözümleyici,</w:t>
+      </w:r>
+      <w:r>
+        <w:t xml:space="preserve"> </w:t>
+      </w:r>
+      <w:r>
+        <w:rPr>
+          <w:b/>
+        </w:rPr>
+        <w:t xml:space="preserve">belirsiz adları hiçbir şeye eşler</w:t>
+      </w:r>
+      <w:r>
+        <w:t xml:space="preserve"> </w:t>
+      </w:r>
+      <w:r>
+        <w:t xml:space="preserve">— iki veritabanı satırı aynı adı paylaşıyorsa ikisi de eşleşmez — böylece asla yanlış bir bağ kurmaz. Çözülemeyen gıda/besinler atılmaz; açıkça</w:t>
+      </w:r>
+      <w:r>
+        <w:t xml:space="preserve"> </w:t>
+      </w:r>
+      <w:r>
+        <w:rPr>
+          <w:rStyle w:val="VerbatimChar"/>
+        </w:rPr>
+        <w:t xml:space="preserve">is_custom_food</w:t>
+      </w:r>
+      <w:r>
+        <w:t xml:space="preserve">/</w:t>
+      </w:r>
+      <w:r>
+        <w:rPr>
+          <w:rStyle w:val="VerbatimChar"/>
+        </w:rPr>
+        <w:t xml:space="preserve">is_custom_nutrient</w:t>
+      </w:r>
+      <w:r>
+        <w:t xml:space="preserve"> </w:t>
+      </w:r>
+      <w:r>
+        <w:t xml:space="preserve">satırı olarak</w:t>
+      </w:r>
+      <w:r>
+        <w:t xml:space="preserve"> </w:t>
+      </w:r>
+      <w:r>
+        <w:rPr>
+          <w:i/>
+        </w:rPr>
+        <w:t xml:space="preserve">tutulur</w:t>
+      </w:r>
+      <w:r>
+        <w:t xml:space="preserve">.</w:t>
+      </w:r>
+      <w:r>
+        <w:t xml:space="preserve"> </w:t>
+      </w:r>
+      <w:r>
+        <w:t xml:space="preserve">4.</w:t>
+      </w:r>
+      <w:r>
+        <w:t xml:space="preserve"> </w:t>
+      </w:r>
+      <w:r>
+        <w:rPr>
+          <w:b/>
+        </w:rPr>
+        <w:t xml:space="preserve">Deterministik gruplama ve sıralama</w:t>
+      </w:r>
+      <w:r>
+        <w:t xml:space="preserve"> </w:t>
+      </w:r>
+      <w:r>
+        <w:t xml:space="preserve">— satırlar çözülmüş gıdaya göre gruplanır, uzun ve sabit bir anahtara göre sıralanır, değerler</w:t>
+      </w:r>
+      <w:r>
+        <w:t xml:space="preserve"> </w:t>
+      </w:r>
+      <w:r>
+        <w:rPr>
+          <w:rStyle w:val="VerbatimChar"/>
+        </w:rPr>
+        <w:t xml:space="preserve">round(…, 6)</w:t>
+      </w:r>
+      <w:r>
+        <w:t xml:space="preserve"> </w:t>
+      </w:r>
+      <w:r>
+        <w:t xml:space="preserve">ile yuvarlanır. Bu determinizm işin tam özü: payload kanonik biçimde serileştirilip</w:t>
+      </w:r>
+      <w:r>
+        <w:t xml:space="preserve"> </w:t>
+      </w:r>
+      <w:r>
+        <w:rPr>
+          <w:b/>
+        </w:rPr>
+        <w:t xml:space="preserve">SHA-256 ile hash’leniyor</w:t>
+      </w:r>
+      <w:r>
+        <w:t xml:space="preserve">, dolayısıyla aynı iki çıkarım aynı hash’i üretir ve bir yapay zekâ çıkarımı, bir insan gönderisiyle bayt bayt karşılaştırılabilir.</w:t>
+      </w:r>
+      <w:r>
+        <w:t xml:space="preserve"> </w:t>
+      </w:r>
+      <w:r>
+        <w:t xml:space="preserve">5.</w:t>
+      </w:r>
+      <w:r>
+        <w:t xml:space="preserve"> </w:t>
+      </w:r>
+      <w:r>
+        <w:rPr>
+          <w:b/>
+        </w:rPr>
+        <w:t xml:space="preserve">Özet muhasebesi</w:t>
+      </w:r>
+      <w:r>
+        <w:t xml:space="preserve"> </w:t>
+      </w:r>
+      <w:r>
+        <w:t xml:space="preserve">— kabul/ret/eşlenemeyen sayıları ve bir</w:t>
+      </w:r>
+      <w:r>
+        <w:t xml:space="preserve"> </w:t>
+      </w:r>
+      <w:r>
+        <w:rPr>
+          <w:rStyle w:val="VerbatimChar"/>
+        </w:rPr>
+        <w:t xml:space="preserve">rejection_reasons</w:t>
+      </w:r>
+      <w:r>
+        <w:t xml:space="preserve"> </w:t>
+      </w:r>
+      <w:r>
+        <w:t xml:space="preserve">histogramı her çıkarımda saklanır; böylece kokpit, satırların</w:t>
+      </w:r>
+      <w:r>
+        <w:t xml:space="preserve"> </w:t>
+      </w:r>
+      <w:r>
+        <w:rPr>
+          <w:i/>
+        </w:rPr>
+        <w:t xml:space="preserve">neden</w:t>
+      </w:r>
+      <w:r>
+        <w:t xml:space="preserve"> </w:t>
+      </w:r>
+      <w:r>
+        <w:t xml:space="preserve">atıldığını gösterebilir.</w:t>
+      </w:r>
+    </w:p>
+    <w:p>
+      <w:pPr>
+        <w:pStyle w:val="BodyText"/>
+      </w:pPr>
+      <w:r>
+        <w:rPr>
+          <w:b/>
+        </w:rPr>
+        <w:t xml:space="preserve">Nasıl yaptım — güven kapısı (</w:t>
+      </w:r>
+      <w:r>
+        <w:rPr>
+          <w:rStyle w:val="VerbatimChar"/>
+          <w:b/>
+        </w:rPr>
+        <w:t xml:space="preserve">ai_routing.py</w:t>
+      </w:r>
+      <w:r>
+        <w:rPr>
+          <w:b/>
+        </w:rPr>
+        <w:t xml:space="preserve">).</w:t>
+      </w:r>
+      <w:r>
+        <w:t xml:space="preserve"> </w:t>
+      </w:r>
+      <w:r>
+        <w:t xml:space="preserve">Normalleştirmenin ardından makale gruplanıp yönlendirilir:</w:t>
+      </w:r>
+      <w:r>
+        <w:t xml:space="preserve"> </w:t>
+      </w:r>
+      <w:r>
+        <w:t xml:space="preserve">-</w:t>
+      </w:r>
+      <w:r>
+        <w:t xml:space="preserve"> </w:t>
+      </w:r>
+      <w:r>
+        <w:rPr>
+          <w:rStyle w:val="VerbatimChar"/>
+          <w:b/>
+        </w:rPr>
+        <w:t xml:space="preserve">classify_routing_bucket</w:t>
+      </w:r>
+      <w:r>
+        <w:t xml:space="preserve">, her makaleyi</w:t>
+      </w:r>
+      <w:r>
+        <w:t xml:space="preserve"> </w:t>
+      </w:r>
+      <w:r>
+        <w:rPr>
+          <w:rStyle w:val="VerbatimChar"/>
+        </w:rPr>
+        <w:t xml:space="preserve">overall_confidence</w:t>
+      </w:r>
+      <w:r>
+        <w:t xml:space="preserve"> </w:t>
+      </w:r>
+      <w:r>
+        <w:t xml:space="preserve">değerini aşamanın kendi</w:t>
+      </w:r>
+      <w:r>
+        <w:t xml:space="preserve"> </w:t>
+      </w:r>
+      <w:r>
+        <w:rPr>
+          <w:rStyle w:val="VerbatimChar"/>
+        </w:rPr>
+        <w:t xml:space="preserve">positive_threshold</w:t>
+      </w:r>
+      <w:r>
+        <w:t xml:space="preserve"> </w:t>
+      </w:r>
+      <w:r>
+        <w:t xml:space="preserve">/</w:t>
+      </w:r>
+      <w:r>
+        <w:t xml:space="preserve"> </w:t>
+      </w:r>
+      <w:r>
+        <w:rPr>
+          <w:rStyle w:val="VerbatimChar"/>
+        </w:rPr>
+        <w:t xml:space="preserve">negative_threshold</w:t>
+      </w:r>
+      <w:r>
+        <w:t xml:space="preserve"> </w:t>
+      </w:r>
+      <w:r>
+        <w:t xml:space="preserve">eşikleriyle (yani</w:t>
       </w:r>
       <w:r>
         <w:t xml:space="preserve"> </w:t>
@@ -4068,13 +4584,242 @@
         <w:t xml:space="preserve">“</w:t>
       </w:r>
       <w:r>
-        <w:t xml:space="preserve">YZ önerir, insan emin olmadıklarını doğrular</w:t>
+        <w:t xml:space="preserve">veri var</w:t>
       </w:r>
       <w:r>
         <w:t xml:space="preserve">”</w:t>
       </w:r>
       <w:r>
-        <w:t xml:space="preserve">ın kalbidir.</w:t>
+        <w:t xml:space="preserve"> </w:t>
+      </w:r>
+      <w:r>
+        <w:t xml:space="preserve">ve</w:t>
+      </w:r>
+      <w:r>
+        <w:t xml:space="preserve"> </w:t>
+      </w:r>
+      <w:r>
+        <w:t xml:space="preserve">“</w:t>
+      </w:r>
+      <w:r>
+        <w:t xml:space="preserve">veri yok</w:t>
+      </w:r>
+      <w:r>
+        <w:t xml:space="preserve">”</w:t>
+      </w:r>
+      <w:r>
+        <w:t xml:space="preserve"> </w:t>
+      </w:r>
+      <w:r>
+        <w:t xml:space="preserve">için ayrı eşiklerle, veriye dayalı aşama yapılandırmasından okunarak) karşılaştırarak</w:t>
+      </w:r>
+      <w:r>
+        <w:t xml:space="preserve"> </w:t>
+      </w:r>
+      <w:r>
+        <w:rPr>
+          <w:b/>
+        </w:rPr>
+        <w:t xml:space="preserve">yüksek/düşük × olumlu/olumsuz</w:t>
+      </w:r>
+      <w:r>
+        <w:t xml:space="preserve"> </w:t>
+      </w:r>
+      <w:r>
+        <w:t xml:space="preserve">gruplarına ayırır.</w:t>
+      </w:r>
+      <w:r>
+        <w:t xml:space="preserve"> </w:t>
+      </w:r>
+      <w:r>
+        <w:t xml:space="preserve">-</w:t>
+      </w:r>
+      <w:r>
+        <w:t xml:space="preserve"> </w:t>
+      </w:r>
+      <w:r>
+        <w:rPr>
+          <w:rStyle w:val="VerbatimChar"/>
+          <w:b/>
+        </w:rPr>
+        <w:t xml:space="preserve">route_bucket</w:t>
+      </w:r>
+      <w:r>
+        <w:t xml:space="preserve"> </w:t>
+      </w:r>
+      <w:r>
+        <w:t xml:space="preserve">asıl kapıdır:</w:t>
+      </w:r>
+      <w:r>
+        <w:t xml:space="preserve"> </w:t>
+      </w:r>
+      <w:r>
+        <w:rPr>
+          <w:b/>
+        </w:rPr>
+        <w:t xml:space="preserve">düşük güven →</w:t>
+      </w:r>
+      <w:r>
+        <w:rPr>
+          <w:b/>
+        </w:rPr>
+        <w:t xml:space="preserve"> </w:t>
+      </w:r>
+      <w:r>
+        <w:rPr>
+          <w:rStyle w:val="VerbatimChar"/>
+          <w:b/>
+        </w:rPr>
+        <w:t xml:space="preserve">human_review_ready</w:t>
+      </w:r>
+      <w:r>
+        <w:t xml:space="preserve"> </w:t>
+      </w:r>
+      <w:r>
+        <w:t xml:space="preserve">(Ayşegül’ün etiketleme kuyruğuna gider);</w:t>
+      </w:r>
+      <w:r>
+        <w:t xml:space="preserve"> </w:t>
+      </w:r>
+      <w:r>
+        <w:rPr>
+          <w:b/>
+        </w:rPr>
+        <w:t xml:space="preserve">yüksek güven + olumlu →</w:t>
+      </w:r>
+      <w:r>
+        <w:rPr>
+          <w:b/>
+        </w:rPr>
+        <w:t xml:space="preserve"> </w:t>
+      </w:r>
+      <w:r>
+        <w:rPr>
+          <w:rStyle w:val="VerbatimChar"/>
+          <w:b/>
+        </w:rPr>
+        <w:t xml:space="preserve">ai_finalized_has_data</w:t>
+      </w:r>
+      <w:r>
+        <w:t xml:space="preserve"> </w:t>
+      </w:r>
+      <w:r>
+        <w:t xml:space="preserve">(otomatik tutulur); yüksek güven + olumsuz →</w:t>
+      </w:r>
+      <w:r>
+        <w:t xml:space="preserve"> </w:t>
+      </w:r>
+      <w:r>
+        <w:t xml:space="preserve">“</w:t>
+      </w:r>
+      <w:r>
+        <w:t xml:space="preserve">veri yok</w:t>
+      </w:r>
+      <w:r>
+        <w:t xml:space="preserve">”</w:t>
+      </w:r>
+      <w:r>
+        <w:t xml:space="preserve"> </w:t>
+      </w:r>
+      <w:r>
+        <w:t xml:space="preserve">olarak kesinleştirilir. Zaten insan doğrusu olan bir makalenin üzerine asla yazılmaz.</w:t>
+      </w:r>
+      <w:r>
+        <w:t xml:space="preserve"> </w:t>
+      </w:r>
+      <w:r>
+        <w:t xml:space="preserve">-</w:t>
+      </w:r>
+      <w:r>
+        <w:t xml:space="preserve"> </w:t>
+      </w:r>
+      <w:r>
+        <w:rPr>
+          <w:rStyle w:val="VerbatimChar"/>
+          <w:b/>
+        </w:rPr>
+        <w:t xml:space="preserve">stable_audit_sample</w:t>
+      </w:r>
+      <w:r>
+        <w:t xml:space="preserve">, otomatik kabul edilenler üzerindeki kalite kontrolüdür:</w:t>
+      </w:r>
+      <w:r>
+        <w:t xml:space="preserve"> </w:t>
+      </w:r>
+      <w:r>
+        <w:rPr>
+          <w:rStyle w:val="VerbatimChar"/>
+        </w:rPr>
+        <w:t xml:space="preserve">SHA256(paper|stage|model)</w:t>
+      </w:r>
+      <w:r>
+        <w:t xml:space="preserve">,</w:t>
+      </w:r>
+      <w:r>
+        <w:t xml:space="preserve"> </w:t>
+      </w:r>
+      <w:r>
+        <w:rPr>
+          <w:rStyle w:val="VerbatimChar"/>
+        </w:rPr>
+        <w:t xml:space="preserve">audit_rate × 2^64</w:t>
+      </w:r>
+      <w:r>
+        <w:t xml:space="preserve"> </w:t>
+      </w:r>
+      <w:r>
+        <w:t xml:space="preserve">ile karşılaştırılır.</w:t>
+      </w:r>
+      <w:r>
+        <w:t xml:space="preserve"> </w:t>
+      </w:r>
+      <w:r>
+        <w:rPr>
+          <w:b/>
+        </w:rPr>
+        <w:t xml:space="preserve">Deterministiktir</w:t>
+      </w:r>
+      <w:r>
+        <w:t xml:space="preserve"> </w:t>
+      </w:r>
+      <w:r>
+        <w:t xml:space="preserve">— aynı makale her zaman aynı denetim kararını alır — ve yüksek güvenli otomatik kesinleştirmelerin bile ayarlanabilir bir kısmını insan incelemesine geri zorlar; böylece otomatik kabul yolu körü körüne güvenilmek yerine sürekli olarak doğruluk açısından örneklenir.</w:t>
+      </w:r>
+      <w:r>
+        <w:t xml:space="preserve"> </w:t>
+      </w:r>
+      <w:r>
+        <w:t xml:space="preserve">-</w:t>
+      </w:r>
+      <w:r>
+        <w:t xml:space="preserve"> </w:t>
+      </w:r>
+      <w:r>
+        <w:rPr>
+          <w:b/>
+        </w:rPr>
+        <w:t xml:space="preserve">Ham pozitif kurtarma</w:t>
+      </w:r>
+      <w:r>
+        <w:t xml:space="preserve"> </w:t>
+      </w:r>
+      <w:r>
+        <w:t xml:space="preserve">— olumlu görünen ama normalleştirmede</w:t>
+      </w:r>
+      <w:r>
+        <w:t xml:space="preserve"> </w:t>
+      </w:r>
+      <w:r>
+        <w:rPr>
+          <w:i/>
+        </w:rPr>
+        <w:t xml:space="preserve">boşa</w:t>
+      </w:r>
+      <w:r>
+        <w:t xml:space="preserve"> </w:t>
+      </w:r>
+      <w:r>
+        <w:t xml:space="preserve">düşen bir Gemma çıktısı, tam ham satırlara sahipse ya da güveni ≥ 0,75 ise ya da bileşim diliyle ≥ 0,6 ise yine de sonraki aşamaya geçer; böylece ayrıştırıcı/normalleştirici kaymaları muhtemelen gerçek bir makaleyi asla sessizce atmaz, ama katı normalleştirme yine de nihai girişi denetler.</w:t>
       </w:r>
     </w:p>
     <w:p>
@@ -4082,310 +4827,53 @@
         <w:pStyle w:val="BodyText"/>
       </w:pPr>
       <w:r>
-        <w:rPr>
-          <w:b/>
-        </w:rPr>
-        <w:t xml:space="preserve">Nasıl yaptım — normalleştirici (</w:t>
-      </w:r>
-      <w:r>
-        <w:rPr>
-          <w:rStyle w:val="VerbatimChar"/>
-          <w:b/>
-        </w:rPr>
-        <w:t xml:space="preserve">normalize_ai_payload_with_summary</w:t>
-      </w:r>
-      <w:r>
-        <w:rPr>
-          <w:b/>
-        </w:rPr>
-        <w:t xml:space="preserve">).</w:t>
-      </w:r>
-      <w:r>
-        <w:t xml:space="preserve"> </w:t>
-      </w:r>
-      <w:r>
-        <w:t xml:space="preserve">Her model satırı katı bir eleme yarışından geçer:</w:t>
-      </w:r>
-      <w:r>
-        <w:t xml:space="preserve"> </w:t>
-      </w:r>
-      <w:r>
-        <w:t xml:space="preserve">1.</w:t>
-      </w:r>
-      <w:r>
-        <w:t xml:space="preserve"> </w:t>
-      </w:r>
-      <w:r>
-        <w:rPr>
-          <w:b/>
-        </w:rPr>
-        <w:t xml:space="preserve">Zorunlu-alan kapısı</w:t>
-      </w:r>
-      <w:r>
-        <w:t xml:space="preserve"> </w:t>
-      </w:r>
-      <w:r>
-        <w:t xml:space="preserve">— gıda/besin/miktar eksik herhangi bir satırı düşür (</w:t>
-      </w:r>
-      <w:r>
-        <w:rPr>
-          <w:rStyle w:val="VerbatimChar"/>
-        </w:rPr>
-        <w:t xml:space="preserve">missing_required_field</w:t>
-      </w:r>
-      <w:r>
-        <w:t xml:space="preserve"> </w:t>
-      </w:r>
-      <w:r>
-        <w:t xml:space="preserve">olarak sayılır).</w:t>
-      </w:r>
-      <w:r>
-        <w:t xml:space="preserve"> </w:t>
-      </w:r>
-      <w:r>
-        <w:t xml:space="preserve">2.</w:t>
-      </w:r>
-      <w:r>
-        <w:t xml:space="preserve"> </w:t>
-      </w:r>
-      <w:r>
-        <w:rPr>
-          <w:b/>
-        </w:rPr>
-        <w:t xml:space="preserve">Birim standartlaştırma (</w:t>
-      </w:r>
-      <w:r>
-        <w:rPr>
-          <w:rStyle w:val="VerbatimChar"/>
-          <w:b/>
-        </w:rPr>
-        <w:t xml:space="preserve">_standardize_unit</w:t>
-      </w:r>
-      <w:r>
-        <w:rPr>
-          <w:b/>
-        </w:rPr>
-        <w:t xml:space="preserve">)</w:t>
-      </w:r>
-      <w:r>
-        <w:t xml:space="preserve"> </w:t>
-      </w:r>
-      <w:r>
-        <w:t xml:space="preserve">— katı bekçi. Yalnızca yedi standart birim sağ kalır:</w:t>
-      </w:r>
-      <w:r>
-        <w:t xml:space="preserve"> </w:t>
-      </w:r>
-      <w:r>
-        <w:rPr>
-          <w:rStyle w:val="VerbatimChar"/>
-        </w:rPr>
-        <w:t xml:space="preserve">g/100g</w:t>
-      </w:r>
-      <w:r>
-        <w:t xml:space="preserve">,</w:t>
-      </w:r>
-      <w:r>
-        <w:t xml:space="preserve"> </w:t>
-      </w:r>
-      <w:r>
-        <w:rPr>
-          <w:rStyle w:val="VerbatimChar"/>
-        </w:rPr>
-        <w:t xml:space="preserve">mg/100g</w:t>
-      </w:r>
-      <w:r>
-        <w:t xml:space="preserve">,</w:t>
-      </w:r>
-      <w:r>
-        <w:t xml:space="preserve"> </w:t>
-      </w:r>
-      <w:r>
-        <w:rPr>
-          <w:rStyle w:val="VerbatimChar"/>
-        </w:rPr>
-        <w:t xml:space="preserve">μg/100g</w:t>
-      </w:r>
-      <w:r>
-        <w:t xml:space="preserve">,</w:t>
-      </w:r>
-      <w:r>
-        <w:t xml:space="preserve"> </w:t>
-      </w:r>
-      <w:r>
-        <w:rPr>
-          <w:rStyle w:val="VerbatimChar"/>
-        </w:rPr>
-        <w:t xml:space="preserve">kcal/100g</w:t>
-      </w:r>
-      <w:r>
-        <w:t xml:space="preserve">,</w:t>
-      </w:r>
-      <w:r>
-        <w:t xml:space="preserve"> </w:t>
-      </w:r>
-      <w:r>
-        <w:rPr>
-          <w:rStyle w:val="VerbatimChar"/>
-        </w:rPr>
-        <w:t xml:space="preserve">kJ/100g</w:t>
-      </w:r>
-      <w:r>
-        <w:t xml:space="preserve">,</w:t>
-      </w:r>
-      <w:r>
-        <w:t xml:space="preserve"> </w:t>
-      </w:r>
-      <w:r>
-        <w:rPr>
-          <w:rStyle w:val="VerbatimChar"/>
-        </w:rPr>
-        <w:t xml:space="preserve">IU/100g</w:t>
-      </w:r>
-      <w:r>
-        <w:t xml:space="preserve">,</w:t>
-      </w:r>
-      <w:r>
-        <w:t xml:space="preserve"> </w:t>
-      </w:r>
-      <w:r>
-        <w:rPr>
-          <w:rStyle w:val="VerbatimChar"/>
-        </w:rPr>
-        <w:t xml:space="preserve">%</w:t>
-      </w:r>
-      <w:r>
-        <w:t xml:space="preserve">.</w:t>
-      </w:r>
-      <w:r>
-        <w:t xml:space="preserve"> </w:t>
-      </w:r>
-      <w:r>
-        <w:rPr>
-          <w:rStyle w:val="VerbatimChar"/>
-        </w:rPr>
-        <w:t xml:space="preserve">µ</w:t>
-      </w:r>
-      <w:r>
-        <w:t xml:space="preserve">-vs-</w:t>
-      </w:r>
-      <w:r>
-        <w:rPr>
-          <w:rStyle w:val="VerbatimChar"/>
-        </w:rPr>
-        <w:t xml:space="preserve">μ</w:t>
-      </w:r>
-      <w:r>
-        <w:t xml:space="preserve">, casefold ve gram/miligram/mikrogram/mcg/kcal/kJ/IU’nun her yazımını ele alır, artı bir</w:t>
-      </w:r>
-      <w:r>
-        <w:t xml:space="preserve"> </w:t>
-      </w:r>
-      <w:r>
-        <w:rPr>
-          <w:b/>
-        </w:rPr>
-        <w:t xml:space="preserve">baz politikası</w:t>
-      </w:r>
-      <w:r>
-        <w:t xml:space="preserve">: per-100g zorunlu,</w:t>
-      </w:r>
-      <w:r>
-        <w:t xml:space="preserve"> </w:t>
-      </w:r>
-      <w:r>
-        <w:rPr>
-          <w:b/>
-        </w:rPr>
-        <w:t xml:space="preserve">kuru-madde reddedilir</w:t>
-      </w:r>
-      <w:r>
-        <w:t xml:space="preserve">, ama taze/yaş/olduğu-gibi/yenilebilir-kısım kabul edilir. Retler</w:t>
-      </w:r>
-      <w:r>
-        <w:t xml:space="preserve"> </w:t>
-      </w:r>
-      <w:r>
-        <w:rPr>
-          <w:rStyle w:val="VerbatimChar"/>
-        </w:rPr>
-        <w:t xml:space="preserve">unsupported_unit_or_basis</w:t>
-      </w:r>
-      <w:r>
-        <w:t xml:space="preserve"> </w:t>
-      </w:r>
-      <w:r>
-        <w:t xml:space="preserve">olarak sayılır.</w:t>
-      </w:r>
-      <w:r>
-        <w:t xml:space="preserve"> </w:t>
-      </w:r>
-      <w:r>
-        <w:t xml:space="preserve">3.</w:t>
-      </w:r>
-      <w:r>
-        <w:t xml:space="preserve"> </w:t>
-      </w:r>
-      <w:r>
-        <w:rPr>
-          <w:b/>
-        </w:rPr>
-        <w:t xml:space="preserve">Referans çözümleme (</w:t>
-      </w:r>
-      <w:r>
-        <w:rPr>
-          <w:rStyle w:val="VerbatimChar"/>
-          <w:b/>
-        </w:rPr>
-        <w:t xml:space="preserve">_resolve_reference_row</w:t>
-      </w:r>
-      <w:r>
-        <w:rPr>
-          <w:b/>
-        </w:rPr>
-        <w:t xml:space="preserve">)</w:t>
-      </w:r>
-      <w:r>
-        <w:t xml:space="preserve"> </w:t>
-      </w:r>
-      <w:r>
-        <w:t xml:space="preserve">—</w:t>
-      </w:r>
-      <w:r>
-        <w:t xml:space="preserve"> </w:t>
-      </w:r>
-      <w:r>
-        <w:rPr>
-          <w:b/>
-        </w:rPr>
-        <w:t xml:space="preserve">önce-ID</w:t>
-      </w:r>
-      <w:r>
-        <w:t xml:space="preserve"> </w:t>
-      </w:r>
-      <w:r>
-        <w:t xml:space="preserve">(modelin iddia ettiği</w:t>
-      </w:r>
-      <w:r>
-        <w:t xml:space="preserve"> </w:t>
-      </w:r>
-      <w:r>
-        <w:rPr>
-          <w:rStyle w:val="VerbatimChar"/>
-        </w:rPr>
-        <w:t xml:space="preserve">food_fdc_id</w:t>
-      </w:r>
-      <w:r>
-        <w:t xml:space="preserve">/</w:t>
-      </w:r>
-      <w:r>
-        <w:rPr>
-          <w:rStyle w:val="VerbatimChar"/>
-        </w:rPr>
-        <w:t xml:space="preserve">nutrient_id</w:t>
-      </w:r>
-      <w:r>
-        <w:t xml:space="preserve">’yi canlı bir satıra karşı</w:t>
+        <w:t xml:space="preserve">Ve huninin asıl motoru,</w:t>
+      </w:r>
+      <w:r>
+        <w:t xml:space="preserve"> </w:t>
+      </w:r>
+      <w:r>
+        <w:rPr>
+          <w:rStyle w:val="VerbatimChar"/>
+          <w:b/>
+        </w:rPr>
+        <w:t xml:space="preserve">score_followup_priority</w:t>
+      </w:r>
+      <w:r>
+        <w:t xml:space="preserve">: her yararlı çıktı; güvenden, kabul edilen/kanıtlı/100 g üzerinden/tablo satır sayılarından, bileşim dili için bir uyum bonusundan ve promptun</w:t>
+      </w:r>
+      <w:r>
+        <w:t xml:space="preserve"> </w:t>
+      </w:r>
+      <w:r>
+        <w:t xml:space="preserve">“</w:t>
+      </w:r>
+      <w:r>
+        <w:t xml:space="preserve">boş</w:t>
+      </w:r>
+      <w:r>
+        <w:t xml:space="preserve">”</w:t>
+      </w:r>
+      <w:r>
+        <w:t xml:space="preserve"> </w:t>
+      </w:r>
+      <w:r>
+        <w:t xml:space="preserve">tanımını yansıtan</w:t>
+      </w:r>
+      <w:r>
+        <w:t xml:space="preserve"> </w:t>
+      </w:r>
+      <w:r>
+        <w:rPr>
+          <w:b/>
+        </w:rPr>
+        <w:t xml:space="preserve">yumuşak cezalardan</w:t>
+      </w:r>
+      <w:r>
+        <w:t xml:space="preserve"> </w:t>
+      </w:r>
+      <w:r>
+        <w:t xml:space="preserve">(derleme/meta-analiz, yem/sindirilebilirlik, duyusal/biyobelirteç, tek seferlik formülasyon, müdahale/ekstrakt) bir tam sayı puan alır (−1000…1000 ile sınırlanmış). Sonraki aşama görevleri</w:t>
       </w:r>
       <w:r>
         <w:t xml:space="preserve"> </w:t>
@@ -4394,52 +4882,81 @@
         <w:rPr>
           <w:i/>
         </w:rPr>
-        <w:t xml:space="preserve">ve</w:t>
-      </w:r>
-      <w:r>
-        <w:t xml:space="preserve"> </w:t>
-      </w:r>
-      <w:r>
-        <w:t xml:space="preserve">o satırın adının eşleştiğini doğrula), sonra tam ad, sonra takma ad. Ad çözümleyici</w:t>
-      </w:r>
-      <w:r>
-        <w:t xml:space="preserve"> </w:t>
-      </w:r>
-      <w:r>
-        <w:rPr>
-          <w:b/>
-        </w:rPr>
-        <w:t xml:space="preserve">belirsiz adları hiçbir şeye eşler</w:t>
-      </w:r>
-      <w:r>
-        <w:t xml:space="preserve"> </w:t>
-      </w:r>
-      <w:r>
-        <w:t xml:space="preserve">— iki DB satırı bir adı paylaşıyorsa hiçbiri eşleşmez — böylece asla yanlış bağ kurmaz. Çözülmemiş gıdalar/besinler düşürülmez, açık</w:t>
-      </w:r>
-      <w:r>
-        <w:t xml:space="preserve"> </w:t>
-      </w:r>
-      <w:r>
-        <w:rPr>
-          <w:rStyle w:val="VerbatimChar"/>
-        </w:rPr>
-        <w:t xml:space="preserve">is_custom_food</w:t>
-      </w:r>
-      <w:r>
-        <w:t xml:space="preserve">/</w:t>
-      </w:r>
-      <w:r>
-        <w:rPr>
-          <w:rStyle w:val="VerbatimChar"/>
-        </w:rPr>
-        <w:t xml:space="preserve">is_custom_nutrient</w:t>
-      </w:r>
-      <w:r>
-        <w:t xml:space="preserve"> </w:t>
-      </w:r>
-      <w:r>
-        <w:t xml:space="preserve">satırları olarak</w:t>
+        <w:t xml:space="preserve">bu puana göre sıralı</w:t>
+      </w:r>
+      <w:r>
+        <w:t xml:space="preserve"> </w:t>
+      </w:r>
+      <w:r>
+        <w:t xml:space="preserve">alır; böylece Flash-Lite, Gemma çıktısının en iyi 500’ünü, son Gemini ise onun en iyi 20’sini işler.</w:t>
+      </w:r>
+      <w:r>
+        <w:t xml:space="preserve"> </w:t>
+      </w:r>
+      <w:r>
+        <w:t xml:space="preserve">“</w:t>
+      </w:r>
+      <w:r>
+        <w:t xml:space="preserve">Neyin yararlı olduğu</w:t>
+      </w:r>
+      <w:r>
+        <w:t xml:space="preserve">”</w:t>
+      </w:r>
+      <w:r>
+        <w:t xml:space="preserve"> </w:t>
+      </w:r>
+      <w:r>
+        <w:t xml:space="preserve">yargısı bilinçli olarak iki kez kodlanmış — bir kez model için promptta, bir kez de sıralayıcı için öncelik puanında — ki eleyicinin sıralaması ile çıkarıcının kararı birbiriyle uyumlu kalsın.</w:t>
+      </w:r>
+    </w:p>
+    <w:p>
+      <w:pPr>
+        <w:pStyle w:val="BodyText"/>
+      </w:pPr>
+      <w:r>
+        <w:rPr>
+          <w:b/>
+        </w:rPr>
+        <w:t xml:space="preserve">İşin zor kısmı.</w:t>
+      </w:r>
+      <w:r>
+        <w:t xml:space="preserve"> </w:t>
+      </w:r>
+      <w:r>
+        <w:t xml:space="preserve">İnsan/yapay zekâ sınırında determinizm: bir Python normalleştiricisi ile bir SQL üreticisini</w:t>
+      </w:r>
+      <w:r>
+        <w:t xml:space="preserve"> </w:t>
+      </w:r>
+      <w:r>
+        <w:rPr>
+          <w:b/>
+        </w:rPr>
+        <w:t xml:space="preserve">bayt bayt aynı</w:t>
+      </w:r>
+      <w:r>
+        <w:t xml:space="preserve"> </w:t>
+      </w:r>
+      <w:r>
+        <w:t xml:space="preserve">yapıyı üretecek hâle getirmek (ki iki doğru üreticisi hash ile karşılaştırılabilsin) — ve</w:t>
+      </w:r>
+      <w:r>
+        <w:t xml:space="preserve"> </w:t>
+      </w:r>
+      <w:r>
+        <w:t xml:space="preserve">“</w:t>
+      </w:r>
+      <w:r>
+        <w:t xml:space="preserve">model emin görünüyordu</w:t>
+      </w:r>
+      <w:r>
+        <w:t xml:space="preserve">”</w:t>
+      </w:r>
+      <w:r>
+        <w:t xml:space="preserve"> </w:t>
+      </w:r>
+      <w:r>
+        <w:t xml:space="preserve">diyen bir kara kutu yerine;</w:t>
       </w:r>
       <w:r>
         <w:t xml:space="preserve"> </w:t>
@@ -4448,91 +4965,13 @@
         <w:rPr>
           <w:i/>
         </w:rPr>
-        <w:t xml:space="preserve">tutulur</w:t>
-      </w:r>
-      <w:r>
-        <w:t xml:space="preserve">.</w:t>
-      </w:r>
-      <w:r>
-        <w:t xml:space="preserve"> </w:t>
-      </w:r>
-      <w:r>
-        <w:t xml:space="preserve">4.</w:t>
-      </w:r>
-      <w:r>
-        <w:t xml:space="preserve"> </w:t>
-      </w:r>
-      <w:r>
-        <w:rPr>
-          <w:b/>
-        </w:rPr>
-        <w:t xml:space="preserve">Deterministik gruplama &amp; sıralama</w:t>
-      </w:r>
-      <w:r>
-        <w:t xml:space="preserve"> </w:t>
-      </w:r>
-      <w:r>
-        <w:t xml:space="preserve">— satırlar çözülen gıdaya göre gruplanır, uzun kararlı bir anahtarla sıralanır, değerler</w:t>
-      </w:r>
-      <w:r>
-        <w:t xml:space="preserve"> </w:t>
-      </w:r>
-      <w:r>
-        <w:rPr>
-          <w:rStyle w:val="VerbatimChar"/>
-        </w:rPr>
-        <w:t xml:space="preserve">round(…, 6)</w:t>
-      </w:r>
-      <w:r>
-        <w:t xml:space="preserve">. Bu determinizm tüm meselenin özüdür: yük</w:t>
-      </w:r>
-      <w:r>
-        <w:t xml:space="preserve"> </w:t>
-      </w:r>
-      <w:r>
-        <w:rPr>
-          <w:b/>
-        </w:rPr>
-        <w:t xml:space="preserve">kanonik serileştirilir ve SHA-256 hash’lenir</w:t>
-      </w:r>
-      <w:r>
-        <w:t xml:space="preserve">, böylece iki eşit çıkarım birebir aynı hash’lenir ve bir YZ çıkarımı bir insan gönderisiyle bayt-bayt kıyaslanabilir.</w:t>
-      </w:r>
-      <w:r>
-        <w:t xml:space="preserve"> </w:t>
-      </w:r>
-      <w:r>
-        <w:t xml:space="preserve">5.</w:t>
-      </w:r>
-      <w:r>
-        <w:t xml:space="preserve"> </w:t>
-      </w:r>
-      <w:r>
-        <w:rPr>
-          <w:b/>
-        </w:rPr>
-        <w:t xml:space="preserve">Özet muhasebesi</w:t>
-      </w:r>
-      <w:r>
-        <w:t xml:space="preserve"> </w:t>
-      </w:r>
-      <w:r>
-        <w:t xml:space="preserve">— kabul/ret/eşlenmemiş sayıları ve bir</w:t>
-      </w:r>
-      <w:r>
-        <w:t xml:space="preserve"> </w:t>
-      </w:r>
-      <w:r>
-        <w:rPr>
-          <w:rStyle w:val="VerbatimChar"/>
-        </w:rPr>
-        <w:t xml:space="preserve">rejection_reasons</w:t>
-      </w:r>
-      <w:r>
-        <w:t xml:space="preserve"> </w:t>
-      </w:r>
-      <w:r>
-        <w:t xml:space="preserve">histogramı her çıkarımda saklanır, böylece kokpit satırların</w:t>
+        <w:t xml:space="preserve">tekrarlanabilir</w:t>
+      </w:r>
+      <w:r>
+        <w:t xml:space="preserve"> </w:t>
+      </w:r>
+      <w:r>
+        <w:t xml:space="preserve">(aynı makale, her zaman aynı karar),</w:t>
       </w:r>
       <w:r>
         <w:t xml:space="preserve"> </w:t>
@@ -4541,13 +4980,28 @@
         <w:rPr>
           <w:i/>
         </w:rPr>
-        <w:t xml:space="preserve">neden</w:t>
-      </w:r>
-      <w:r>
-        <w:t xml:space="preserve"> </w:t>
-      </w:r>
-      <w:r>
-        <w:t xml:space="preserve">düşürüldüğünü gösterebilir.</w:t>
+        <w:t xml:space="preserve">denetlenebilir</w:t>
+      </w:r>
+      <w:r>
+        <w:t xml:space="preserve"> </w:t>
+      </w:r>
+      <w:r>
+        <w:t xml:space="preserve">(nedenini her zaman görebilirsiniz) ve</w:t>
+      </w:r>
+      <w:r>
+        <w:t xml:space="preserve"> </w:t>
+      </w:r>
+      <w:r>
+        <w:rPr>
+          <w:i/>
+        </w:rPr>
+        <w:t xml:space="preserve">kendini kontrol eden</w:t>
+      </w:r>
+      <w:r>
+        <w:t xml:space="preserve"> </w:t>
+      </w:r>
+      <w:r>
+        <w:t xml:space="preserve">(otomatik kabullerin örneklenmiş bir kısmı insana geri gönderilir) bir güven kapısı tasarlamak.</w:t>
       </w:r>
     </w:p>
     <w:p>
@@ -4558,529 +5012,39 @@
         <w:rPr>
           <w:b/>
         </w:rPr>
-        <w:t xml:space="preserve">Nasıl yaptım — güven kapısı (</w:t>
-      </w:r>
-      <w:r>
-        <w:rPr>
-          <w:rStyle w:val="VerbatimChar"/>
-          <w:b/>
+        <w:t xml:space="preserve">Teknolojiler.</w:t>
+      </w:r>
+      <w:r>
+        <w:t xml:space="preserve"> </w:t>
+      </w:r>
+      <w:r>
+        <w:t xml:space="preserve">Python, SHA-256 ile kanonik hash’leme, deterministik JSON serileştirme, eşik tabanlı gruplama, hash tabanlı tekrarlanabilir denetim örneklemesi, PL/pgSQL ile aynısını üreten yapılar.</w:t>
+      </w:r>
+    </w:p>
+    <w:p>
+      <w:pPr>
+        <w:pStyle w:val="BodyText"/>
+      </w:pPr>
+      <w:r>
+        <w:rPr>
+          <w:b/>
+        </w:rPr>
+        <w:t xml:space="preserve">Dosyalar ve satırlar.</w:t>
+      </w:r>
+      <w:r>
+        <w:t xml:space="preserve"> </w:t>
+      </w:r>
+      <w:r>
+        <w:rPr>
+          <w:rStyle w:val="VerbatimChar"/>
         </w:rPr>
         <w:t xml:space="preserve">ai_routing.py</w:t>
       </w:r>
       <w:r>
-        <w:rPr>
-          <w:b/>
-        </w:rPr>
-        <w:t xml:space="preserve">).</w:t>
-      </w:r>
-      <w:r>
-        <w:t xml:space="preserve"> </w:t>
-      </w:r>
-      <w:r>
-        <w:t xml:space="preserve">Normalleştirmeden sonra makale kümelenir ve yönlendirilir:</w:t>
-      </w:r>
-      <w:r>
-        <w:t xml:space="preserve"> </w:t>
-      </w:r>
-      <w:r>
-        <w:t xml:space="preserve">-</w:t>
-      </w:r>
-      <w:r>
-        <w:t xml:space="preserve"> </w:t>
-      </w:r>
-      <w:r>
-        <w:rPr>
-          <w:rStyle w:val="VerbatimChar"/>
-          <w:b/>
-        </w:rPr>
-        <w:t xml:space="preserve">classify_routing_bucket</w:t>
-      </w:r>
-      <w:r>
-        <w:t xml:space="preserve">, her makaleyi</w:t>
-      </w:r>
-      <w:r>
-        <w:t xml:space="preserve"> </w:t>
-      </w:r>
-      <w:r>
-        <w:rPr>
-          <w:rStyle w:val="VerbatimChar"/>
-        </w:rPr>
-        <w:t xml:space="preserve">overall_confidence</w:t>
-      </w:r>
-      <w:r>
-        <w:t xml:space="preserve">’ını aşamanın kendi</w:t>
-      </w:r>
-      <w:r>
-        <w:t xml:space="preserve"> </w:t>
-      </w:r>
-      <w:r>
-        <w:rPr>
-          <w:rStyle w:val="VerbatimChar"/>
-        </w:rPr>
-        <w:t xml:space="preserve">positive_threshold</w:t>
-      </w:r>
-      <w:r>
-        <w:t xml:space="preserve"> </w:t>
-      </w:r>
-      <w:r>
-        <w:t xml:space="preserve">/</w:t>
-      </w:r>
-      <w:r>
-        <w:t xml:space="preserve"> </w:t>
-      </w:r>
-      <w:r>
-        <w:rPr>
-          <w:rStyle w:val="VerbatimChar"/>
-        </w:rPr>
-        <w:t xml:space="preserve">negative_threshold</w:t>
-      </w:r>
-      <w:r>
-        <w:t xml:space="preserve">’una (veri-güdümlü aşama yapılandırmasından okunan,</w:t>
-      </w:r>
-      <w:r>
-        <w:t xml:space="preserve"> </w:t>
-      </w:r>
-      <w:r>
-        <w:t xml:space="preserve">“</w:t>
-      </w:r>
-      <w:r>
-        <w:t xml:space="preserve">veri var</w:t>
-      </w:r>
-      <w:r>
-        <w:t xml:space="preserve">”</w:t>
-      </w:r>
-      <w:r>
-        <w:t xml:space="preserve"> </w:t>
-      </w:r>
-      <w:r>
-        <w:t xml:space="preserve">ve</w:t>
-      </w:r>
-      <w:r>
-        <w:t xml:space="preserve"> </w:t>
-      </w:r>
-      <w:r>
-        <w:t xml:space="preserve">“</w:t>
-      </w:r>
-      <w:r>
-        <w:t xml:space="preserve">veri yok</w:t>
-      </w:r>
-      <w:r>
-        <w:t xml:space="preserve">”</w:t>
-      </w:r>
-      <w:r>
-        <w:t xml:space="preserve"> </w:t>
-      </w:r>
-      <w:r>
-        <w:t xml:space="preserve">için ayrı eşikler) karşı kıyaslayarak</w:t>
-      </w:r>
-      <w:r>
-        <w:t xml:space="preserve"> </w:t>
-      </w:r>
-      <w:r>
-        <w:rPr>
-          <w:b/>
-        </w:rPr>
-        <w:t xml:space="preserve">yüksek/düşük × pozitif/negatif</w:t>
-      </w:r>
-      <w:r>
-        <w:t xml:space="preserve"> </w:t>
-      </w:r>
-      <w:r>
-        <w:t xml:space="preserve">kovalarına ayırır.</w:t>
-      </w:r>
-      <w:r>
-        <w:t xml:space="preserve"> </w:t>
-      </w:r>
-      <w:r>
-        <w:t xml:space="preserve">-</w:t>
-      </w:r>
-      <w:r>
-        <w:t xml:space="preserve"> </w:t>
-      </w:r>
-      <w:r>
-        <w:rPr>
-          <w:rStyle w:val="VerbatimChar"/>
-          <w:b/>
-        </w:rPr>
-        <w:t xml:space="preserve">route_bucket</w:t>
-      </w:r>
-      <w:r>
-        <w:t xml:space="preserve"> </w:t>
-      </w:r>
-      <w:r>
-        <w:t xml:space="preserve">asıl kapıdır:</w:t>
-      </w:r>
-      <w:r>
-        <w:t xml:space="preserve"> </w:t>
-      </w:r>
-      <w:r>
-        <w:rPr>
-          <w:b/>
-        </w:rPr>
-        <w:t xml:space="preserve">düşük-güven →</w:t>
-      </w:r>
-      <w:r>
-        <w:rPr>
-          <w:b/>
-        </w:rPr>
-        <w:t xml:space="preserve"> </w:t>
-      </w:r>
-      <w:r>
-        <w:rPr>
-          <w:rStyle w:val="VerbatimChar"/>
-          <w:b/>
-        </w:rPr>
-        <w:t xml:space="preserve">human_review_ready</w:t>
-      </w:r>
-      <w:r>
-        <w:t xml:space="preserve"> </w:t>
-      </w:r>
-      <w:r>
-        <w:t xml:space="preserve">(Ayşegül’ün etiketleme kuyruğuna gider);</w:t>
-      </w:r>
-      <w:r>
-        <w:t xml:space="preserve"> </w:t>
-      </w:r>
-      <w:r>
-        <w:rPr>
-          <w:b/>
-        </w:rPr>
-        <w:t xml:space="preserve">yüksek-güven-pozitif →</w:t>
-      </w:r>
-      <w:r>
-        <w:rPr>
-          <w:b/>
-        </w:rPr>
-        <w:t xml:space="preserve"> </w:t>
-      </w:r>
-      <w:r>
-        <w:rPr>
-          <w:rStyle w:val="VerbatimChar"/>
-          <w:b/>
-        </w:rPr>
-        <w:t xml:space="preserve">ai_finalized_has_data</w:t>
-      </w:r>
-      <w:r>
-        <w:t xml:space="preserve"> </w:t>
-      </w:r>
-      <w:r>
-        <w:t xml:space="preserve">(otomatik tutulur); yüksek-güven-negatif → veri-yok olarak kesinleştirilir. Zaten insan gerçeği olan bir makalenin üzerine asla yazılmaz.</w:t>
-      </w:r>
-      <w:r>
-        <w:t xml:space="preserve"> </w:t>
-      </w:r>
-      <w:r>
-        <w:t xml:space="preserve">-</w:t>
-      </w:r>
-      <w:r>
-        <w:t xml:space="preserve"> </w:t>
-      </w:r>
-      <w:r>
-        <w:rPr>
-          <w:rStyle w:val="VerbatimChar"/>
-          <w:b/>
-        </w:rPr>
-        <w:t xml:space="preserve">stable_audit_sample</w:t>
-      </w:r>
-      <w:r>
-        <w:t xml:space="preserve">, otomatik-kabul edilenler üzerindeki kalite kontrolüdür:</w:t>
-      </w:r>
-      <w:r>
-        <w:t xml:space="preserve"> </w:t>
-      </w:r>
-      <w:r>
-        <w:rPr>
-          <w:rStyle w:val="VerbatimChar"/>
-        </w:rPr>
-        <w:t xml:space="preserve">SHA256(paper|stage|model)</w:t>
-      </w:r>
-      <w:r>
-        <w:t xml:space="preserve">,</w:t>
-      </w:r>
-      <w:r>
-        <w:t xml:space="preserve"> </w:t>
-      </w:r>
-      <w:r>
-        <w:rPr>
-          <w:rStyle w:val="VerbatimChar"/>
-        </w:rPr>
-        <w:t xml:space="preserve">audit_rate × 2^64</w:t>
-      </w:r>
-      <w:r>
-        <w:t xml:space="preserve">’e karşı kıyaslanır.</w:t>
-      </w:r>
-      <w:r>
-        <w:t xml:space="preserve"> </w:t>
-      </w:r>
-      <w:r>
-        <w:rPr>
-          <w:b/>
-        </w:rPr>
-        <w:t xml:space="preserve">Deterministiktir</w:t>
-      </w:r>
-      <w:r>
-        <w:t xml:space="preserve"> </w:t>
-      </w:r>
-      <w:r>
-        <w:t xml:space="preserve">— aynı makale her zaman aynı denetim kararını alır — ve yüksek-güvenli otomatik-kesinleştirmelerin yapılandırılabilir bir kesrini bile insan incelemesine geri zorlar; böylece otomatik-kabul yolu körü körüne güvenilmek yerine sürekli doğruluk için örneklenir.</w:t>
-      </w:r>
-      <w:r>
-        <w:t xml:space="preserve"> </w:t>
-      </w:r>
-      <w:r>
-        <w:t xml:space="preserve">-</w:t>
-      </w:r>
-      <w:r>
-        <w:t xml:space="preserve"> </w:t>
-      </w:r>
-      <w:r>
-        <w:rPr>
-          <w:b/>
-        </w:rPr>
-        <w:t xml:space="preserve">Ham-pozitif kurtarma</w:t>
-      </w:r>
-      <w:r>
-        <w:t xml:space="preserve"> </w:t>
-      </w:r>
-      <w:r>
-        <w:t xml:space="preserve">— pozitif görünen ama</w:t>
-      </w:r>
-      <w:r>
-        <w:t xml:space="preserve"> </w:t>
-      </w:r>
-      <w:r>
-        <w:rPr>
-          <w:i/>
-        </w:rPr>
-        <w:t xml:space="preserve">boş</w:t>
-      </w:r>
-      <w:r>
-        <w:t xml:space="preserve">’a normalleşen bir Gemma çıktısı, tam ham satırları varsa ya da güven ≥ 0,75 ya da bileşim diliyle ≥ 0,6 ise yine de sonraki aşamaya ilerler — böylece ayrıştırıcı/normalleştirici sapması olası-gerçek bir makaleyi asla sessizce düşürmez, katı normalleştirme yine de nihai girişi kapılar.</w:t>
-      </w:r>
-    </w:p>
-    <w:p>
-      <w:pPr>
-        <w:pStyle w:val="BodyText"/>
-      </w:pPr>
-      <w:r>
-        <w:t xml:space="preserve">Ve huninin motoru,</w:t>
-      </w:r>
-      <w:r>
-        <w:t xml:space="preserve"> </w:t>
-      </w:r>
-      <w:r>
-        <w:rPr>
-          <w:rStyle w:val="VerbatimChar"/>
-          <w:b/>
-        </w:rPr>
-        <w:t xml:space="preserve">score_followup_priority</w:t>
-      </w:r>
-      <w:r>
-        <w:t xml:space="preserve">: her yararlı çıktı, güvenden, kabul/kanıt/per-100g/tablo satır sayılarından, bileşim dili için bir doğrudan-uyum bonusundan ve promptun</w:t>
-      </w:r>
-      <w:r>
-        <w:t xml:space="preserve"> </w:t>
-      </w:r>
-      <w:r>
-        <w:t xml:space="preserve">“</w:t>
-      </w:r>
-      <w:r>
-        <w:t xml:space="preserve">boş</w:t>
-      </w:r>
-      <w:r>
-        <w:t xml:space="preserve">”</w:t>
-      </w:r>
-      <w:r>
-        <w:t xml:space="preserve"> </w:t>
-      </w:r>
-      <w:r>
-        <w:t xml:space="preserve">tanımını yansıtan</w:t>
-      </w:r>
-      <w:r>
-        <w:t xml:space="preserve"> </w:t>
-      </w:r>
-      <w:r>
-        <w:rPr>
-          <w:b/>
-        </w:rPr>
-        <w:t xml:space="preserve">yumuşak cezalardan</w:t>
-      </w:r>
-      <w:r>
-        <w:t xml:space="preserve"> </w:t>
-      </w:r>
-      <w:r>
-        <w:t xml:space="preserve">(derleme/meta-analiz, yem/sindirilebilirlik, duyusal/biyobelirteç, tek-seferlik formülasyon, tedavi/ekstrakt) bir tamsayı puan alır (−1000…1000 sınırlı). Sonraki aşama görevleri</w:t>
-      </w:r>
-      <w:r>
-        <w:t xml:space="preserve"> </w:t>
-      </w:r>
-      <w:r>
-        <w:rPr>
-          <w:i/>
-        </w:rPr>
-        <w:t xml:space="preserve">bu puana göre sıralı</w:t>
-      </w:r>
-      <w:r>
-        <w:t xml:space="preserve"> </w:t>
-      </w:r>
-      <w:r>
-        <w:t xml:space="preserve">alır; böylece Flash-Lite Gemma’nın çıktısının en iyi 500’ünü, nihai Gemini de onun en iyi 20’sini işler.</w:t>
-      </w:r>
-      <w:r>
-        <w:t xml:space="preserve"> </w:t>
-      </w:r>
-      <w:r>
-        <w:t xml:space="preserve">“</w:t>
-      </w:r>
-      <w:r>
-        <w:t xml:space="preserve">Neyin yararlı olduğu</w:t>
-      </w:r>
-      <w:r>
-        <w:t xml:space="preserve">”</w:t>
-      </w:r>
-      <w:r>
-        <w:t xml:space="preserve"> </w:t>
-      </w:r>
-      <w:r>
-        <w:t xml:space="preserve">yargısı bilerek iki kez kodlanmıştır — bir kez model için promptta, bir kez sıralayıcı için önceliğte — böylece eleyicinin sıralaması çıkarıcının kararıyla hizalı kalır.</w:t>
-      </w:r>
-    </w:p>
-    <w:p>
-      <w:pPr>
-        <w:pStyle w:val="BodyText"/>
-      </w:pPr>
-      <w:r>
-        <w:rPr>
-          <w:b/>
-        </w:rPr>
-        <w:t xml:space="preserve">Zor kısım.</w:t>
-      </w:r>
-      <w:r>
-        <w:t xml:space="preserve"> </w:t>
-      </w:r>
-      <w:r>
-        <w:t xml:space="preserve">İnsan/YZ sınırı boyunca determinizm: bir Python normalleştiricisini ve bir SQL inşacısını</w:t>
-      </w:r>
-      <w:r>
-        <w:t xml:space="preserve"> </w:t>
-      </w:r>
-      <w:r>
-        <w:rPr>
-          <w:b/>
-        </w:rPr>
-        <w:t xml:space="preserve">birebir aynı</w:t>
-      </w:r>
-      <w:r>
-        <w:t xml:space="preserve"> </w:t>
-      </w:r>
-      <w:r>
-        <w:t xml:space="preserve">yapı üretecek hâle getirmek (böylece iki gerçek üreticisi hash ile kıyaslanabilir) — ve</w:t>
-      </w:r>
-      <w:r>
-        <w:t xml:space="preserve"> </w:t>
-      </w:r>
-      <w:r>
-        <w:rPr>
-          <w:i/>
-        </w:rPr>
-        <w:t xml:space="preserve">yeniden üretilebilir</w:t>
-      </w:r>
-      <w:r>
-        <w:t xml:space="preserve"> </w:t>
-      </w:r>
-      <w:r>
-        <w:t xml:space="preserve">(aynı makale, aynı karar, her seferinde),</w:t>
-      </w:r>
-      <w:r>
-        <w:t xml:space="preserve"> </w:t>
-      </w:r>
-      <w:r>
-        <w:rPr>
-          <w:i/>
-        </w:rPr>
-        <w:t xml:space="preserve">denetlenebilir</w:t>
-      </w:r>
-      <w:r>
-        <w:t xml:space="preserve"> </w:t>
-      </w:r>
-      <w:r>
-        <w:t xml:space="preserve">(her zaman nedenini görebilirsiniz) ve</w:t>
-      </w:r>
-      <w:r>
-        <w:t xml:space="preserve"> </w:t>
-      </w:r>
-      <w:r>
-        <w:rPr>
-          <w:i/>
-        </w:rPr>
-        <w:t xml:space="preserve">kendini-kontrol eden</w:t>
-      </w:r>
-      <w:r>
-        <w:t xml:space="preserve"> </w:t>
-      </w:r>
-      <w:r>
-        <w:t xml:space="preserve">(otomatik-kabullerin örneklenen bir kesri insanlara geri zorlanır) bir güven kapısı tasarlamak —</w:t>
-      </w:r>
-      <w:r>
-        <w:t xml:space="preserve"> </w:t>
-      </w:r>
-      <w:r>
-        <w:t xml:space="preserve">“</w:t>
-      </w:r>
-      <w:r>
-        <w:t xml:space="preserve">model emin görünüyordu</w:t>
-      </w:r>
-      <w:r>
-        <w:t xml:space="preserve">”</w:t>
-      </w:r>
-      <w:r>
-        <w:t xml:space="preserve"> </w:t>
-      </w:r>
-      <w:r>
-        <w:t xml:space="preserve">diyen bir kara kutu yerine.</w:t>
-      </w:r>
-    </w:p>
-    <w:p>
-      <w:pPr>
-        <w:pStyle w:val="BodyText"/>
-      </w:pPr>
-      <w:r>
-        <w:rPr>
-          <w:b/>
-        </w:rPr>
-        <w:t xml:space="preserve">Teknolojiler.</w:t>
-      </w:r>
-      <w:r>
-        <w:t xml:space="preserve"> </w:t>
-      </w:r>
-      <w:r>
-        <w:t xml:space="preserve">Python, SHA-256 kanonik hashleme, deterministik JSON serileştirme, eşik-tabanlı kümeleme, yeniden-üretilebilir hash-tabanlı denetim örneklemesi, PL/pgSQL ayna inşacıları.</w:t>
-      </w:r>
-    </w:p>
-    <w:p>
-      <w:pPr>
-        <w:pStyle w:val="BodyText"/>
-      </w:pPr>
-      <w:r>
-        <w:rPr>
-          <w:b/>
-        </w:rPr>
-        <w:t xml:space="preserve">Dosyalar &amp; satırlar.</w:t>
-      </w:r>
-      <w:r>
-        <w:t xml:space="preserve"> </w:t>
-      </w:r>
-      <w:r>
-        <w:rPr>
-          <w:rStyle w:val="VerbatimChar"/>
-        </w:rPr>
-        <w:t xml:space="preserve">ai_routing.py</w:t>
-      </w:r>
-      <w:r>
-        <w:t xml:space="preserve"> </w:t>
-      </w:r>
-      <w:r>
-        <w:t xml:space="preserve">(842),</w:t>
+        <w:t xml:space="preserve"> </w:t>
+      </w:r>
+      <w:r>
+        <w:t xml:space="preserve">(842) ve</w:t>
       </w:r>
       <w:r>
         <w:t xml:space="preserve"> </w:t>
@@ -5095,7 +5059,7 @@
         <w:t xml:space="preserve"> </w:t>
       </w:r>
       <w:r>
-        <w:t xml:space="preserve">ile (</w:t>
+        <w:t xml:space="preserve">(</w:t>
       </w:r>
       <w:r>
         <w:rPr>
@@ -5107,7 +5071,7 @@
         <w:t xml:space="preserve"> </w:t>
       </w:r>
       <w:r>
-        <w:t xml:space="preserve">— projedeki en yoğun test edilen dosya, çünkü burası bir hatanın veritabanını sessizce bozduğu yer).</w:t>
+        <w:t xml:space="preserve">— projedeki en yoğun test edilen dosya, çünkü bir hatanın veritabanını sessizce bozabileceği yer tam burası).</w:t>
       </w:r>
       <w:r>
         <w:t xml:space="preserve"> </w:t>
@@ -5130,9 +5094,9 @@
       <w:pPr>
         <w:pStyle w:val="Heading3"/>
       </w:pPr>
-      <w:bookmarkStart w:id="29" w:name="Xc0f01b6b3f509e56fabce8b696cfaafb804e7d3"/>
-      <w:r>
-        <w:t xml:space="preserve">4.5 Geri besleme-öğrenme döngüsü —</w:t>
+      <w:bookmarkStart w:id="29" w:name="Xe9ab489bfe0dced8d4e3e503bcf11c5e2b84865"/>
+      <w:r>
+        <w:t xml:space="preserve">4.5 Geri besleme ile öğrenme döngüsü —</w:t>
       </w:r>
       <w:r>
         <w:t xml:space="preserve"> </w:t>
@@ -5141,7 +5105,7 @@
         <w:rPr>
           <w:i/>
         </w:rPr>
-        <w:t xml:space="preserve">insan onayları sonraki taramayı öğretir</w:t>
+        <w:t xml:space="preserve">insan onayları sonraki taramayı eğitir</w:t>
       </w:r>
       <w:bookmarkEnd w:id="29"/>
     </w:p>
@@ -5159,7 +5123,7 @@
         <w:t xml:space="preserve"> </w:t>
       </w:r>
       <w:r>
-        <w:t xml:space="preserve">OpenNutri’yi statik bir anahtar-kelime tarayıcısı yerine</w:t>
+        <w:t xml:space="preserve">OpenNutri’yi sabit bir anahtar kelime tarayıcısı değil,</w:t>
       </w:r>
       <w:r>
         <w:t xml:space="preserve"> </w:t>
@@ -5174,7 +5138,7 @@
         <w:t xml:space="preserve"> </w:t>
       </w:r>
       <w:r>
-        <w:t xml:space="preserve">bir hat yapan budur. Bir insanın onayladığı ya da reddettiği her makale, hangi kelimelerin ve ifadelerin gerçekten yararlı bir makaleyi öngördüğüne dair kanıttır — ve bu kanıt, tarayıcının sonraki sefer adayları nasıl puanladığını değiştirmeli.</w:t>
+        <w:t xml:space="preserve">bir hat yapan şey bu. Bir insanın onayladığı ya da reddettiği her makale, hangi kelime ve ifadelerin gerçekten yararlı bir makaleyi işaret ettiğine dair bir kanıt — ve bu kanıt, tarayıcının bir sonraki taramada adayları nasıl puanladığını değiştirmeli.</w:t>
       </w:r>
     </w:p>
     <w:p>
@@ -5200,7 +5164,7 @@
         <w:t xml:space="preserve"> </w:t>
       </w:r>
       <w:r>
-        <w:t xml:space="preserve">(1.219 satır) döngüyü kapatır:</w:t>
+        <w:t xml:space="preserve">(1.219 satır) döngüyü kapatıyor:</w:t>
       </w:r>
     </w:p>
     <w:p>
@@ -5211,7 +5175,7 @@
         <w:rPr>
           <w:rStyle w:val="VerbatimChar"/>
         </w:rPr>
-        <w:t xml:space="preserve">insan onayları (paper_review_outcomes) ─▶ log-odds n-gram puanlama ─▶ latest.json ─▶ sonraki tarama daha iyi sıralar</w:t>
+        <w:t xml:space="preserve">insan onayları (paper_review_outcomes) ─▶ log-odds n-gram puanlaması ─▶ latest.json ─▶ sonraki tarama daha iyi sıralar</w:t>
       </w:r>
     </w:p>
     <w:p>
@@ -5226,13 +5190,13 @@
         <w:rPr>
           <w:b/>
         </w:rPr>
-        <w:t xml:space="preserve">Gerçek seçimi bilerek tutucudur.</w:t>
-      </w:r>
-      <w:r>
-        <w:t xml:space="preserve"> </w:t>
-      </w:r>
-      <w:r>
-        <w:t xml:space="preserve">Pozitifler/negatifler</w:t>
+        <w:t xml:space="preserve">Doğru seçimi bilinçli olarak temkinli.</w:t>
+      </w:r>
+      <w:r>
+        <w:t xml:space="preserve"> </w:t>
+      </w:r>
+      <w:r>
+        <w:t xml:space="preserve">Olumlu/olumsuz örnekler</w:t>
       </w:r>
       <w:r>
         <w:t xml:space="preserve"> </w:t>
@@ -5284,7 +5248,7 @@
         <w:t xml:space="preserve"> </w:t>
       </w:r>
       <w:r>
-        <w:t xml:space="preserve">gelir — YZ-kesinleştirilmiş sonuçlar köken için saklanır ama</w:t>
+        <w:t xml:space="preserve">alınır — yapay zekânın kesinleştirdiği sonuçlar kayıt için saklanır ama</w:t>
       </w:r>
       <w:r>
         <w:t xml:space="preserve"> </w:t>
@@ -5311,7 +5275,7 @@
         <w:t xml:space="preserve"> </w:t>
       </w:r>
       <w:r>
-        <w:t xml:space="preserve">Açık çakışmalar çıkarılır (belirsiz gerçek öğretmez); bekleyen/geçersizleşen gönderiler asla sayılmaz; eski etiketler yalnızca çözülmüş sonucu olmayan eski makaleler için bir yedektir.</w:t>
+        <w:t xml:space="preserve">Açık çakışmalar çıkarılır (belirsiz doğru hiçbir şey öğretmez); bekleyen/geçersiz kılınmış gönderiler asla sayılmaz; eski etiketler yalnızca çözülmüş bir sonucu olmayan eski makaleler için yedek olarak kullanılır.</w:t>
       </w:r>
     </w:p>
     <w:p>
@@ -5326,13 +5290,13 @@
         <w:rPr>
           <w:b/>
         </w:rPr>
-        <w:t xml:space="preserve">Puanlayıcı, üç kova üzerinde yumuşatılmış log-odds’tur</w:t>
-      </w:r>
-      <w:r>
-        <w:t xml:space="preserve"> </w:t>
-      </w:r>
-      <w:r>
-        <w:t xml:space="preserve">— iyi, kötü ve</w:t>
+        <w:t xml:space="preserve">Puanlayıcı, üç grup üzerinde yumuşatılmış log-odds.</w:t>
+      </w:r>
+      <w:r>
+        <w:t xml:space="preserve"> </w:t>
+      </w:r>
+      <w:r>
+        <w:t xml:space="preserve">Gruplar: iyi, kötü ve</w:t>
       </w:r>
       <w:r>
         <w:t xml:space="preserve"> </w:t>
@@ -5347,7 +5311,7 @@
         <w:t xml:space="preserve"> </w:t>
       </w:r>
       <w:r>
-        <w:t xml:space="preserve">(geri kalan her şey). Her n-gram için belge frekansları her kovada,</w:t>
+        <w:t xml:space="preserve">(geri kalan her şey). Her n-gram için belge frekansları her grupta,</w:t>
       </w:r>
       <w:r>
         <w:t xml:space="preserve"> </w:t>
@@ -5362,7 +5326,7 @@
         <w:t xml:space="preserve"> </w:t>
       </w:r>
       <w:r>
-        <w:t xml:space="preserve">sayılır, sonra add-α yumuşatmasıyla bilgilendirici Dirichlet log-odds (Monroe ve diğ. yöntemi) hesaplanır. Net sinyaller</w:t>
+        <w:t xml:space="preserve">sayılır; sonra add-α yumuşatmasıyla bilgilendirici Dirichlet log-odds’u (Monroe ve ark. yöntemi) hesaplanır.</w:t>
       </w:r>
       <w:r>
         <w:t xml:space="preserve"> </w:t>
@@ -5389,19 +5353,22 @@
         <w:t xml:space="preserve">ta_net</w:t>
       </w:r>
       <w:r>
-        <w:t xml:space="preserve">, tarayıcının tam olarak çarptığı şeydir.</w:t>
-      </w:r>
-      <w:r>
-        <w:t xml:space="preserve"> </w:t>
-      </w:r>
-      <w:r>
-        <w:rPr>
-          <w:b/>
-        </w:rPr>
-        <w:t xml:space="preserve">Arka plan kovası, özgüllüğün anahtarıdır</w:t>
-      </w:r>
-      <w:r>
-        <w:t xml:space="preserve">: yalnızca iyi-vs-kötü puanlamak sadece yaygın kelimeleri ödüllendirir; her birini büyük arka plan külliyatına karşı puanlamak gerçekten yararlı makalelere</w:t>
+        <w:t xml:space="preserve"> </w:t>
+      </w:r>
+      <w:r>
+        <w:t xml:space="preserve">net sinyalleri, tarayıcının çarpan olarak kullandığı tam değerlerdir.</w:t>
+      </w:r>
+      <w:r>
+        <w:t xml:space="preserve"> </w:t>
+      </w:r>
+      <w:r>
+        <w:rPr>
+          <w:b/>
+        </w:rPr>
+        <w:t xml:space="preserve">Arka plan grubu, ayırt ediciliğin anahtarı</w:t>
+      </w:r>
+      <w:r>
+        <w:t xml:space="preserve">: yalnızca iyi-kötü karşılaştırması sıradan kelimeleri ödüllendirir; her birini geniş arka plan külliyatına karşı puanlamak ise gerçekten yararlı makalelere</w:t>
       </w:r>
       <w:r>
         <w:t xml:space="preserve"> </w:t>
@@ -5416,7 +5383,7 @@
         <w:t xml:space="preserve"> </w:t>
       </w:r>
       <w:r>
-        <w:t xml:space="preserve">terimleri öne çıkarır. Başlık ve başlık+özet ayrı tutulur çünkü bir</w:t>
+        <w:t xml:space="preserve">terimleri öne çıkarır. Başlık ile başlık+özet ayrı tutulur, çünkü bir</w:t>
       </w:r>
       <w:r>
         <w:t xml:space="preserve"> </w:t>
@@ -5431,7 +5398,7 @@
         <w:t xml:space="preserve"> </w:t>
       </w:r>
       <w:r>
-        <w:t xml:space="preserve">yüksek-sinyalli bir ifade, aynı ifadenin bir özette gömülü olmasından daha güçlü kanıttır. Tohum bileşim ifadeleri, öğrenilmiş kanıtın zamanla geçersiz kılabileceği</w:t>
+        <w:t xml:space="preserve">güçlü bir ifade, aynı ifadenin özetin içine gömülü hâlinden daha güçlü bir kanıttır. Tohum bileşim ifadeleri</w:t>
       </w:r>
       <w:r>
         <w:t xml:space="preserve"> </w:t>
@@ -5446,7 +5413,7 @@
         <w:t xml:space="preserve"> </w:t>
       </w:r>
       <w:r>
-        <w:t xml:space="preserve">bir önsel alır.</w:t>
+        <w:t xml:space="preserve">bir ön puan alır; öğrenilmiş kanıt zamanla bunu geçersiz kılabilir.</w:t>
       </w:r>
     </w:p>
     <w:p>
@@ -5461,7 +5428,13 @@
         <w:rPr>
           <w:b/>
         </w:rPr>
-        <w:t xml:space="preserve">Dile-özgü yedi havuz üretir</w:t>
+        <w:t xml:space="preserve">Her dil için yedi havuz üretir</w:t>
+      </w:r>
+      <w:r>
+        <w:t xml:space="preserve"> </w:t>
+      </w:r>
+      <w:r>
+        <w:t xml:space="preserve">ve</w:t>
       </w:r>
       <w:r>
         <w:t xml:space="preserve"> </w:t>
@@ -5473,7 +5446,7 @@
         <w:t xml:space="preserve">latest.json</w:t>
       </w:r>
       <w:r>
-        <w:t xml:space="preserve">’a:</w:t>
+        <w:t xml:space="preserve">’a yazar:</w:t>
       </w:r>
       <w:r>
         <w:t xml:space="preserve"> </w:t>
@@ -5569,10 +5542,7 @@
         <w:t xml:space="preserve">concept_scores</w:t>
       </w:r>
       <w:r>
-        <w:t xml:space="preserve"> </w:t>
-      </w:r>
-      <w:r>
-        <w:t xml:space="preserve">— böylece tek bir etiketli külliyattan üç ayrı öğrenilmiş sinyal tarayıcıya ulaşır: n-gram filtre puanları, gömme çapaları ve sorgu-üretim/sıralama puanları.</w:t>
+        <w:t xml:space="preserve">. Böylece tek bir etiketli külliyattan tarayıcıya üç ayrı öğrenilmiş sinyal ulaşır: n-gram filtre puanları, gömme çapaları ve sorgu üretimi/sıralaması için puanlar.</w:t>
       </w:r>
     </w:p>
     <w:p>
@@ -5583,7 +5553,7 @@
         <w:rPr>
           <w:b/>
         </w:rPr>
-        <w:t xml:space="preserve">Zor kısım.</w:t>
+        <w:t xml:space="preserve">İşin zor kısmı.</w:t>
       </w:r>
       <w:r>
         <w:t xml:space="preserve"> </w:t>
@@ -5613,13 +5583,13 @@
         <w:rPr>
           <w:b/>
         </w:rPr>
-        <w:t xml:space="preserve">belirsiz gerçekten öğrenmediğinden</w:t>
-      </w:r>
-      <w:r>
-        <w:t xml:space="preserve"> </w:t>
-      </w:r>
-      <w:r>
-        <w:t xml:space="preserve">emin olmak — ve geri beslemeyi, bir sırayı düşürebilen ama bir insanın hâlâ isteyebileceği bir makaleyi asla sert-reddedemeyen</w:t>
+        <w:t xml:space="preserve">belirsiz doğrudan öğrenmediğinden</w:t>
+      </w:r>
+      <w:r>
+        <w:t xml:space="preserve"> </w:t>
+      </w:r>
+      <w:r>
+        <w:t xml:space="preserve">emin olmak — ve geri beslemeyi, bir makalenin sırasını düşürebilen ama bir insanın hâlâ isteyebileceği bir makaleyi asla doğrudan eleyemeyen</w:t>
       </w:r>
       <w:r>
         <w:t xml:space="preserve"> </w:t>
@@ -5634,7 +5604,25 @@
         <w:t xml:space="preserve"> </w:t>
       </w:r>
       <w:r>
-        <w:t xml:space="preserve">bir puan tutmak (tarayıcının veto-yok kuralıyla tutarlı). Artı istatistik: arka-plan-külliyatı log-odds’u ve add-α yumuşatması, küçük ve gürültülü erken bir etiket setinin çöp ağırlıklar üretmesini engelleyen şeydir.</w:t>
+        <w:t xml:space="preserve">bir puan olarak tutmak (tarayıcının</w:t>
+      </w:r>
+      <w:r>
+        <w:t xml:space="preserve"> </w:t>
+      </w:r>
+      <w:r>
+        <w:t xml:space="preserve">“</w:t>
+      </w:r>
+      <w:r>
+        <w:t xml:space="preserve">veto yok</w:t>
+      </w:r>
+      <w:r>
+        <w:t xml:space="preserve">”</w:t>
+      </w:r>
+      <w:r>
+        <w:t xml:space="preserve"> </w:t>
+      </w:r>
+      <w:r>
+        <w:t xml:space="preserve">kuralına uygun şekilde). Bir de istatistik: arka plan külliyatına dayalı log-odds ve add-α yumuşatması, az sayıda ve gürültülü ilk etiketlerin saçma ağırlıklar üretmesini engelleyen şey.</w:t>
       </w:r>
     </w:p>
     <w:p>
@@ -5651,7 +5639,7 @@
         <w:t xml:space="preserve"> </w:t>
       </w:r>
       <w:r>
-        <w:t xml:space="preserve">Python, yumuşatılmış/bilgilendirici-Dirichlet log-odds (Monroe ve diğ.), n-gram belge-frekansı sayımı, dile-özgü ağırlık havuzları, Supabase gerçek dışa aktarımı.</w:t>
+        <w:t xml:space="preserve">Python, yumuşatılmış/bilgilendirici Dirichlet log-odds (Monroe ve ark.), n-gram belge frekansı sayımı, her dil için ağırlık havuzları, Supabase’den doğru verisi dışa aktarımı.</w:t>
       </w:r>
     </w:p>
     <w:p>
@@ -5662,7 +5650,7 @@
         <w:rPr>
           <w:b/>
         </w:rPr>
-        <w:t xml:space="preserve">Dosyalar &amp; satırlar.</w:t>
+        <w:t xml:space="preserve">Dosyalar ve satırlar.</w:t>
       </w:r>
       <w:r>
         <w:t xml:space="preserve"> </w:t>
@@ -5686,7 +5674,7 @@
         <w:t xml:space="preserve">1.219</w:t>
       </w:r>
       <w:r>
-        <w:t xml:space="preserve">),</w:t>
+        <w:t xml:space="preserve">), ayrıca</w:t>
       </w:r>
       <w:r>
         <w:t xml:space="preserve"> </w:t>
@@ -5725,10 +5713,7 @@
         <w:t xml:space="preserve">feedback_terms.py</w:t>
       </w:r>
       <w:r>
-        <w:t xml:space="preserve"> </w:t>
-      </w:r>
-      <w:r>
-        <w:t xml:space="preserve">ile.</w:t>
+        <w:t xml:space="preserve">.</w:t>
       </w:r>
     </w:p>
     <w:p>
@@ -5742,9 +5727,9 @@
       <w:pPr>
         <w:pStyle w:val="Heading3"/>
       </w:pPr>
-      <w:bookmarkStart w:id="30" w:name="Xc1963d12661e043723a57f79d8ffae9ec53bcff"/>
-      <w:r>
-        <w:t xml:space="preserve">4.6 Günlük-operasyon otomasyonu —</w:t>
+      <w:bookmarkStart w:id="30" w:name="X2b500f2d7327d95b015516d348c5f59863ef000"/>
+      <w:r>
+        <w:t xml:space="preserve">4.6 Günlük operasyon otomasyonu —</w:t>
       </w:r>
       <w:r>
         <w:t xml:space="preserve"> </w:t>
@@ -5753,7 +5738,7 @@
         <w:rPr>
           <w:i/>
         </w:rPr>
-        <w:t xml:space="preserve">kendi kendini çalıştıran gerçek bir hat, ücretsiz</w:t>
+        <w:t xml:space="preserve">kendi kendine çalışan gerçek bir hat, üstelik ücretsiz</w:t>
       </w:r>
       <w:bookmarkEnd w:id="30"/>
     </w:p>
@@ -5771,7 +5756,7 @@
         <w:t xml:space="preserve"> </w:t>
       </w:r>
       <w:r>
-        <w:t xml:space="preserve">Yukarıdakilerin hepsinin gerçekten</w:t>
+        <w:t xml:space="preserve">Yukarıdaki her şeyin gerçekten</w:t>
       </w:r>
       <w:r>
         <w:t xml:space="preserve"> </w:t>
@@ -5786,7 +5771,7 @@
         <w:t xml:space="preserve"> </w:t>
       </w:r>
       <w:r>
-        <w:t xml:space="preserve">gerekir — tara, yükle, günde ~1.500 makaleyi ele, triyaj yap, çıkar — sürekli, özel bir sunucu ve bütçe olmadan. Buradaki her mimari seçim tek bir kısıttan kaynaklanır: bunu, işe-başına zaman sınırı olan GitHub-barındırmalı runner’larda, Gemini ücretsiz-katman günlük kotasına karşı yap.</w:t>
+        <w:t xml:space="preserve">gerekiyor — tara, yükle, günde ~1.500 makaleyi ele, triyaj yap, çıkar — hem de sürekli, özel bir sunucu ve bütçe olmadan. Buradaki her mimari seçim tek bir kısıtın sonucu: bunu, her işe süre sınırı koyan GitHub runner’larında ve Gemini’nin ücretsiz günlük kotasında yap.</w:t>
       </w:r>
     </w:p>
     <w:p>
@@ -5818,10 +5803,10 @@
         <w:rPr>
           <w:b/>
         </w:rPr>
-        <w:t xml:space="preserve">5 dakikalık bir cron</w:t>
-      </w:r>
-      <w:r>
-        <w:t xml:space="preserve">’da çalışır ve iki tür iş başlatır:</w:t>
+        <w:t xml:space="preserve">beş dakikalık bir cron</w:t>
+      </w:r>
+      <w:r>
+        <w:t xml:space="preserve">’la çalışıyor ve iki tür iş başlatıyor:</w:t>
       </w:r>
       <w:r>
         <w:t xml:space="preserve"> </w:t>
@@ -5836,7 +5821,7 @@
         <w:rPr>
           <w:b/>
         </w:rPr>
-        <w:t xml:space="preserve">Bir serileştirilmiş</w:t>
+        <w:t xml:space="preserve">Tek bir</w:t>
       </w:r>
       <w:r>
         <w:rPr>
@@ -5855,7 +5840,7 @@
         <w:t xml:space="preserve"> </w:t>
       </w:r>
       <w:r>
-        <w:t xml:space="preserve">— tarama/yükleme/dolum yapmaya izinli</w:t>
+        <w:t xml:space="preserve">— tarama/yükleme/yeniden doldurma yapmaya izinli</w:t>
       </w:r>
       <w:r>
         <w:t xml:space="preserve"> </w:t>
@@ -5870,7 +5855,7 @@
         <w:t xml:space="preserve"> </w:t>
       </w:r>
       <w:r>
-        <w:t xml:space="preserve">iş;</w:t>
+        <w:t xml:space="preserve">iş.</w:t>
       </w:r>
       <w:r>
         <w:t xml:space="preserve"> </w:t>
@@ -5900,7 +5885,7 @@
         <w:t xml:space="preserve"> </w:t>
       </w:r>
       <w:r>
-        <w:t xml:space="preserve">grubu altında, böylece en fazla biri çalışır ve yeni bir tık asla devam eden bir taramayı öldürmez.</w:t>
+        <w:t xml:space="preserve">grubu altında çalışıyor; böylece aynı anda en fazla bir tane çalışır ve yeni bir tetikleme, sürmekte olan bir taramayı asla yarıda kesmez.</w:t>
       </w:r>
       <w:r>
         <w:t xml:space="preserve"> </w:t>
@@ -5943,16 +5928,16 @@
         <w:t xml:space="preserve">matrix: worker:[1..5]</w:t>
       </w:r>
       <w:r>
-        <w:t xml:space="preserve">) — yalnızca zaten-kuyruktaki model görevlerini boşaltır,</w:t>
-      </w:r>
-      <w:r>
-        <w:t xml:space="preserve"> </w:t>
-      </w:r>
-      <w:r>
-        <w:rPr>
-          <w:b/>
-        </w:rPr>
-        <w:t xml:space="preserve">denetleyiciye bağlı değildir</w:t>
+        <w:t xml:space="preserve">) — yalnızca kuyruktaki model görevlerini işler,</w:t>
+      </w:r>
+      <w:r>
+        <w:t xml:space="preserve"> </w:t>
+      </w:r>
+      <w:r>
+        <w:rPr>
+          <w:b/>
+        </w:rPr>
+        <w:t xml:space="preserve">controller’a bağlı değildir</w:t>
       </w:r>
       <w:r>
         <w:t xml:space="preserve"> </w:t>
@@ -5964,13 +5949,13 @@
         <w:t xml:space="preserve">“</w:t>
       </w:r>
       <w:r>
-        <w:t xml:space="preserve">denetleyici başarısız olsa bile boşaltma devam etmeli</w:t>
+        <w:t xml:space="preserve">controller başarısız olsa bile işleme devam etmeli</w:t>
       </w:r>
       <w:r>
         <w:t xml:space="preserve">”</w:t>
       </w:r>
       <w:r>
-        <w:t xml:space="preserve">) ve hafif bir bağımlılık seti kurar. Beşinin paralel güvenle çalışabilmesinin</w:t>
+        <w:t xml:space="preserve">) ve hafif bir bağımlılık setiyle kurulur. Beşinin paralel çalışırken güvenli olmasının</w:t>
       </w:r>
       <w:r>
         <w:t xml:space="preserve"> </w:t>
@@ -5985,19 +5970,16 @@
         <w:t xml:space="preserve"> </w:t>
       </w:r>
       <w:r>
-        <w:t xml:space="preserve">alımın</w:t>
-      </w:r>
-      <w:r>
-        <w:t xml:space="preserve"> </w:t>
-      </w:r>
-      <w:r>
         <w:rPr>
           <w:rStyle w:val="VerbatimChar"/>
         </w:rPr>
         <w:t xml:space="preserve">FOR UPDATE SKIP LOCKED</w:t>
       </w:r>
       <w:r>
-        <w:t xml:space="preserve">’tan geçmesidir — her biri sıfır koordinasyonla ayrık bir görev kümesi alır.</w:t>
+        <w:t xml:space="preserve"> </w:t>
+      </w:r>
+      <w:r>
+        <w:t xml:space="preserve">— her biri, hiç koordinasyona gerek kalmadan birbirinden bağımsız bir görev kümesi alır.</w:t>
       </w:r>
     </w:p>
     <w:p>
@@ -6008,13 +5990,13 @@
         <w:rPr>
           <w:b/>
         </w:rPr>
-        <w:t xml:space="preserve">Denetleyici</w:t>
-      </w:r>
-      <w:r>
-        <w:t xml:space="preserve"> </w:t>
-      </w:r>
-      <w:r>
-        <w:t xml:space="preserve">bir döngü değil, tek bir tıktır: bayat görevleri yeniden kuyruğa al → aşama-başına bugün-tamamlananları say →</w:t>
+        <w:t xml:space="preserve">Controller</w:t>
+      </w:r>
+      <w:r>
+        <w:t xml:space="preserve"> </w:t>
+      </w:r>
+      <w:r>
+        <w:t xml:space="preserve">sürekli dönen bir döngü değil, tek bir tik: eski görevleri kuyruğa geri al → her aşama için bugün tamamlananları say →</w:t>
       </w:r>
       <w:r>
         <w:t xml:space="preserve"> </w:t>
@@ -6029,52 +6011,73 @@
         <w:t xml:space="preserve"> </w:t>
       </w:r>
       <w:r>
-        <w:t xml:space="preserve">eleme işini say →</w:t>
-      </w:r>
-      <w:r>
-        <w:t xml:space="preserve"> </w:t>
-      </w:r>
-      <w:r>
-        <w:rPr>
-          <w:b/>
-        </w:rPr>
-        <w:t xml:space="preserve">150’lik bir etkin hedefe</w:t>
-      </w:r>
-      <w:r>
-        <w:t xml:space="preserve"> </w:t>
-      </w:r>
-      <w:r>
-        <w:t xml:space="preserve">karşı bir açık hesapla (her tarama daha yeni geri beslemeden yararlansın diye bilerek düşük tutulur) → sonra açık bir dur/dolum karar ağacı (günlük hedefe ulaşıldı, ya da yeterli etkin iş, ya da 75 dakikalık son tarih, ya da bir depolama sınırı → dur; yoksa açığı 30-makalelik sınırlı parçalar hâlinde tara ve kaynak tükenmesini sapta).</w:t>
-      </w:r>
-      <w:r>
-        <w:t xml:space="preserve"> </w:t>
-      </w:r>
-      <w:r>
-        <w:rPr>
-          <w:b/>
-        </w:rPr>
-        <w:t xml:space="preserve">Boşaltma</w:t>
-      </w:r>
-      <w:r>
-        <w:t xml:space="preserve"> </w:t>
-      </w:r>
-      <w:r>
-        <w:t xml:space="preserve">tıkı, eleme 1.500/gün hedefinin altındaysa bir Gemma dilimi boşaltır, alt-akım triyaj + nihai-Gemini dilimlerini</w:t>
-      </w:r>
-      <w:r>
-        <w:t xml:space="preserve"> </w:t>
-      </w:r>
-      <w:r>
-        <w:rPr>
-          <w:b/>
-        </w:rPr>
-        <w:t xml:space="preserve">araya alır</w:t>
-      </w:r>
-      <w:r>
-        <w:t xml:space="preserve"> </w:t>
-      </w:r>
-      <w:r>
-        <w:t xml:space="preserve">(böylece elenecek bir şey kalmasa bile Gemini akmaya devam eder) ve eleme hedefine ulaştığında nihai Gemini’yi 20/gün’e kadar boşaltır ve yeni insan-hazır makaleleri hemen etiketleme kuyruğuna atar.</w:t>
+        <w:t xml:space="preserve">eleme işini say → 150’lik bir etkin hedefe göre açık (deficit) hesapla (her tarama daha yeni geri beslemeden yararlansın diye stok bilinçli olarak düşük tutuluyor) → ardından açık bir</w:t>
+      </w:r>
+      <w:r>
+        <w:t xml:space="preserve"> </w:t>
+      </w:r>
+      <w:r>
+        <w:t xml:space="preserve">“</w:t>
+      </w:r>
+      <w:r>
+        <w:t xml:space="preserve">dur/devam et</w:t>
+      </w:r>
+      <w:r>
+        <w:t xml:space="preserve">”</w:t>
+      </w:r>
+      <w:r>
+        <w:t xml:space="preserve"> </w:t>
+      </w:r>
+      <w:r>
+        <w:t xml:space="preserve">karar ağacı (günlük hedefe ulaşıldıysa, ya da yeterince etkin iş varsa, ya da 75 dakikalık süre dolduysa, ya da bir depolama sınırı aşıldıysa → dur; yoksa açığı 30’arlı parçalar hâlinde tara ve kaynak tükendi mi diye kontrol et).</w:t>
+      </w:r>
+      <w:r>
+        <w:t xml:space="preserve"> </w:t>
+      </w:r>
+      <w:r>
+        <w:rPr>
+          <w:b/>
+        </w:rPr>
+        <w:t xml:space="preserve">İşleme (drain)</w:t>
+      </w:r>
+      <w:r>
+        <w:t xml:space="preserve"> </w:t>
+      </w:r>
+      <w:r>
+        <w:t xml:space="preserve">tiki ise; eleme günde 1.500 hedefinin altındaysa bir Gemma dilimini işler, aynı tik içinde alt aşama triyaj + son Gemini dilimlerini de</w:t>
+      </w:r>
+      <w:r>
+        <w:t xml:space="preserve"> </w:t>
+      </w:r>
+      <w:r>
+        <w:rPr>
+          <w:b/>
+        </w:rPr>
+        <w:t xml:space="preserve">araya sokar</w:t>
+      </w:r>
+      <w:r>
+        <w:t xml:space="preserve"> </w:t>
+      </w:r>
+      <w:r>
+        <w:t xml:space="preserve">(böylece elenecek bir şey kalmasa bile Gemini akmaya devam eder), eleme hedefine ulaştığındaysa son Gemini’yi 20/gün’e kadar işler ve yeni</w:t>
+      </w:r>
+      <w:r>
+        <w:t xml:space="preserve"> </w:t>
+      </w:r>
+      <w:r>
+        <w:t xml:space="preserve">“</w:t>
+      </w:r>
+      <w:r>
+        <w:t xml:space="preserve">human_review_ready</w:t>
+      </w:r>
+      <w:r>
+        <w:t xml:space="preserve">”</w:t>
+      </w:r>
+      <w:r>
+        <w:t xml:space="preserve"> </w:t>
+      </w:r>
+      <w:r>
+        <w:t xml:space="preserve">olan makaleleri hemen etiketleme kuyruğuna atar.</w:t>
       </w:r>
     </w:p>
     <w:p>
@@ -6082,22 +6085,22 @@
         <w:pStyle w:val="BodyText"/>
       </w:pPr>
       <w:r>
-        <w:t xml:space="preserve">Onu ücretsiz-katman tavanından sağ çıkaran şey:</w:t>
-      </w:r>
-      <w:r>
-        <w:t xml:space="preserve"> </w:t>
-      </w:r>
-      <w:r>
-        <w:rPr>
-          <w:b/>
-        </w:rPr>
-        <w:t xml:space="preserve">iki saat dilimi boyunca kota-günü muhasebesi</w:t>
-      </w:r>
-      <w:r>
-        <w:t xml:space="preserve"> </w:t>
-      </w:r>
-      <w:r>
-        <w:t xml:space="preserve">(Gemma bir UTC gününü, her iki Gemini aşaması Google’ın sıfırlamasıyla eşleşmek için bir</w:t>
+        <w:t xml:space="preserve">Onu ücretsiz katmanın sınırları içinde tutan şeyler:</w:t>
+      </w:r>
+      <w:r>
+        <w:t xml:space="preserve"> </w:t>
+      </w:r>
+      <w:r>
+        <w:rPr>
+          <w:b/>
+        </w:rPr>
+        <w:t xml:space="preserve">iki ayrı saat dilimine göre kota günü muhasebesi</w:t>
+      </w:r>
+      <w:r>
+        <w:t xml:space="preserve"> </w:t>
+      </w:r>
+      <w:r>
+        <w:t xml:space="preserve">(Gemma bir UTC gününü, iki Gemini aşaması ise Google’ın sıfırlamasına uyması için bir</w:t>
       </w:r>
       <w:r>
         <w:t xml:space="preserve"> </w:t>
@@ -6127,37 +6130,37 @@
         <w:t xml:space="preserve"> </w:t>
       </w:r>
       <w:r>
-        <w:t xml:space="preserve">(boşaltma işçileri tarayıcının içe-aktarma maliyetini asla ödemez) ve</w:t>
-      </w:r>
-      <w:r>
-        <w:t xml:space="preserve"> </w:t>
-      </w:r>
-      <w:r>
-        <w:rPr>
-          <w:b/>
-        </w:rPr>
-        <w:t xml:space="preserve">üç iç içe duvar-saati bütçesi</w:t>
-      </w:r>
-      <w:r>
-        <w:t xml:space="preserve"> </w:t>
-      </w:r>
-      <w:r>
-        <w:t xml:space="preserve">(denetleyici 75 dk, tarayıcı kısmi-sonuç yazımlı 2.400 sn, her model çağrısı 300 sn), böylece bir yavaş makale veya uzun tarama iş sınırını asla aşamaz. Makale PDF’leri</w:t>
-      </w:r>
-      <w:r>
-        <w:t xml:space="preserve"> </w:t>
-      </w:r>
-      <w:r>
-        <w:rPr>
-          <w:b/>
-        </w:rPr>
-        <w:t xml:space="preserve">kaynak-URL/talep-üzerine</w:t>
-      </w:r>
-      <w:r>
-        <w:t xml:space="preserve"> </w:t>
-      </w:r>
-      <w:r>
-        <w:t xml:space="preserve">tutulur (</w:t>
+        <w:t xml:space="preserve">(işleme yapan işçiler tarayıcının import maliyetini hiç ödemez) ve</w:t>
+      </w:r>
+      <w:r>
+        <w:t xml:space="preserve"> </w:t>
+      </w:r>
+      <w:r>
+        <w:rPr>
+          <w:b/>
+        </w:rPr>
+        <w:t xml:space="preserve">iç içe üç süre sınırı</w:t>
+      </w:r>
+      <w:r>
+        <w:t xml:space="preserve"> </w:t>
+      </w:r>
+      <w:r>
+        <w:t xml:space="preserve">(controller 75 dk, tarayıcı kısmi sonuçları yazarak 2.400 sn, her model çağrısı 300 sn); böylece tek bir yavaş makale ya da uzun bir tarama, GitHub’ın iş süresini asla aşamaz. Makale PDF’leri</w:t>
+      </w:r>
+      <w:r>
+        <w:t xml:space="preserve"> </w:t>
+      </w:r>
+      <w:r>
+        <w:rPr>
+          <w:b/>
+        </w:rPr>
+        <w:t xml:space="preserve">kaynak URL’sinden, talep üzerine</w:t>
+      </w:r>
+      <w:r>
+        <w:t xml:space="preserve"> </w:t>
+      </w:r>
+      <w:r>
+        <w:t xml:space="preserve">sunulur (</w:t>
       </w:r>
       <w:r>
         <w:rPr>
@@ -6166,16 +6169,16 @@
         <w:t xml:space="preserve">OPENNUTRI_STORE_PDFS_IN_SUPABASE=0</w:t>
       </w:r>
       <w:r>
-        <w:t xml:space="preserve">) çünkü onları saklamak Supabase ücretsiz depolama/çıkış sınırlarını aşardı — ve bir</w:t>
-      </w:r>
-      <w:r>
-        <w:t xml:space="preserve"> </w:t>
-      </w:r>
-      <w:r>
-        <w:rPr>
-          <w:b/>
-        </w:rPr>
-        <w:t xml:space="preserve">aynı-köken PDF proxy’si</w:t>
+        <w:t xml:space="preserve">), çünkü onları saklamak Supabase’in ücretsiz depolama/çıkış sınırlarını aşardı. CORS açısından sorunlu yayıncı PDF’lerini ise bir</w:t>
+      </w:r>
+      <w:r>
+        <w:t xml:space="preserve"> </w:t>
+      </w:r>
+      <w:r>
+        <w:rPr>
+          <w:b/>
+        </w:rPr>
+        <w:t xml:space="preserve">aynı kaynaklı (same-origin) PDF proxy’si</w:t>
       </w:r>
       <w:r>
         <w:t xml:space="preserve"> </w:t>
@@ -6190,7 +6193,7 @@
         <w:t xml:space="preserve">api/pdf.js</w:t>
       </w:r>
       <w:r>
-        <w:t xml:space="preserve">, bir Vercel serverless fonksiyonu) CORS-dostu-olmayan yayıncı PDF’lerini sunucu tarafında gerçek sağlamlaştırmayla çeker: yalnızca-https,</w:t>
+        <w:t xml:space="preserve">, bir Vercel serverless fonksiyonu) sunucu tarafında, ciddi bir güvenlikle çeker: yalnızca https,</w:t>
       </w:r>
       <w:r>
         <w:t xml:space="preserve"> </w:t>
@@ -6205,7 +6208,7 @@
         <w:t xml:space="preserve"> </w:t>
       </w:r>
       <w:r>
-        <w:t xml:space="preserve">(localhost/iç hostları ve IP literallerini reddeder), 25 MB sınırı,</w:t>
+        <w:t xml:space="preserve">(localhost/iç ağ adreslerini ve IP literallerini reddeder), 25 MB sınırı,</w:t>
       </w:r>
       <w:r>
         <w:t xml:space="preserve"> </w:t>
@@ -6227,28 +6230,28 @@
         <w:rPr>
           <w:b/>
         </w:rPr>
-        <w:t xml:space="preserve">sihirli-bayt kontrolü</w:t>
-      </w:r>
-      <w:r>
-        <w:t xml:space="preserve"> </w:t>
-      </w:r>
-      <w:r>
-        <w:t xml:space="preserve">(açık proxy olarak istismar edilemesin), 25 saniyelik zaman aşımı ve</w:t>
-      </w:r>
-      <w:r>
-        <w:t xml:space="preserve"> </w:t>
-      </w:r>
-      <w:r>
-        <w:rPr>
-          <w:b/>
-        </w:rPr>
-        <w:t xml:space="preserve">1 yıllık değişmez önbellek</w:t>
-      </w:r>
-      <w:r>
-        <w:t xml:space="preserve"> </w:t>
-      </w:r>
-      <w:r>
-        <w:t xml:space="preserve">(her makale yukarı akıştan en fazla bir kez çekilir).</w:t>
+        <w:t xml:space="preserve">sihirli bayt kontrolü</w:t>
+      </w:r>
+      <w:r>
+        <w:t xml:space="preserve"> </w:t>
+      </w:r>
+      <w:r>
+        <w:t xml:space="preserve">(genel bir açık proxy olarak kötüye kullanılamasın diye), 25 saniyelik zaman aşımı ve</w:t>
+      </w:r>
+      <w:r>
+        <w:t xml:space="preserve"> </w:t>
+      </w:r>
+      <w:r>
+        <w:rPr>
+          <w:b/>
+        </w:rPr>
+        <w:t xml:space="preserve">1 yıllık değiştirilemez (immutable) önbellek</w:t>
+      </w:r>
+      <w:r>
+        <w:t xml:space="preserve"> </w:t>
+      </w:r>
+      <w:r>
+        <w:t xml:space="preserve">(her makale kaynaktan en fazla bir kez çekilir).</w:t>
       </w:r>
     </w:p>
     <w:p>
@@ -6259,22 +6262,22 @@
         <w:rPr>
           <w:b/>
         </w:rPr>
-        <w:t xml:space="preserve">Zor kısım.</w:t>
-      </w:r>
-      <w:r>
-        <w:t xml:space="preserve"> </w:t>
-      </w:r>
-      <w:r>
-        <w:rPr>
-          <w:b/>
-        </w:rPr>
-        <w:t xml:space="preserve">5 dakikalık bir pencere içinde sürdürülebilir ve idempotent</w:t>
-      </w:r>
-      <w:r>
-        <w:t xml:space="preserve"> </w:t>
-      </w:r>
-      <w:r>
-        <w:t xml:space="preserve">bir tık durum makinesi kurmak — öldürülen runner’lardan, çakışan tıklardan, iki kota saat diliminden ve denetleyici/boşaltma ayrımından sağ çıkarak — karşılayamadığım kolay, sürekli-çalışan bir daemon yerine. GitHub işleri öldürülür ve çakışır; DB alımı atomik olmalı; bir başarısız makale asla bir işçiyi tekele almamalı; ve denetleyici öldüğünde bile boşaltma devam etmeli.</w:t>
+        <w:t xml:space="preserve">İşin zor kısmı.</w:t>
+      </w:r>
+      <w:r>
+        <w:t xml:space="preserve"> </w:t>
+      </w:r>
+      <w:r>
+        <w:rPr>
+          <w:b/>
+        </w:rPr>
+        <w:t xml:space="preserve">Beş dakikalık bir pencere içinde sürdürülebilir ve idempotent</w:t>
+      </w:r>
+      <w:r>
+        <w:t xml:space="preserve"> </w:t>
+      </w:r>
+      <w:r>
+        <w:t xml:space="preserve">olan bir tik durum makinesi kurmak — öldürülen runner’lara, çakışan tetiklemelere, iki kota saat dilimine ve controller/drain ayrımına rağmen — sürekli çalışan, ama karşılayamayacağım bir sunucuda barındırılması gereken kolaycı bir daemon yerine. GitHub işleri öldürülür ve çakışır; veritabanından görev alma atomik olmalı; tek bir başarısız makale bir işçiyi tek başına meşgul etmemeli; ve controller çökse bile işleme devam etmeli.</w:t>
       </w:r>
     </w:p>
     <w:p>
@@ -6315,7 +6318,7 @@
         <w:t xml:space="preserve">SIGALRM</w:t>
       </w:r>
       <w:r>
-        <w:t xml:space="preserve">/duvar-saati bütçeleri, kota-günü muhasebesi, Python orkestrasyonu.</w:t>
+        <w:t xml:space="preserve">/süre sınırları, kota günü muhasebesi, Python orkestrasyonu.</w:t>
       </w:r>
     </w:p>
     <w:p>
@@ -6326,7 +6329,7 @@
         <w:rPr>
           <w:b/>
         </w:rPr>
-        <w:t xml:space="preserve">Dosyalar &amp; satırlar.</w:t>
+        <w:t xml:space="preserve">Dosyalar ve satırlar.</w:t>
       </w:r>
       <w:r>
         <w:t xml:space="preserve"> </w:t>
@@ -6433,9 +6436,9 @@
       <w:pPr>
         <w:pStyle w:val="Heading3"/>
       </w:pPr>
-      <w:bookmarkStart w:id="31" w:name="X3823b0ed18fb6ed5d2ba2a007fadef759444609"/>
-      <w:r>
-        <w:t xml:space="preserve">4.7 Referans veri, PDF/çıkış sağlamlaştırması, testler &amp; dokümantasyon —</w:t>
+      <w:bookmarkStart w:id="31" w:name="Xa4ff8c8a07ca06dbae68c3c846fcc532246129e"/>
+      <w:r>
+        <w:t xml:space="preserve">4.7 Referans verisi, PDF/çıkış optimizasyonu, testler ve dokümantasyon —</w:t>
       </w:r>
       <w:r>
         <w:t xml:space="preserve"> </w:t>
@@ -6444,7 +6447,7 @@
         <w:rPr>
           <w:i/>
         </w:rPr>
-        <w:t xml:space="preserve">bunu bir demo değil bir sistem yapan katman</w:t>
+        <w:t xml:space="preserve">bunu demo değil, sistem yapan katman</w:t>
       </w:r>
       <w:bookmarkEnd w:id="31"/>
     </w:p>
@@ -6462,22 +6465,22 @@
         <w:t xml:space="preserve"> </w:t>
       </w:r>
       <w:r>
-        <w:t xml:space="preserve">YZ normalleştiricisi ve otomatik tamamlama, bilinen gıdalar ve besinler için</w:t>
-      </w:r>
-      <w:r>
-        <w:t xml:space="preserve"> </w:t>
-      </w:r>
-      <w:r>
-        <w:rPr>
-          <w:b/>
-        </w:rPr>
-        <w:t xml:space="preserve">kararlı ID’lere</w:t>
-      </w:r>
-      <w:r>
-        <w:t xml:space="preserve"> </w:t>
-      </w:r>
-      <w:r>
-        <w:t xml:space="preserve">muhtaçtır yoksa her makale denetimsiz string’ler üretirdi; tehlikeli mantık testlere muhtaçtır çünkü burada bir hata sessizce bir veritabanını bozar ya da kota yakar; ve altı aylık bir proje dokümantasyona muhtaçtır yoksa belgelenmemiş kararlar yanlışlıkla geri alınır.</w:t>
+        <w:t xml:space="preserve">Yapay zekâ normalleştiricisinin ve otomatik tamamlamanın, bilinen gıda ve besinler için</w:t>
+      </w:r>
+      <w:r>
+        <w:t xml:space="preserve"> </w:t>
+      </w:r>
+      <w:r>
+        <w:rPr>
+          <w:b/>
+        </w:rPr>
+        <w:t xml:space="preserve">sabit ID’lere</w:t>
+      </w:r>
+      <w:r>
+        <w:t xml:space="preserve"> </w:t>
+      </w:r>
+      <w:r>
+        <w:t xml:space="preserve">ihtiyacı var; yoksa her makale denetimsiz metinler üretir. Tehlikeli mantığın testlere ihtiyacı var; çünkü buradaki bir hata sessizce bir veritabanını bozar ya da kotayı yakar. Altı aylık bir projenin de dokümantasyona ihtiyacı var; yoksa belgelenmemiş kararlar yanlışlıkla geri alınır.</w:t>
       </w:r>
     </w:p>
     <w:p>
@@ -6503,7 +6506,7 @@
         <w:rPr>
           <w:b/>
         </w:rPr>
-        <w:t xml:space="preserve">Referans-veri ETL’i</w:t>
+        <w:t xml:space="preserve">Referans verisi ETL’i</w:t>
       </w:r>
       <w:r>
         <w:t xml:space="preserve"> </w:t>
@@ -6530,7 +6533,7 @@
         <w:t xml:space="preserve">etl_sr_legacy_to_opennutri.py</w:t>
       </w:r>
       <w:r>
-        <w:t xml:space="preserve">) USDA FoodData Central CSV’lerini Supabase REST API üzerinden kanonik</w:t>
+        <w:t xml:space="preserve">), USDA FoodData Central CSV’lerini Supabase REST API’si üzerinden kanonik</w:t>
       </w:r>
       <w:r>
         <w:t xml:space="preserve"> </w:t>
@@ -6605,16 +6608,187 @@
         <w:t xml:space="preserve"> </w:t>
       </w:r>
       <w:r>
-        <w:t xml:space="preserve">katmanına akıtır.</w:t>
-      </w:r>
-      <w:r>
-        <w:t xml:space="preserve"> </w:t>
-      </w:r>
-      <w:r>
-        <w:rPr>
-          <w:b/>
-        </w:rPr>
-        <w:t xml:space="preserve">Hazırlık durumunu gıda açıklama metninden türetir</w:t>
+        <w:t xml:space="preserve">katmanına aktarır.</w:t>
+      </w:r>
+      <w:r>
+        <w:t xml:space="preserve"> </w:t>
+      </w:r>
+      <w:r>
+        <w:rPr>
+          <w:b/>
+        </w:rPr>
+        <w:t xml:space="preserve">Hazırlık durumunu (raw/cooked/dried…) gıdanın açıklama metninden çıkarırlar</w:t>
+      </w:r>
+      <w:r>
+        <w:t xml:space="preserve">, bir çakışma sütununa göre</w:t>
+      </w:r>
+      <w:r>
+        <w:t xml:space="preserve"> </w:t>
+      </w:r>
+      <w:r>
+        <w:rPr>
+          <w:b/>
+        </w:rPr>
+        <w:t xml:space="preserve">upsert</w:t>
+      </w:r>
+      <w:r>
+        <w:t xml:space="preserve"> </w:t>
+      </w:r>
+      <w:r>
+        <w:t xml:space="preserve">yaparlar (yani tekrar çalıştırmak kopyalamaz, günceller) ve</w:t>
+      </w:r>
+      <w:r>
+        <w:t xml:space="preserve"> </w:t>
+      </w:r>
+      <w:r>
+        <w:rPr>
+          <w:b/>
+        </w:rPr>
+        <w:t xml:space="preserve">deterministik UUID’ler</w:t>
+      </w:r>
+      <w:r>
+        <w:t xml:space="preserve"> </w:t>
+      </w:r>
+      <w:r>
+        <w:t xml:space="preserve">kullanırlar (aynı kaynak satırı her zaman aynı</w:t>
+      </w:r>
+      <w:r>
+        <w:t xml:space="preserve"> </w:t>
+      </w:r>
+      <w:r>
+        <w:rPr>
+          <w:rStyle w:val="VerbatimChar"/>
+        </w:rPr>
+        <w:t xml:space="preserve">entities.id</w:t>
+      </w:r>
+      <w:r>
+        <w:t xml:space="preserve">’ye eşlenir) — böylece her yabancı anahtarın işaret ettiği referans ID’leri sabit kalır.</w:t>
+      </w:r>
+      <w:r>
+        <w:t xml:space="preserve"> </w:t>
+      </w:r>
+      <w:r>
+        <w:t xml:space="preserve">-</w:t>
+      </w:r>
+      <w:r>
+        <w:t xml:space="preserve"> </w:t>
+      </w:r>
+      <w:r>
+        <w:rPr>
+          <w:b/>
+        </w:rPr>
+        <w:t xml:space="preserve">Tehlikeli koda ağırlık veren bir test paketi</w:t>
+      </w:r>
+      <w:r>
+        <w:t xml:space="preserve"> </w:t>
+      </w:r>
+      <w:r>
+        <w:t xml:space="preserve">—</w:t>
+      </w:r>
+      <w:r>
+        <w:t xml:space="preserve"> </w:t>
+      </w:r>
+      <w:r>
+        <w:rPr>
+          <w:b/>
+        </w:rPr>
+        <w:t xml:space="preserve">128 Python test fonksiyonu + 35 frontend test bloğu, ~5.617 satır</w:t>
+      </w:r>
+      <w:r>
+        <w:t xml:space="preserve">, ağırlıklı olarak sessizce veri bozabilecek ya da kota yakabilecek mantığa odaklı:</w:t>
+      </w:r>
+      <w:r>
+        <w:t xml:space="preserve"> </w:t>
+      </w:r>
+      <w:r>
+        <w:rPr>
+          <w:rStyle w:val="VerbatimChar"/>
+        </w:rPr>
+        <w:t xml:space="preserve">test_ai_routing.py</w:t>
+      </w:r>
+      <w:r>
+        <w:t xml:space="preserve"> </w:t>
+      </w:r>
+      <w:r>
+        <w:t xml:space="preserve">(60 test, 2.469 satır — normalleştirme determinizmi, birim politikası, ID çözümleme güvenliği, eşik yönlendirmesi,</w:t>
+      </w:r>
+      <w:r>
+        <w:t xml:space="preserve"> </w:t>
+      </w:r>
+      <w:r>
+        <w:rPr>
+          <w:b/>
+        </w:rPr>
+        <w:t xml:space="preserve">denetim örneklemesinin determinizmi</w:t>
+      </w:r>
+      <w:r>
+        <w:t xml:space="preserve">, hata sınıflandırması,</w:t>
+      </w:r>
+      <w:r>
+        <w:t xml:space="preserve"> </w:t>
+      </w:r>
+      <w:r>
+        <w:t xml:space="preserve">“</w:t>
+      </w:r>
+      <w:r>
+        <w:t xml:space="preserve">model asla kendi üzerinde eğitilmez</w:t>
+      </w:r>
+      <w:r>
+        <w:t xml:space="preserve">”</w:t>
+      </w:r>
+      <w:r>
+        <w:t xml:space="preserve">),</w:t>
+      </w:r>
+      <w:r>
+        <w:t xml:space="preserve"> </w:t>
+      </w:r>
+      <w:r>
+        <w:rPr>
+          <w:rStyle w:val="VerbatimChar"/>
+        </w:rPr>
+        <w:t xml:space="preserve">test_bilingual_pipeline.py</w:t>
+      </w:r>
+      <w:r>
+        <w:t xml:space="preserve"> </w:t>
+      </w:r>
+      <w:r>
+        <w:t xml:space="preserve">(32, 1.120),</w:t>
+      </w:r>
+      <w:r>
+        <w:t xml:space="preserve"> </w:t>
+      </w:r>
+      <w:r>
+        <w:rPr>
+          <w:rStyle w:val="VerbatimChar"/>
+        </w:rPr>
+        <w:t xml:space="preserve">test_daily_ops.py</w:t>
+      </w:r>
+      <w:r>
+        <w:t xml:space="preserve"> </w:t>
+      </w:r>
+      <w:r>
+        <w:t xml:space="preserve">(30, 983),</w:t>
+      </w:r>
+      <w:r>
+        <w:t xml:space="preserve"> </w:t>
+      </w:r>
+      <w:r>
+        <w:rPr>
+          <w:rStyle w:val="VerbatimChar"/>
+        </w:rPr>
+        <w:t xml:space="preserve">test_pdf_page_markers.py</w:t>
+      </w:r>
+      <w:r>
+        <w:t xml:space="preserve">. Test adları neredeyse değişmezlerin bir tanımı gibi okunuyor — örneğin</w:t>
+      </w:r>
+      <w:r>
+        <w:t xml:space="preserve"> </w:t>
+      </w:r>
+      <w:r>
+        <w:rPr>
+          <w:rStyle w:val="VerbatimChar"/>
+        </w:rPr>
+        <w:t xml:space="preserve">rejects_stale_or_mismatched_db_ids</w:t>
       </w:r>
       <w:r>
         <w:t xml:space="preserve">,</w:t>
@@ -6624,42 +6798,24 @@
       </w:r>
       <w:r>
         <w:rPr>
-          <w:b/>
-        </w:rPr>
-        <w:t xml:space="preserve">bir çakışma sütununda upsert yapar</w:t>
-      </w:r>
-      <w:r>
-        <w:t xml:space="preserve"> </w:t>
-      </w:r>
-      <w:r>
-        <w:t xml:space="preserve">(yeniden çalıştırma mükerrer değil günceller) ve</w:t>
-      </w:r>
-      <w:r>
-        <w:t xml:space="preserve"> </w:t>
-      </w:r>
-      <w:r>
-        <w:rPr>
-          <w:b/>
-        </w:rPr>
-        <w:t xml:space="preserve">deterministik UUID’ler</w:t>
-      </w:r>
-      <w:r>
-        <w:t xml:space="preserve"> </w:t>
-      </w:r>
-      <w:r>
-        <w:t xml:space="preserve">kullanır (aynı kaynak satırı her zaman aynı</w:t>
-      </w:r>
-      <w:r>
-        <w:t xml:space="preserve"> </w:t>
-      </w:r>
-      <w:r>
-        <w:rPr>
-          <w:rStyle w:val="VerbatimChar"/>
-        </w:rPr>
-        <w:t xml:space="preserve">entities.id</w:t>
-      </w:r>
-      <w:r>
-        <w:t xml:space="preserve">’ye eşlenir) — her foreign key’in işaret ettiği referans ID’lerini kararlı tutar.</w:t>
+          <w:rStyle w:val="VerbatimChar"/>
+        </w:rPr>
+        <w:t xml:space="preserve">threshold_one_disables_ai_auto_finalization</w:t>
+      </w:r>
+      <w:r>
+        <w:t xml:space="preserve">,</w:t>
+      </w:r>
+      <w:r>
+        <w:t xml:space="preserve"> </w:t>
+      </w:r>
+      <w:r>
+        <w:rPr>
+          <w:rStyle w:val="VerbatimChar"/>
+        </w:rPr>
+        <w:t xml:space="preserve">build_labels_excludes_ai_model_outcomes</w:t>
+      </w:r>
+      <w:r>
+        <w:t xml:space="preserve">.</w:t>
       </w:r>
       <w:r>
         <w:t xml:space="preserve"> </w:t>
@@ -6674,118 +6830,147 @@
         <w:rPr>
           <w:b/>
         </w:rPr>
-        <w:t xml:space="preserve">Tehlikeli koda ağırlık veren bir test paketi</w:t>
-      </w:r>
-      <w:r>
-        <w:t xml:space="preserve"> </w:t>
-      </w:r>
-      <w:r>
-        <w:t xml:space="preserve">—</w:t>
-      </w:r>
-      <w:r>
-        <w:t xml:space="preserve"> </w:t>
-      </w:r>
-      <w:r>
-        <w:rPr>
-          <w:b/>
-        </w:rPr>
-        <w:t xml:space="preserve">128 Python test fonksiyonu + 35 frontend bloğu, ~5.617 satır</w:t>
-      </w:r>
-      <w:r>
-        <w:t xml:space="preserve">, sessizce veri bozabilecek veya kota yakabilecek şeyde yoğunlaşmış:</w:t>
-      </w:r>
-      <w:r>
-        <w:t xml:space="preserve"> </w:t>
-      </w:r>
-      <w:r>
-        <w:rPr>
-          <w:rStyle w:val="VerbatimChar"/>
-        </w:rPr>
-        <w:t xml:space="preserve">test_ai_routing.py</w:t>
-      </w:r>
-      <w:r>
-        <w:t xml:space="preserve"> </w:t>
-      </w:r>
-      <w:r>
-        <w:t xml:space="preserve">(60 test, 2.469 satır — normalleştirme determinizmi, birim politikası, ID-çözümleme güvenliği, eşik yönlendirme,</w:t>
-      </w:r>
-      <w:r>
-        <w:t xml:space="preserve"> </w:t>
-      </w:r>
-      <w:r>
-        <w:rPr>
-          <w:b/>
-        </w:rPr>
-        <w:t xml:space="preserve">deterministik denetim örneklemesi</w:t>
-      </w:r>
-      <w:r>
-        <w:t xml:space="preserve">, yeniden-deneme sınıflandırması,</w:t>
-      </w:r>
-      <w:r>
-        <w:t xml:space="preserve"> </w:t>
-      </w:r>
-      <w:r>
-        <w:t xml:space="preserve">“</w:t>
-      </w:r>
-      <w:r>
-        <w:t xml:space="preserve">model asla kendi üzerinde eğitilmez</w:t>
-      </w:r>
-      <w:r>
-        <w:t xml:space="preserve">”</w:t>
-      </w:r>
-      <w:r>
-        <w:t xml:space="preserve">),</w:t>
-      </w:r>
-      <w:r>
-        <w:t xml:space="preserve"> </w:t>
-      </w:r>
-      <w:r>
-        <w:rPr>
-          <w:rStyle w:val="VerbatimChar"/>
-        </w:rPr>
-        <w:t xml:space="preserve">test_bilingual_pipeline.py</w:t>
-      </w:r>
-      <w:r>
-        <w:t xml:space="preserve"> </w:t>
-      </w:r>
-      <w:r>
-        <w:t xml:space="preserve">(32, 1.120),</w:t>
-      </w:r>
-      <w:r>
-        <w:t xml:space="preserve"> </w:t>
-      </w:r>
-      <w:r>
-        <w:rPr>
-          <w:rStyle w:val="VerbatimChar"/>
-        </w:rPr>
-        <w:t xml:space="preserve">test_daily_ops.py</w:t>
-      </w:r>
-      <w:r>
-        <w:t xml:space="preserve"> </w:t>
-      </w:r>
-      <w:r>
-        <w:t xml:space="preserve">(30, 983),</w:t>
-      </w:r>
-      <w:r>
-        <w:t xml:space="preserve"> </w:t>
-      </w:r>
-      <w:r>
-        <w:rPr>
-          <w:rStyle w:val="VerbatimChar"/>
-        </w:rPr>
-        <w:t xml:space="preserve">test_pdf_page_markers.py</w:t>
-      </w:r>
-      <w:r>
-        <w:t xml:space="preserve">. Test adları, değişmezlerin bir spesifikasyonu gibi okunur — örn.</w:t>
-      </w:r>
-      <w:r>
-        <w:t xml:space="preserve"> </w:t>
-      </w:r>
-      <w:r>
-        <w:rPr>
-          <w:rStyle w:val="VerbatimChar"/>
-        </w:rPr>
-        <w:t xml:space="preserve">rejects_stale_or_mismatched_db_ids</w:t>
+        <w:t xml:space="preserve">Operasyonel altyapı olarak dokümantasyon</w:t>
+      </w:r>
+      <w:r>
+        <w:t xml:space="preserve"> </w:t>
+      </w:r>
+      <w:r>
+        <w:t xml:space="preserve">— README, AGENTS kuralları, inceleyici iş akışı haritası ve canlı bir devir (handoff) STATE belgesi;</w:t>
+      </w:r>
+      <w:r>
+        <w:t xml:space="preserve"> </w:t>
+      </w:r>
+      <w:r>
+        <w:rPr>
+          <w:i/>
+        </w:rPr>
+        <w:t xml:space="preserve">neden</w:t>
+      </w:r>
+      <w:r>
+        <w:t xml:space="preserve"> </w:t>
+      </w:r>
+      <w:r>
+        <w:t xml:space="preserve">Gemma metin modunda olduğunu,</w:t>
+      </w:r>
+      <w:r>
+        <w:t xml:space="preserve"> </w:t>
+      </w:r>
+      <w:r>
+        <w:rPr>
+          <w:i/>
+        </w:rPr>
+        <w:t xml:space="preserve">neden</w:t>
+      </w:r>
+      <w:r>
+        <w:t xml:space="preserve"> </w:t>
+      </w:r>
+      <w:r>
+        <w:t xml:space="preserve">tarayıcıda kesin vetoya izin verilmediğini,</w:t>
+      </w:r>
+      <w:r>
+        <w:t xml:space="preserve"> </w:t>
+      </w:r>
+      <w:r>
+        <w:rPr>
+          <w:i/>
+        </w:rPr>
+        <w:t xml:space="preserve">neden</w:t>
+      </w:r>
+      <w:r>
+        <w:t xml:space="preserve"> </w:t>
+      </w:r>
+      <w:r>
+        <w:t xml:space="preserve">PDF’lerin varsayılan olarak kaynak URL’sinden sunulduğunu,</w:t>
+      </w:r>
+      <w:r>
+        <w:t xml:space="preserve"> </w:t>
+      </w:r>
+      <w:r>
+        <w:rPr>
+          <w:i/>
+        </w:rPr>
+        <w:t xml:space="preserve">neden</w:t>
+      </w:r>
+      <w:r>
+        <w:t xml:space="preserve"> </w:t>
+      </w:r>
+      <w:r>
+        <w:t xml:space="preserve">kokpit yapay zekâ listelerinin çıkış açısından hafif tutulması gerektiğini ve</w:t>
+      </w:r>
+      <w:r>
+        <w:t xml:space="preserve"> </w:t>
+      </w:r>
+      <w:r>
+        <w:rPr>
+          <w:i/>
+        </w:rPr>
+        <w:t xml:space="preserve">neden</w:t>
+      </w:r>
+      <w:r>
+        <w:t xml:space="preserve"> </w:t>
+      </w:r>
+      <w:r>
+        <w:t xml:space="preserve">nihai doğrunun onay sonuçlarından geldiğini yazıya döküyor — böylece sonradan gelen ekip arkadaşları (ve yapay zekâ ajanları) kritik kararları yeniden türetmiyor ya da geri almıyor.</w:t>
+      </w:r>
+    </w:p>
+    <w:p>
+      <w:pPr>
+        <w:pStyle w:val="BodyText"/>
+      </w:pPr>
+      <w:r>
+        <w:t xml:space="preserve">Burada</w:t>
+      </w:r>
+      <w:r>
+        <w:t xml:space="preserve"> </w:t>
+      </w:r>
+      <w:r>
+        <w:rPr>
+          <w:b/>
+        </w:rPr>
+        <w:t xml:space="preserve">dürüst bir geçmiş</w:t>
+      </w:r>
+      <w:r>
+        <w:t xml:space="preserve"> </w:t>
+      </w:r>
+      <w:r>
+        <w:t xml:space="preserve">de var: şu anki crawler-v2 + kademe, depodaki</w:t>
+      </w:r>
+      <w:r>
+        <w:t xml:space="preserve"> </w:t>
+      </w:r>
+      <w:r>
+        <w:rPr>
+          <w:i/>
+        </w:rPr>
+        <w:t xml:space="preserve">ikinci</w:t>
+      </w:r>
+      <w:r>
+        <w:t xml:space="preserve"> </w:t>
+      </w:r>
+      <w:r>
+        <w:t xml:space="preserve">tam hat mimarisi. Daha eski v1 hasatçısı (</w:t>
+      </w:r>
+      <w:r>
+        <w:rPr>
+          <w:rStyle w:val="VerbatimChar"/>
+        </w:rPr>
+        <w:t xml:space="preserve">pipeline.py</w:t>
+      </w:r>
+      <w:r>
+        <w:t xml:space="preserve"> </w:t>
+      </w:r>
+      <w:r>
+        <w:t xml:space="preserve">ile</w:t>
+      </w:r>
+      <w:r>
+        <w:t xml:space="preserve"> </w:t>
+      </w:r>
+      <w:r>
+        <w:rPr>
+          <w:rStyle w:val="VerbatimChar"/>
+        </w:rPr>
+        <w:t xml:space="preserve">harvester/</w:t>
       </w:r>
       <w:r>
         <w:t xml:space="preserve">,</w:t>
@@ -6797,118 +6982,28 @@
         <w:rPr>
           <w:rStyle w:val="VerbatimChar"/>
         </w:rPr>
-        <w:t xml:space="preserve">threshold_one_disables_ai_auto_finalization</w:t>
-      </w:r>
-      <w:r>
-        <w:t xml:space="preserve">,</w:t>
-      </w:r>
-      <w:r>
-        <w:t xml:space="preserve"> </w:t>
-      </w:r>
-      <w:r>
-        <w:rPr>
-          <w:rStyle w:val="VerbatimChar"/>
-        </w:rPr>
-        <w:t xml:space="preserve">build_labels_excludes_ai_model_outcomes</w:t>
-      </w:r>
-      <w:r>
-        <w:t xml:space="preserve">.</w:t>
-      </w:r>
-      <w:r>
-        <w:t xml:space="preserve"> </w:t>
-      </w:r>
-      <w:r>
-        <w:t xml:space="preserve">-</w:t>
-      </w:r>
-      <w:r>
-        <w:t xml:space="preserve"> </w:t>
-      </w:r>
-      <w:r>
-        <w:rPr>
-          <w:b/>
-        </w:rPr>
-        <w:t xml:space="preserve">Operasyonel altyapı olarak dokümantasyon</w:t>
-      </w:r>
-      <w:r>
-        <w:t xml:space="preserve"> </w:t>
-      </w:r>
-      <w:r>
-        <w:t xml:space="preserve">— README, AGENTS kuralları, inceleyici-iş-akışı haritası ve canlı bir devir STATE belgesi,</w:t>
-      </w:r>
-      <w:r>
-        <w:t xml:space="preserve"> </w:t>
-      </w:r>
-      <w:r>
-        <w:rPr>
-          <w:i/>
-        </w:rPr>
-        <w:t xml:space="preserve">neden</w:t>
-      </w:r>
-      <w:r>
-        <w:t xml:space="preserve"> </w:t>
-      </w:r>
-      <w:r>
-        <w:t xml:space="preserve">Gemma metin-modu olduğunu,</w:t>
-      </w:r>
-      <w:r>
-        <w:t xml:space="preserve"> </w:t>
-      </w:r>
-      <w:r>
-        <w:rPr>
-          <w:i/>
-        </w:rPr>
-        <w:t xml:space="preserve">neden</w:t>
-      </w:r>
-      <w:r>
-        <w:t xml:space="preserve"> </w:t>
-      </w:r>
-      <w:r>
-        <w:t xml:space="preserve">sert-negatif tarayıcı vetosuna izin verilmediğini,</w:t>
-      </w:r>
-      <w:r>
-        <w:t xml:space="preserve"> </w:t>
-      </w:r>
-      <w:r>
-        <w:rPr>
-          <w:i/>
-        </w:rPr>
-        <w:t xml:space="preserve">neden</w:t>
-      </w:r>
-      <w:r>
-        <w:t xml:space="preserve"> </w:t>
-      </w:r>
-      <w:r>
-        <w:t xml:space="preserve">PDF’lerin varsayılan olarak kaynak-URL olduğunu,</w:t>
-      </w:r>
-      <w:r>
-        <w:t xml:space="preserve"> </w:t>
-      </w:r>
-      <w:r>
-        <w:rPr>
-          <w:i/>
-        </w:rPr>
-        <w:t xml:space="preserve">neden</w:t>
-      </w:r>
-      <w:r>
-        <w:t xml:space="preserve"> </w:t>
-      </w:r>
-      <w:r>
-        <w:t xml:space="preserve">kokpit YZ listelerinin çıkış-açısından ince kalması gerektiğini ve</w:t>
-      </w:r>
-      <w:r>
-        <w:t xml:space="preserve"> </w:t>
-      </w:r>
-      <w:r>
-        <w:rPr>
-          <w:i/>
-        </w:rPr>
-        <w:t xml:space="preserve">neden</w:t>
-      </w:r>
-      <w:r>
-        <w:t xml:space="preserve"> </w:t>
-      </w:r>
-      <w:r>
-        <w:t xml:space="preserve">nihai gerçeğin onay sonuçlarından geldiğini yakalar — böylece gelecekteki katkıcılar (ve YZ ajanları) yük taşıyan kararları yeniden türetmez veya geri almaz.</w:t>
+        <w:t xml:space="preserve">core/</w:t>
+      </w:r>
+      <w:r>
+        <w:t xml:space="preserve"> </w:t>
+      </w:r>
+      <w:r>
+        <w:t xml:space="preserve">ve</w:t>
+      </w:r>
+      <w:r>
+        <w:t xml:space="preserve"> </w:t>
+      </w:r>
+      <w:r>
+        <w:rPr>
+          <w:rStyle w:val="VerbatimChar"/>
+        </w:rPr>
+        <w:t xml:space="preserve">extraction/</w:t>
+      </w:r>
+      <w:r>
+        <w:t xml:space="preserve"> </w:t>
+      </w:r>
+      <w:r>
+        <w:t xml:space="preserve">paketleri, ~2.800 satır) silinmedi, korundu — çünkü gerçekten yayımlandı, çalıştı ve iyi fikirleri yeni sürüme taşındı. Onu tutmak depo boyutuna mal oluyor; karşılığında ise sistemin nasıl geliştiğine dair denetlenebilir bir kayıt kalıyor.</w:t>
       </w:r>
     </w:p>
     <w:p>
@@ -6916,88 +7011,16 @@
         <w:pStyle w:val="BodyText"/>
       </w:pPr>
       <w:r>
-        <w:t xml:space="preserve">Burada</w:t>
-      </w:r>
-      <w:r>
-        <w:t xml:space="preserve"> </w:t>
-      </w:r>
-      <w:r>
-        <w:rPr>
-          <w:b/>
-        </w:rPr>
-        <w:t xml:space="preserve">dürüst bir soy ağacı</w:t>
-      </w:r>
-      <w:r>
-        <w:t xml:space="preserve"> </w:t>
-      </w:r>
-      <w:r>
-        <w:t xml:space="preserve">da var: mevcut crawler-v2 + kademe, repodaki</w:t>
-      </w:r>
-      <w:r>
-        <w:t xml:space="preserve"> </w:t>
-      </w:r>
-      <w:r>
-        <w:rPr>
-          <w:i/>
-        </w:rPr>
-        <w:t xml:space="preserve">ikinci</w:t>
-      </w:r>
-      <w:r>
-        <w:t xml:space="preserve"> </w:t>
-      </w:r>
-      <w:r>
-        <w:t xml:space="preserve">tam hat mimarisidir. Daha eski v1 hasatçısı (</w:t>
-      </w:r>
-      <w:r>
-        <w:rPr>
-          <w:rStyle w:val="VerbatimChar"/>
-        </w:rPr>
-        <w:t xml:space="preserve">pipeline.py</w:t>
-      </w:r>
-      <w:r>
-        <w:t xml:space="preserve">,</w:t>
-      </w:r>
-      <w:r>
-        <w:t xml:space="preserve"> </w:t>
-      </w:r>
-      <w:r>
-        <w:rPr>
-          <w:rStyle w:val="VerbatimChar"/>
-        </w:rPr>
-        <w:t xml:space="preserve">harvester/</w:t>
-      </w:r>
-      <w:r>
-        <w:t xml:space="preserve">,</w:t>
-      </w:r>
-      <w:r>
-        <w:t xml:space="preserve"> </w:t>
-      </w:r>
-      <w:r>
-        <w:rPr>
-          <w:rStyle w:val="VerbatimChar"/>
-        </w:rPr>
-        <w:t xml:space="preserve">core/</w:t>
-      </w:r>
-      <w:r>
-        <w:t xml:space="preserve"> </w:t>
-      </w:r>
-      <w:r>
-        <w:t xml:space="preserve">ve</w:t>
-      </w:r>
-      <w:r>
-        <w:t xml:space="preserve"> </w:t>
-      </w:r>
-      <w:r>
-        <w:rPr>
-          <w:rStyle w:val="VerbatimChar"/>
-        </w:rPr>
-        <w:t xml:space="preserve">extraction/</w:t>
-      </w:r>
-      <w:r>
-        <w:t xml:space="preserve"> </w:t>
-      </w:r>
-      <w:r>
-        <w:t xml:space="preserve">paketleri, ~2.800 satır) silinmedi, tutuldu — yayımlandı ve çalıştı ve daha iyi fikirleri ileri taşındı. Onu tutmak repo boyutuna mal olur; takas, sistemin nasıl evrildiğine dair denetlenebilir bir kayıttır.</w:t>
+        <w:rPr>
+          <w:b/>
+        </w:rPr>
+        <w:t xml:space="preserve">İşin zor kısmı.</w:t>
+      </w:r>
+      <w:r>
+        <w:t xml:space="preserve"> </w:t>
+      </w:r>
+      <w:r>
+        <w:t xml:space="preserve">Çoğunlukla disiplin — ETL’i, tekrar çalıştırmanın asla bir gıdayı kopyalamayacağı kadar idempotent kılmak; testleri her yerde kapsama peşinde koşmak yerine bir hatanın felaket olacağı birkaç yüz satıra yoğunlaştırmak; ve dokümantasyonu, yanıltmak yerine gerçekten regresyonları önleyecek kadar doğru tutmak.</w:t>
       </w:r>
     </w:p>
     <w:p>
@@ -7008,13 +7031,25 @@
         <w:rPr>
           <w:b/>
         </w:rPr>
-        <w:t xml:space="preserve">Zor kısım.</w:t>
-      </w:r>
-      <w:r>
-        <w:t xml:space="preserve"> </w:t>
-      </w:r>
-      <w:r>
-        <w:t xml:space="preserve">Çoğunlukla disiplin — ETL’i yeniden-çalıştırmanın asla bir gıdayı mükerrer yapmayacağı şekilde idempotent kılmak, testleri her yerde kapsama kovalamak yerine bir hatanın felaket olduğu birkaç yüz satıra ağırlık vermek ve dokümantasyonu, yanıltmak yerine gerçekten regresyonları önleyecek kadar doğru tutmak.</w:t>
+        <w:t xml:space="preserve">Teknolojiler.</w:t>
+      </w:r>
+      <w:r>
+        <w:t xml:space="preserve"> </w:t>
+      </w:r>
+      <w:r>
+        <w:t xml:space="preserve">Supabase REST üzerinden Python ETL, deterministik UUID’ler, idempotent upsert’ler,</w:t>
+      </w:r>
+      <w:r>
+        <w:t xml:space="preserve"> </w:t>
+      </w:r>
+      <w:r>
+        <w:rPr>
+          <w:rStyle w:val="VerbatimChar"/>
+        </w:rPr>
+        <w:t xml:space="preserve">pytest</w:t>
+      </w:r>
+      <w:r>
+        <w:t xml:space="preserve">, Markdown + DOCX/PDF dışa aktarma araçları.</w:t>
       </w:r>
     </w:p>
     <w:p>
@@ -7025,36 +7060,7 @@
         <w:rPr>
           <w:b/>
         </w:rPr>
-        <w:t xml:space="preserve">Teknolojiler.</w:t>
-      </w:r>
-      <w:r>
-        <w:t xml:space="preserve"> </w:t>
-      </w:r>
-      <w:r>
-        <w:t xml:space="preserve">Supabase REST üzerinde Python ETL, deterministik UUID’ler, idempotent upsert’ler,</w:t>
-      </w:r>
-      <w:r>
-        <w:t xml:space="preserve"> </w:t>
-      </w:r>
-      <w:r>
-        <w:rPr>
-          <w:rStyle w:val="VerbatimChar"/>
-        </w:rPr>
-        <w:t xml:space="preserve">pytest</w:t>
-      </w:r>
-      <w:r>
-        <w:t xml:space="preserve">, Markdown + DOCX/PDF dışa aktarma araçları.</w:t>
-      </w:r>
-    </w:p>
-    <w:p>
-      <w:pPr>
-        <w:pStyle w:val="BodyText"/>
-      </w:pPr>
-      <w:r>
-        <w:rPr>
-          <w:b/>
-        </w:rPr>
-        <w:t xml:space="preserve">Dosyalar &amp; satırlar.</w:t>
+        <w:t xml:space="preserve">Dosyalar ve satırlar.</w:t>
       </w:r>
       <w:r>
         <w:t xml:space="preserve"> </w:t>
@@ -7084,7 +7090,7 @@
         <w:t xml:space="preserve"> </w:t>
       </w:r>
       <w:r>
-        <w:t xml:space="preserve">(343), test paketi (~5.617 satır), README / AGENTS / STATE / iş-akışı-haritası dokümanları, artı tutulan v1 hattı (~2.800 satır).</w:t>
+        <w:t xml:space="preserve">(343), test paketi (~5.617 satır), README / AGENTS / STATE / iş akışı haritası belgeleri ve korunan v1 hattı (~2.800 satır).</w:t>
       </w:r>
     </w:p>
     <w:p>
@@ -7098,9 +7104,9 @@
       <w:pPr>
         <w:pStyle w:val="Heading2"/>
       </w:pPr>
-      <w:bookmarkStart w:id="32" w:name="bitiş-özeti"/>
-      <w:r>
-        <w:t xml:space="preserve">5. Bitiş özeti</w:t>
+      <w:bookmarkStart w:id="32" w:name="kapanış-özeti"/>
+      <w:r>
+        <w:t xml:space="preserve">5. Kapanış özeti</w:t>
       </w:r>
       <w:bookmarkEnd w:id="32"/>
     </w:p>
@@ -7124,7 +7130,7 @@
         <w:t xml:space="preserve"> </w:t>
       </w:r>
       <w:r>
-        <w:t xml:space="preserve">kurdum —</w:t>
+        <w:t xml:space="preserve">ben kurdum —</w:t>
       </w:r>
       <w:r>
         <w:t xml:space="preserve"> </w:t>
@@ -7142,10 +7148,16 @@
         <w:t xml:space="preserve"> </w:t>
       </w:r>
       <w:r>
+        <w:t xml:space="preserve">alıp</w:t>
+      </w:r>
+      <w:r>
+        <w:t xml:space="preserve"> </w:t>
+      </w:r>
+      <w:r>
         <w:t xml:space="preserve">“</w:t>
       </w:r>
       <w:r>
-        <w:t xml:space="preserve">güvenilir, kanıt-konumlu, atıf-destekli aday değerlerden oluşan temiz bir kuyruğa</w:t>
+        <w:t xml:space="preserve">güvenilir, kanıtı işaretlenmiş, kaynağı belli aday değerlerden oluşan temiz bir kuyruğa</w:t>
       </w:r>
       <w:r>
         <w:t xml:space="preserve">”</w:t>
@@ -7154,7 +7166,7 @@
         <w:t xml:space="preserve"> </w:t>
       </w:r>
       <w:r>
-        <w:t xml:space="preserve">çeviren ve bunu yapmak için kendi kendini çalıştıran sistem. Rakamlarla:</w:t>
+        <w:t xml:space="preserve">çeviren ve bunu yapmak için kendi kendine çalışan sistem. Rakamlarla:</w:t>
       </w:r>
     </w:p>
     <w:p>
@@ -7190,16 +7202,16 @@
         <w:t xml:space="preserve"> </w:t>
       </w:r>
       <w:r>
-        <w:t xml:space="preserve">backend / ops / şema kodu; tek başına veritabanı sözleşmesi</w:t>
-      </w:r>
-      <w:r>
-        <w:t xml:space="preserve"> </w:t>
-      </w:r>
-      <w:r>
-        <w:rPr>
-          <w:b/>
-        </w:rPr>
-        <w:t xml:space="preserve">5.396 satırdır</w:t>
+        <w:t xml:space="preserve">backend/operasyon/şema kodu; yalnızca veritabanı sözleşmesi</w:t>
+      </w:r>
+      <w:r>
+        <w:t xml:space="preserve"> </w:t>
+      </w:r>
+      <w:r>
+        <w:rPr>
+          <w:b/>
+        </w:rPr>
+        <w:t xml:space="preserve">5.396 satır</w:t>
       </w:r>
       <w:r>
         <w:t xml:space="preserve"> </w:t>
@@ -7220,7 +7232,7 @@
         <w:t xml:space="preserve"> </w:t>
       </w:r>
       <w:r>
-        <w:t xml:space="preserve">sabitlenmiştir.</w:t>
+        <w:t xml:space="preserve">sabitlenmiş durumda.</w:t>
       </w:r>
     </w:p>
     <w:p>
@@ -7232,16 +7244,16 @@
         <w:pStyle w:val="Compact"/>
       </w:pPr>
       <w:r>
-        <w:t xml:space="preserve">Günde ~1.500 makaleyi eleyen ve ~20 pahalı çıkarımını en iyilerine harcayan bir</w:t>
-      </w:r>
-      <w:r>
-        <w:t xml:space="preserve"> </w:t>
-      </w:r>
-      <w:r>
-        <w:rPr>
-          <w:b/>
-        </w:rPr>
-        <w:t xml:space="preserve">üç-modelli kademe</w:t>
+        <w:t xml:space="preserve">Günde ~1.500 makaleyi eleyip ~20 pahalı çıkarımını en iyilerine harcayan bir</w:t>
+      </w:r>
+      <w:r>
+        <w:t xml:space="preserve"> </w:t>
+      </w:r>
+      <w:r>
+        <w:rPr>
+          <w:b/>
+        </w:rPr>
+        <w:t xml:space="preserve">üç modelli kademe</w:t>
       </w:r>
       <w:r>
         <w:t xml:space="preserve">; çıktısı bir insan gönderisiyle</w:t>
@@ -7253,7 +7265,7 @@
         <w:rPr>
           <w:b/>
         </w:rPr>
-        <w:t xml:space="preserve">birebir aynı hash’lenen</w:t>
+        <w:t xml:space="preserve">aynı hash’i üreten</w:t>
       </w:r>
       <w:r>
         <w:t xml:space="preserve"> </w:t>
@@ -7271,7 +7283,7 @@
         <w:t xml:space="preserve">deterministik normalleştirici</w:t>
       </w:r>
       <w:r>
-        <w:t xml:space="preserve">; ve güvenilir sonuçları otomatik tutan, belirsizleri bir insana yönlendiren ve güvenli olanların bile örneklenen bir kesrini kalite kontrolü olarak incelemeye geri zorlayan bir</w:t>
+        <w:t xml:space="preserve">; ve güvenilir sonuçları otomatik tutan, belirsizleri bir insana yönlendiren, hatta güvenilenlerin bile örneklenmiş bir kısmını kalite kontrolü için incelemeye geri gönderen bir</w:t>
       </w:r>
       <w:r>
         <w:t xml:space="preserve"> </w:t>
@@ -7295,7 +7307,7 @@
         <w:pStyle w:val="Compact"/>
       </w:pPr>
       <w:r>
-        <w:t xml:space="preserve">Yayıncı bot-duvarlarını gerçek bir proof-of-work çözücüyle yenen bir</w:t>
+        <w:t xml:space="preserve">Yayıncı bot duvarlarını gerçek bir proof-of-work çözücüyle aşan bir</w:t>
       </w:r>
       <w:r>
         <w:t xml:space="preserve"> </w:t>
@@ -7322,7 +7334,7 @@
         <w:t xml:space="preserve"> </w:t>
       </w:r>
       <w:r>
-        <w:t xml:space="preserve">ve bunların hepsini 5 dakikalık bir GitHub Actions cron’unda, Supabase ve Gemini ücretsiz katmanları içinde, tek bir</w:t>
+        <w:t xml:space="preserve">ve bütün bunları beş dakikalık bir GitHub Actions cron’unda, Supabase ile Gemini’nin ücretsiz katmanları içinde, tek bir</w:t>
       </w:r>
       <w:r>
         <w:t xml:space="preserve"> </w:t>
@@ -7369,22 +7381,25 @@
         <w:t xml:space="preserve">Canlı</w:t>
       </w:r>
       <w:r>
-        <w:t xml:space="preserve">:</w:t>
-      </w:r>
-      <w:r>
-        <w:t xml:space="preserve"> </w:t>
-      </w:r>
-      <w:r>
-        <w:rPr>
-          <w:b/>
-        </w:rPr>
-        <w:t xml:space="preserve">altı ay boyunca üretimde işletilmiş, migrate edilmiş ve kurtarılmış</w:t>
-      </w:r>
-      <w:r>
-        <w:t xml:space="preserve"> </w:t>
-      </w:r>
-      <w:r>
-        <w:t xml:space="preserve">sürekli bir hat; bozuk bir politikanın veri sızdıracağı, takılan bir işçinin her şeyi durduracağı ve yanlış bir otomatik-kabulün bir gıda veritabanını bozacağı en-az-ayrıcalıklı bir güvenlik modeli altında — bu yüzden bunların her biri olmayacak şekilde tasarlanmak zorundaydı.</w:t>
+        <w:t xml:space="preserve"> </w:t>
+      </w:r>
+      <w:r>
+        <w:t xml:space="preserve">ve</w:t>
+      </w:r>
+      <w:r>
+        <w:t xml:space="preserve"> </w:t>
+      </w:r>
+      <w:r>
+        <w:rPr>
+          <w:b/>
+        </w:rPr>
+        <w:t xml:space="preserve">altı aydır üretimde işletiliyor, taşındı ve kurtarıldı</w:t>
+      </w:r>
+      <w:r>
+        <w:t xml:space="preserve"> </w:t>
+      </w:r>
+      <w:r>
+        <w:t xml:space="preserve">— hatalı bir politikanın veri sızdıracağı, takılı bir işçinin her şeyi durduracağı ve yanlış bir otomatik kabulün bir gıda veritabanını bozacağı, en az yetki ilkesine dayalı bir güvenlik modeli altında. Bu yüzden bunların her birinin olmaması için baştan tasarlanması gerekti.</w:t>
       </w:r>
     </w:p>
     <w:p>
@@ -7401,13 +7416,13 @@
         <w:rPr>
           <w:b/>
         </w:rPr>
-        <w:t xml:space="preserve">Benim backend’im, makaleleri bulan, onları okuyan, neyin güvenilir olduğuna karar veren ve yalnızca geri kalanını bir insana saklayan makine — her gün çalışacak kadar ucuz ve bir besin etiketinde güvenilecek kadar dürüst.</w:t>
-      </w:r>
-      <w:r>
-        <w:t xml:space="preserve"> </w:t>
-      </w:r>
-      <w:r>
-        <w:t xml:space="preserve">OpenNutri’nin, manuel derlemenin asla yapamadığını ölçekte yapmasını sağlayan budur.</w:t>
+        <w:t xml:space="preserve">Benim backend’im ise makaleleri bulan, onları okuyan, neyin güvenilir olduğuna karar veren ve yalnızca geri kalanı bir insana bırakan makine — her gün çalışacak kadar ucuz, bir besin etiketinde güvenilecek kadar dürüst.</w:t>
+      </w:r>
+      <w:r>
+        <w:t xml:space="preserve"> </w:t>
+      </w:r>
+      <w:r>
+        <w:t xml:space="preserve">OpenNutri’nin, elle derlemenin asla başaramayacağı ölçeği yakalamasını sağlayan da bu.</w:t>
       </w:r>
     </w:p>
     <w:sectPr/>
